--- a/reports/EXP_School_Profiles_Report_and_Time_Estimate.docx
+++ b/reports/EXP_School_Profiles_Report_and_Time_Estimate.docx
@@ -43,6 +43,10 @@
         <w:br/>
       </w:r>
       <w:r>
+        <w:t>Timeline: 5 Development Days + 1 Testing Day</w:t>
+        <w:br/>
+      </w:r>
+      <w:r>
         <w:t>Environment: DEV</w:t>
         <w:br/>
       </w:r>
@@ -66,15 +70,7 @@
           <w:b w:val="0"/>
           <w:i w:val="0"/>
         </w:rPr>
-        <w:t>This report outlines the scope, technical approach, deliverables, and detailed time estimates for replacing EXP's downloadable school PDFs with a reusable WordPress-based school directory. The solution uses Custom Post Types (CPT), Advanced Custom Fields (ACF), FacetWP filtering, and WordPress Taxonomies — following the same architecture used in the Müller project.</w:t>
-      </w:r>
-    </w:p>
-    <w:p>
-      <w:r>
-        <w:rPr>
-          <w:b w:val="0"/>
-          <w:i w:val="0"/>
-        </w:rPr>
+        <w:t>This report outlines the scope, technical approach, deliverables, and a compressed 6-day delivery schedule for replacing EXP's downloadable school PDFs with a reusable WordPress-based school directory. The solution uses Custom Post Types (CPT), Advanced Custom Fields (ACF), FacetWP filtering, and WordPress Taxonomies — reusing the Müller project architecture to meet an accelerated timeline.</w:t>
       </w:r>
     </w:p>
     <w:tbl>
@@ -91,7 +87,7 @@
       <w:tr>
         <w:tc>
           <w:tcPr>
-            <w:tcW w:type="dxa" w:w="4535"/>
+            <w:tcW w:type="dxa" w:w="4320"/>
             <w:shd w:fill="1F4E79" w:val="clear"/>
           </w:tcPr>
           <w:p>
@@ -107,7 +103,7 @@
         </w:tc>
         <w:tc>
           <w:tcPr>
-            <w:tcW w:type="dxa" w:w="4535"/>
+            <w:tcW w:type="dxa" w:w="4320"/>
             <w:shd w:fill="1F4E79" w:val="clear"/>
           </w:tcPr>
           <w:p>
@@ -125,24 +121,27 @@
       <w:tr>
         <w:tc>
           <w:tcPr>
-            <w:tcW w:type="dxa" w:w="4535"/>
-          </w:tcPr>
-          <w:p>
-            <w:r>
-              <w:rPr>
-                <w:sz w:val="20"/>
-              </w:rPr>
-              <w:t>Total Estimated Effort</w:t>
-            </w:r>
-          </w:p>
-        </w:tc>
-        <w:tc>
-          <w:tcPr>
-            <w:tcW w:type="dxa" w:w="4535"/>
-          </w:tcPr>
-          <w:p>
-            <w:r>
-              <w:t>110.5 hours</w:t>
+            <w:tcW w:type="dxa" w:w="4320"/>
+          </w:tcPr>
+          <w:p>
+            <w:r>
+              <w:rPr>
+                <w:sz w:val="20"/>
+              </w:rPr>
+              <w:t>Development</w:t>
+            </w:r>
+          </w:p>
+        </w:tc>
+        <w:tc>
+          <w:tcPr>
+            <w:tcW w:type="dxa" w:w="4320"/>
+          </w:tcPr>
+          <w:p>
+            <w:r>
+              <w:rPr>
+                <w:sz w:val="20"/>
+              </w:rPr>
+              <w:t>5 days (40 hours)</w:t>
             </w:r>
           </w:p>
         </w:tc>
@@ -150,7 +149,7 @@
       <w:tr>
         <w:tc>
           <w:tcPr>
-            <w:tcW w:type="dxa" w:w="4535"/>
+            <w:tcW w:type="dxa" w:w="4320"/>
             <w:shd w:fill="F2F2F2" w:val="clear"/>
           </w:tcPr>
           <w:p>
@@ -158,18 +157,21 @@
               <w:rPr>
                 <w:sz w:val="20"/>
               </w:rPr>
-              <w:t>Estimated Duration (1 developer)</w:t>
-            </w:r>
-          </w:p>
-        </w:tc>
-        <w:tc>
-          <w:tcPr>
-            <w:tcW w:type="dxa" w:w="4535"/>
+              <w:t>Testing &amp; QA</w:t>
+            </w:r>
+          </w:p>
+        </w:tc>
+        <w:tc>
+          <w:tcPr>
+            <w:tcW w:type="dxa" w:w="4320"/>
             <w:shd w:fill="F2F2F2" w:val="clear"/>
           </w:tcPr>
           <w:p>
             <w:r>
-              <w:t>13.8 working days</w:t>
+              <w:rPr>
+                <w:sz w:val="20"/>
+              </w:rPr>
+              <w:t>1 day (8 hours)</w:t>
             </w:r>
           </w:p>
         </w:tc>
@@ -177,24 +179,27 @@
       <w:tr>
         <w:tc>
           <w:tcPr>
-            <w:tcW w:type="dxa" w:w="4535"/>
-          </w:tcPr>
-          <w:p>
-            <w:r>
-              <w:rPr>
-                <w:sz w:val="20"/>
-              </w:rPr>
-              <w:t>Estimated Duration (calendar, 50% allocation)</w:t>
-            </w:r>
-          </w:p>
-        </w:tc>
-        <w:tc>
-          <w:tcPr>
-            <w:tcW w:type="dxa" w:w="4535"/>
-          </w:tcPr>
-          <w:p>
-            <w:r>
-              <w:t>3.5 weeks</w:t>
+            <w:tcW w:type="dxa" w:w="4320"/>
+          </w:tcPr>
+          <w:p>
+            <w:r>
+              <w:rPr>
+                <w:sz w:val="20"/>
+              </w:rPr>
+              <w:t>Total Project Duration</w:t>
+            </w:r>
+          </w:p>
+        </w:tc>
+        <w:tc>
+          <w:tcPr>
+            <w:tcW w:type="dxa" w:w="4320"/>
+          </w:tcPr>
+          <w:p>
+            <w:r>
+              <w:rPr>
+                <w:sz w:val="20"/>
+              </w:rPr>
+              <w:t>6 days (48 hours)</w:t>
             </w:r>
           </w:p>
         </w:tc>
@@ -202,7 +207,7 @@
       <w:tr>
         <w:tc>
           <w:tcPr>
-            <w:tcW w:type="dxa" w:w="4535"/>
+            <w:tcW w:type="dxa" w:w="4320"/>
             <w:shd w:fill="F2F2F2" w:val="clear"/>
           </w:tcPr>
           <w:p>
@@ -210,13 +215,13 @@
               <w:rPr>
                 <w:sz w:val="20"/>
               </w:rPr>
-              <w:t>Pilot Country</w:t>
-            </w:r>
-          </w:p>
-        </w:tc>
-        <w:tc>
-          <w:tcPr>
-            <w:tcW w:type="dxa" w:w="4535"/>
+              <w:t>Developer Allocation</w:t>
+            </w:r>
+          </w:p>
+        </w:tc>
+        <w:tc>
+          <w:tcPr>
+            <w:tcW w:type="dxa" w:w="4320"/>
             <w:shd w:fill="F2F2F2" w:val="clear"/>
           </w:tcPr>
           <w:p>
@@ -224,7 +229,7 @@
               <w:rPr>
                 <w:sz w:val="20"/>
               </w:rPr>
-              <w:t>New Zealand</w:t>
+              <w:t>1 developer, full-time (8 hrs/day)</w:t>
             </w:r>
           </w:p>
         </w:tc>
@@ -232,27 +237,27 @@
       <w:tr>
         <w:tc>
           <w:tcPr>
-            <w:tcW w:type="dxa" w:w="4535"/>
-          </w:tcPr>
-          <w:p>
-            <w:r>
-              <w:rPr>
-                <w:sz w:val="20"/>
-              </w:rPr>
-              <w:t>Future Reuse</w:t>
-            </w:r>
-          </w:p>
-        </w:tc>
-        <w:tc>
-          <w:tcPr>
-            <w:tcW w:type="dxa" w:w="4535"/>
-          </w:tcPr>
-          <w:p>
-            <w:r>
-              <w:rPr>
-                <w:sz w:val="20"/>
-              </w:rPr>
-              <w:t>All other countries</w:t>
+            <w:tcW w:type="dxa" w:w="4320"/>
+          </w:tcPr>
+          <w:p>
+            <w:r>
+              <w:rPr>
+                <w:sz w:val="20"/>
+              </w:rPr>
+              <w:t>Pilot Country</w:t>
+            </w:r>
+          </w:p>
+        </w:tc>
+        <w:tc>
+          <w:tcPr>
+            <w:tcW w:type="dxa" w:w="4320"/>
+          </w:tcPr>
+          <w:p>
+            <w:r>
+              <w:rPr>
+                <w:sz w:val="20"/>
+              </w:rPr>
+              <w:t>New Zealand</w:t>
             </w:r>
           </w:p>
         </w:tc>
@@ -260,7 +265,7 @@
       <w:tr>
         <w:tc>
           <w:tcPr>
-            <w:tcW w:type="dxa" w:w="4535"/>
+            <w:tcW w:type="dxa" w:w="4320"/>
             <w:shd w:fill="F2F2F2" w:val="clear"/>
           </w:tcPr>
           <w:p>
@@ -268,13 +273,13 @@
               <w:rPr>
                 <w:sz w:val="20"/>
               </w:rPr>
-              <w:t>Environment</w:t>
-            </w:r>
-          </w:p>
-        </w:tc>
-        <w:tc>
-          <w:tcPr>
-            <w:tcW w:type="dxa" w:w="4535"/>
+              <w:t>Future Reuse</w:t>
+            </w:r>
+          </w:p>
+        </w:tc>
+        <w:tc>
+          <w:tcPr>
+            <w:tcW w:type="dxa" w:w="4320"/>
             <w:shd w:fill="F2F2F2" w:val="clear"/>
           </w:tcPr>
           <w:p>
@@ -282,7 +287,7 @@
               <w:rPr>
                 <w:sz w:val="20"/>
               </w:rPr>
-              <w:t>DEV → Staging → Production</w:t>
+              <w:t>All other countries</w:t>
             </w:r>
           </w:p>
         </w:tc>
@@ -295,33 +300,367 @@
           <w:b/>
           <w:i w:val="0"/>
         </w:rPr>
-        <w:t>Key Outcome:</w:t>
+        <w:t>Schedule at a Glance:</w:t>
       </w:r>
     </w:p>
-    <w:p>
-      <w:pPr>
-        <w:pStyle w:val="ListBullet"/>
-      </w:pPr>
-      <w:r>
-        <w:t>EXP staff can add, edit, and filter schools without developer involvement</w:t>
-      </w:r>
-    </w:p>
-    <w:p>
-      <w:pPr>
-        <w:pStyle w:val="ListBullet"/>
-      </w:pPr>
-      <w:r>
-        <w:t>PDF maintenance replaced by CMS-managed school profile pages</w:t>
-      </w:r>
-    </w:p>
-    <w:p>
-      <w:pPr>
-        <w:pStyle w:val="ListBullet"/>
-      </w:pPr>
-      <w:r>
-        <w:t>Reusable structure scalable to all countries after NZ pilot</w:t>
-      </w:r>
-    </w:p>
+    <w:tbl>
+      <w:tblPr>
+        <w:tblStyle w:val="TableGrid"/>
+        <w:tblW w:type="auto" w:w="0"/>
+        <w:jc w:val="center"/>
+        <w:tblLook w:firstColumn="1" w:firstRow="1" w:lastColumn="0" w:lastRow="0" w:noHBand="0" w:noVBand="1" w:val="04A0"/>
+      </w:tblPr>
+      <w:tblGrid>
+        <w:gridCol w:w="2880"/>
+        <w:gridCol w:w="2880"/>
+        <w:gridCol w:w="2880"/>
+      </w:tblGrid>
+      <w:tr>
+        <w:tc>
+          <w:tcPr>
+            <w:tcW w:type="dxa" w:w="2880"/>
+            <w:shd w:fill="1F4E79" w:val="clear"/>
+          </w:tcPr>
+          <w:p>
+            <w:r>
+              <w:rPr>
+                <w:b/>
+                <w:color w:val="FFFFFF"/>
+                <w:sz w:val="20"/>
+              </w:rPr>
+              <w:t>Day</w:t>
+            </w:r>
+          </w:p>
+        </w:tc>
+        <w:tc>
+          <w:tcPr>
+            <w:tcW w:type="dxa" w:w="2880"/>
+            <w:shd w:fill="1F4E79" w:val="clear"/>
+          </w:tcPr>
+          <w:p>
+            <w:r>
+              <w:rPr>
+                <w:b/>
+                <w:color w:val="FFFFFF"/>
+                <w:sz w:val="20"/>
+              </w:rPr>
+              <w:t>Focus</w:t>
+            </w:r>
+          </w:p>
+        </w:tc>
+        <w:tc>
+          <w:tcPr>
+            <w:tcW w:type="dxa" w:w="2880"/>
+            <w:shd w:fill="1F4E79" w:val="clear"/>
+          </w:tcPr>
+          <w:p>
+            <w:r>
+              <w:rPr>
+                <w:b/>
+                <w:color w:val="FFFFFF"/>
+                <w:sz w:val="20"/>
+              </w:rPr>
+              <w:t>Hours</w:t>
+            </w:r>
+          </w:p>
+        </w:tc>
+      </w:tr>
+      <w:tr>
+        <w:tc>
+          <w:tcPr>
+            <w:tcW w:type="dxa" w:w="2880"/>
+          </w:tcPr>
+          <w:p>
+            <w:r>
+              <w:rPr>
+                <w:sz w:val="20"/>
+              </w:rPr>
+              <w:t>Day 1</w:t>
+            </w:r>
+          </w:p>
+        </w:tc>
+        <w:tc>
+          <w:tcPr>
+            <w:tcW w:type="dxa" w:w="2880"/>
+          </w:tcPr>
+          <w:p>
+            <w:r>
+              <w:rPr>
+                <w:sz w:val="20"/>
+              </w:rPr>
+              <w:t>Discovery, setup &amp; data model (CPT + taxonomies)</w:t>
+            </w:r>
+          </w:p>
+        </w:tc>
+        <w:tc>
+          <w:tcPr>
+            <w:tcW w:type="dxa" w:w="2880"/>
+          </w:tcPr>
+          <w:p>
+            <w:r>
+              <w:rPr>
+                <w:sz w:val="20"/>
+              </w:rPr>
+              <w:t>8</w:t>
+            </w:r>
+          </w:p>
+        </w:tc>
+      </w:tr>
+      <w:tr>
+        <w:tc>
+          <w:tcPr>
+            <w:tcW w:type="dxa" w:w="2880"/>
+            <w:shd w:fill="F2F2F2" w:val="clear"/>
+          </w:tcPr>
+          <w:p>
+            <w:r>
+              <w:rPr>
+                <w:sz w:val="20"/>
+              </w:rPr>
+              <w:t>Day 2</w:t>
+            </w:r>
+          </w:p>
+        </w:tc>
+        <w:tc>
+          <w:tcPr>
+            <w:tcW w:type="dxa" w:w="2880"/>
+            <w:shd w:fill="F2F2F2" w:val="clear"/>
+          </w:tcPr>
+          <w:p>
+            <w:r>
+              <w:rPr>
+                <w:sz w:val="20"/>
+              </w:rPr>
+              <w:t>ACF field groups &amp; school profile template</w:t>
+            </w:r>
+          </w:p>
+        </w:tc>
+        <w:tc>
+          <w:tcPr>
+            <w:tcW w:type="dxa" w:w="2880"/>
+            <w:shd w:fill="F2F2F2" w:val="clear"/>
+          </w:tcPr>
+          <w:p>
+            <w:r>
+              <w:rPr>
+                <w:sz w:val="20"/>
+              </w:rPr>
+              <w:t>8</w:t>
+            </w:r>
+          </w:p>
+        </w:tc>
+      </w:tr>
+      <w:tr>
+        <w:tc>
+          <w:tcPr>
+            <w:tcW w:type="dxa" w:w="2880"/>
+          </w:tcPr>
+          <w:p>
+            <w:r>
+              <w:rPr>
+                <w:sz w:val="20"/>
+              </w:rPr>
+              <w:t>Day 3</w:t>
+            </w:r>
+          </w:p>
+        </w:tc>
+        <w:tc>
+          <w:tcPr>
+            <w:tcW w:type="dxa" w:w="2880"/>
+          </w:tcPr>
+          <w:p>
+            <w:r>
+              <w:rPr>
+                <w:sz w:val="20"/>
+              </w:rPr>
+              <w:t>Region overview, filter page &amp; country page CTAs</w:t>
+            </w:r>
+          </w:p>
+        </w:tc>
+        <w:tc>
+          <w:tcPr>
+            <w:tcW w:type="dxa" w:w="2880"/>
+          </w:tcPr>
+          <w:p>
+            <w:r>
+              <w:rPr>
+                <w:sz w:val="20"/>
+              </w:rPr>
+              <w:t>8</w:t>
+            </w:r>
+          </w:p>
+        </w:tc>
+      </w:tr>
+      <w:tr>
+        <w:tc>
+          <w:tcPr>
+            <w:tcW w:type="dxa" w:w="2880"/>
+            <w:shd w:fill="F2F2F2" w:val="clear"/>
+          </w:tcPr>
+          <w:p>
+            <w:r>
+              <w:rPr>
+                <w:sz w:val="20"/>
+              </w:rPr>
+              <w:t>Day 4</w:t>
+            </w:r>
+          </w:p>
+        </w:tc>
+        <w:tc>
+          <w:tcPr>
+            <w:tcW w:type="dxa" w:w="2880"/>
+            <w:shd w:fill="F2F2F2" w:val="clear"/>
+          </w:tcPr>
+          <w:p>
+            <w:r>
+              <w:rPr>
+                <w:sz w:val="20"/>
+              </w:rPr>
+              <w:t>FacetWP integration &amp; URL preselection</w:t>
+            </w:r>
+          </w:p>
+        </w:tc>
+        <w:tc>
+          <w:tcPr>
+            <w:tcW w:type="dxa" w:w="2880"/>
+            <w:shd w:fill="F2F2F2" w:val="clear"/>
+          </w:tcPr>
+          <w:p>
+            <w:r>
+              <w:rPr>
+                <w:sz w:val="20"/>
+              </w:rPr>
+              <w:t>8</w:t>
+            </w:r>
+          </w:p>
+        </w:tc>
+      </w:tr>
+      <w:tr>
+        <w:tc>
+          <w:tcPr>
+            <w:tcW w:type="dxa" w:w="2880"/>
+          </w:tcPr>
+          <w:p>
+            <w:r>
+              <w:rPr>
+                <w:sz w:val="20"/>
+              </w:rPr>
+              <w:t>Day 5</w:t>
+            </w:r>
+          </w:p>
+        </w:tc>
+        <w:tc>
+          <w:tcPr>
+            <w:tcW w:type="dxa" w:w="2880"/>
+          </w:tcPr>
+          <w:p>
+            <w:r>
+              <w:rPr>
+                <w:sz w:val="20"/>
+              </w:rPr>
+              <w:t>NZ content migration &amp; reusability setup</w:t>
+            </w:r>
+          </w:p>
+        </w:tc>
+        <w:tc>
+          <w:tcPr>
+            <w:tcW w:type="dxa" w:w="2880"/>
+          </w:tcPr>
+          <w:p>
+            <w:r>
+              <w:rPr>
+                <w:sz w:val="20"/>
+              </w:rPr>
+              <w:t>8</w:t>
+            </w:r>
+          </w:p>
+        </w:tc>
+      </w:tr>
+      <w:tr>
+        <w:tc>
+          <w:tcPr>
+            <w:tcW w:type="dxa" w:w="2880"/>
+            <w:shd w:fill="F2F2F2" w:val="clear"/>
+          </w:tcPr>
+          <w:p>
+            <w:r>
+              <w:rPr>
+                <w:sz w:val="20"/>
+              </w:rPr>
+              <w:t>Day 6</w:t>
+            </w:r>
+          </w:p>
+        </w:tc>
+        <w:tc>
+          <w:tcPr>
+            <w:tcW w:type="dxa" w:w="2880"/>
+            <w:shd w:fill="F2F2F2" w:val="clear"/>
+          </w:tcPr>
+          <w:p>
+            <w:r>
+              <w:rPr>
+                <w:sz w:val="20"/>
+              </w:rPr>
+              <w:t>Testing, QA, bug fixes &amp; handover</w:t>
+            </w:r>
+          </w:p>
+        </w:tc>
+        <w:tc>
+          <w:tcPr>
+            <w:tcW w:type="dxa" w:w="2880"/>
+            <w:shd w:fill="F2F2F2" w:val="clear"/>
+          </w:tcPr>
+          <w:p>
+            <w:r>
+              <w:rPr>
+                <w:sz w:val="20"/>
+              </w:rPr>
+              <w:t>8</w:t>
+            </w:r>
+          </w:p>
+        </w:tc>
+      </w:tr>
+      <w:tr>
+        <w:tc>
+          <w:tcPr>
+            <w:tcW w:type="dxa" w:w="2880"/>
+          </w:tcPr>
+          <w:p>
+            <w:r>
+              <w:rPr>
+                <w:sz w:val="20"/>
+              </w:rPr>
+            </w:r>
+          </w:p>
+        </w:tc>
+        <w:tc>
+          <w:tcPr>
+            <w:tcW w:type="dxa" w:w="2880"/>
+          </w:tcPr>
+          <w:p>
+            <w:r>
+              <w:rPr>
+                <w:sz w:val="20"/>
+              </w:rPr>
+              <w:t>TOTAL</w:t>
+            </w:r>
+          </w:p>
+        </w:tc>
+        <w:tc>
+          <w:tcPr>
+            <w:tcW w:type="dxa" w:w="2880"/>
+          </w:tcPr>
+          <w:p>
+            <w:r>
+              <w:rPr>
+                <w:sz w:val="20"/>
+              </w:rPr>
+              <w:t>48</w:t>
+            </w:r>
+          </w:p>
+        </w:tc>
+      </w:tr>
+    </w:tbl>
     <w:p>
       <w:r>
         <w:br w:type="page"/>
@@ -341,7 +680,7 @@
           <w:b w:val="0"/>
           <w:i w:val="0"/>
         </w:rPr>
-        <w:t>EXP currently publishes school information as downloadable PDFs (e.g. USA Choice schools). This approach creates significant maintenance overhead: every content update requires editing and re-uploading a PDF file.</w:t>
+        <w:t>EXP currently publishes school information as downloadable PDFs (e.g. USA Choice schools). Every content update requires editing and re-uploading a PDF, which is slow and not searchable.</w:t>
       </w:r>
     </w:p>
     <w:p>
@@ -358,7 +697,7 @@
         <w:pStyle w:val="ListBullet"/>
       </w:pPr>
       <w:r>
-        <w:t>Content updates are slow and require manual PDF editing</w:t>
+        <w:t>Content updates require manual PDF editing and re-uploading</w:t>
       </w:r>
     </w:p>
     <w:p>
@@ -367,14 +706,6 @@
       </w:pPr>
       <w:r>
         <w:t>No searchable, filterable school directory on the website</w:t>
-      </w:r>
-    </w:p>
-    <w:p>
-      <w:pPr>
-        <w:pStyle w:val="ListBullet"/>
-      </w:pPr>
-      <w:r>
-        <w:t>Poor user experience compared to interactive filtering</w:t>
       </w:r>
     </w:p>
     <w:p>
@@ -391,15 +722,6 @@
       </w:pPr>
       <w:r>
         <w:t>2.1 Project Goal</w:t>
-      </w:r>
-    </w:p>
-    <w:p>
-      <w:r>
-        <w:rPr>
-          <w:b w:val="0"/>
-          <w:i w:val="0"/>
-        </w:rPr>
-        <w:t>Build a reusable school directory consisting of:</w:t>
       </w:r>
     </w:p>
     <w:p>
@@ -440,7 +762,7 @@
           <w:b w:val="0"/>
           <w:i w:val="0"/>
         </w:rPr>
-        <w:t>The pilot country is New Zealand. Once validated, the structure will be reused for all other countries.</w:t>
+        <w:t>Pilot country: New Zealand. Structure reusable for all other countries.</w:t>
       </w:r>
     </w:p>
     <w:p>
@@ -465,7 +787,7 @@
       <w:tr>
         <w:tc>
           <w:tcPr>
-            <w:tcW w:type="dxa" w:w="3402"/>
+            <w:tcW w:type="dxa" w:w="4320"/>
             <w:shd w:fill="1F4E79" w:val="clear"/>
           </w:tcPr>
           <w:p>
@@ -481,7 +803,7 @@
         </w:tc>
         <w:tc>
           <w:tcPr>
-            <w:tcW w:type="dxa" w:w="5669"/>
+            <w:tcW w:type="dxa" w:w="4320"/>
             <w:shd w:fill="1F4E79" w:val="clear"/>
           </w:tcPr>
           <w:p>
@@ -499,7 +821,7 @@
       <w:tr>
         <w:tc>
           <w:tcPr>
-            <w:tcW w:type="dxa" w:w="3402"/>
+            <w:tcW w:type="dxa" w:w="4320"/>
           </w:tcPr>
           <w:p>
             <w:r>
@@ -512,7 +834,7 @@
         </w:tc>
         <w:tc>
           <w:tcPr>
-            <w:tcW w:type="dxa" w:w="5669"/>
+            <w:tcW w:type="dxa" w:w="4320"/>
           </w:tcPr>
           <w:p>
             <w:r>
@@ -527,7 +849,7 @@
       <w:tr>
         <w:tc>
           <w:tcPr>
-            <w:tcW w:type="dxa" w:w="3402"/>
+            <w:tcW w:type="dxa" w:w="4320"/>
             <w:shd w:fill="F2F2F2" w:val="clear"/>
           </w:tcPr>
           <w:p>
@@ -541,7 +863,7 @@
         </w:tc>
         <w:tc>
           <w:tcPr>
-            <w:tcW w:type="dxa" w:w="5669"/>
+            <w:tcW w:type="dxa" w:w="4320"/>
             <w:shd w:fill="F2F2F2" w:val="clear"/>
           </w:tcPr>
           <w:p>
@@ -557,7 +879,7 @@
       <w:tr>
         <w:tc>
           <w:tcPr>
-            <w:tcW w:type="dxa" w:w="3402"/>
+            <w:tcW w:type="dxa" w:w="4320"/>
           </w:tcPr>
           <w:p>
             <w:r>
@@ -570,14 +892,14 @@
         </w:tc>
         <w:tc>
           <w:tcPr>
-            <w:tcW w:type="dxa" w:w="5669"/>
-          </w:tcPr>
-          <w:p>
-            <w:r>
-              <w:rPr>
-                <w:sz w:val="20"/>
-              </w:rPr>
-              <w:t>Display-only content (descriptions, images, fees, etc.)</w:t>
+            <w:tcW w:type="dxa" w:w="4320"/>
+          </w:tcPr>
+          <w:p>
+            <w:r>
+              <w:rPr>
+                <w:sz w:val="20"/>
+              </w:rPr>
+              <w:t>Display-only content (descriptions, images, fees)</w:t>
             </w:r>
           </w:p>
         </w:tc>
@@ -585,7 +907,7 @@
       <w:tr>
         <w:tc>
           <w:tcPr>
-            <w:tcW w:type="dxa" w:w="3402"/>
+            <w:tcW w:type="dxa" w:w="4320"/>
             <w:shd w:fill="F2F2F2" w:val="clear"/>
           </w:tcPr>
           <w:p>
@@ -599,7 +921,7 @@
         </w:tc>
         <w:tc>
           <w:tcPr>
-            <w:tcW w:type="dxa" w:w="5669"/>
+            <w:tcW w:type="dxa" w:w="4320"/>
             <w:shd w:fill="F2F2F2" w:val="clear"/>
           </w:tcPr>
           <w:p>
@@ -615,7 +937,7 @@
       <w:tr>
         <w:tc>
           <w:tcPr>
-            <w:tcW w:type="dxa" w:w="3402"/>
+            <w:tcW w:type="dxa" w:w="4320"/>
           </w:tcPr>
           <w:p>
             <w:r>
@@ -628,14 +950,14 @@
         </w:tc>
         <w:tc>
           <w:tcPr>
-            <w:tcW w:type="dxa" w:w="5669"/>
-          </w:tcPr>
-          <w:p>
-            <w:r>
-              <w:rPr>
-                <w:sz w:val="20"/>
-              </w:rPr>
-              <w:t>Filterable/extendable values (regions, interests, school types)</w:t>
+            <w:tcW w:type="dxa" w:w="4320"/>
+          </w:tcPr>
+          <w:p>
+            <w:r>
+              <w:rPr>
+                <w:sz w:val="20"/>
+              </w:rPr>
+              <w:t>Filterable values editable by EXP (regions, interests, etc.)</w:t>
             </w:r>
           </w:p>
         </w:tc>
@@ -656,7 +978,7 @@
           <w:b w:val="0"/>
           <w:i w:val="0"/>
         </w:rPr>
-        <w:t>Anything users should be able to extend themselves (new regions, interests, school types, etc.) MUST be created as Taxonomies — NOT as ACF select fields. Pure display information is stored as ACF fields.</w:t>
+        <w:t>User-extendable values (regions, interests, school types) = Taxonomies. Pure display information = ACF fields.</w:t>
       </w:r>
     </w:p>
     <w:p>
@@ -672,7 +994,7 @@
         <w:pStyle w:val="Heading2"/>
       </w:pPr>
       <w:r>
-        <w:t>4.1 Country Page (Existing — Minor Update)</w:t>
+        <w:t>4.1 Country Page (Minor Update)</w:t>
       </w:r>
     </w:p>
     <w:p>
@@ -681,16 +1003,7 @@
           <w:b w:val="0"/>
           <w:i w:val="0"/>
         </w:rPr>
-        <w:t>Example URL: /schueleraustausch-weltweit/neuseeland/</w:t>
-      </w:r>
-    </w:p>
-    <w:p>
-      <w:r>
-        <w:rPr>
-          <w:b w:val="0"/>
-          <w:i w:val="0"/>
-        </w:rPr>
-        <w:t>Changes required:</w:t>
+        <w:t>Example: /schueleraustausch-weltweit/neuseeland/</w:t>
       </w:r>
     </w:p>
     <w:p>
@@ -698,7 +1011,7 @@
         <w:pStyle w:val="ListBullet"/>
       </w:pPr>
       <w:r>
-        <w:t>Add CTA button: "Choose School Directly" → Filter page (country preselected)</w:t>
+        <w:t>CTA: "Choose School Directly" → Filter page (country preselected)</w:t>
       </w:r>
     </w:p>
     <w:p>
@@ -706,16 +1019,7 @@
         <w:pStyle w:val="ListBullet"/>
       </w:pPr>
       <w:r>
-        <w:t>Add CTA button: "Choose Region" → Region overview page</w:t>
-      </w:r>
-    </w:p>
-    <w:p>
-      <w:r>
-        <w:rPr>
-          <w:b w:val="0"/>
-          <w:i w:val="0"/>
-        </w:rPr>
-        <w:t>No major redesign required.</w:t>
+        <w:t>CTA: "Choose Region" → Region overview page</w:t>
       </w:r>
     </w:p>
     <w:p>
@@ -727,12 +1031,11 @@
       </w:r>
     </w:p>
     <w:p>
+      <w:pPr>
+        <w:pStyle w:val="ListBullet"/>
+      </w:pPr>
       <w:r>
-        <w:rPr>
-          <w:b w:val="0"/>
-          <w:i w:val="0"/>
-        </w:rPr>
-        <w:t>Intermediate page showing the country's major regions.</w:t>
+        <w:t>Shows major regions (NZ: North Island, South Island)</w:t>
       </w:r>
     </w:p>
     <w:p>
@@ -740,15 +1043,7 @@
         <w:pStyle w:val="ListBullet"/>
       </w:pPr>
       <w:r>
-        <w:t>New Zealand example: North Island, South Island</w:t>
-      </w:r>
-    </w:p>
-    <w:p>
-      <w:pPr>
-        <w:pStyle w:val="ListBullet"/>
-      </w:pPr>
-      <w:r>
-        <w:t>Selecting a region opens the filter page with country + region preselected</w:t>
+        <w:t>Region selection opens filter page with country + region preselected</w:t>
       </w:r>
     </w:p>
     <w:p>
@@ -760,21 +1055,11 @@
       </w:r>
     </w:p>
     <w:p>
+      <w:pPr>
+        <w:pStyle w:val="ListBullet"/>
+      </w:pPr>
       <w:r>
-        <w:rPr>
-          <w:b w:val="0"/>
-          <w:i w:val="0"/>
-        </w:rPr>
-        <w:t>Dedicated page containing FacetWP filters and school listing. No additional page content required.</w:t>
-      </w:r>
-    </w:p>
-    <w:p>
-      <w:r>
-        <w:rPr>
-          <w:b w:val="0"/>
-          <w:i w:val="0"/>
-        </w:rPr>
-        <w:t>Entry point support:</w:t>
+        <w:t>FacetWP filters + school listing</w:t>
       </w:r>
     </w:p>
     <w:p>
@@ -782,7 +1067,7 @@
         <w:pStyle w:val="ListBullet"/>
       </w:pPr>
       <w:r>
-        <w:t>Arriving without filters (global entry)</w:t>
+        <w:t>Supports entry with no filters, country only, or country + region</w:t>
       </w:r>
     </w:p>
     <w:p>
@@ -790,24 +1075,7 @@
         <w:pStyle w:val="ListBullet"/>
       </w:pPr>
       <w:r>
-        <w:t>Arriving with predefined country</w:t>
-      </w:r>
-    </w:p>
-    <w:p>
-      <w:pPr>
-        <w:pStyle w:val="ListBullet"/>
-      </w:pPr>
-      <w:r>
-        <w:t>Arriving with predefined country + region</w:t>
-      </w:r>
-    </w:p>
-    <w:p>
-      <w:r>
-        <w:rPr>
-          <w:b w:val="0"/>
-          <w:i w:val="0"/>
-        </w:rPr>
-        <w:t>Client must be able to add, remove, and adjust filters independently.</w:t>
+        <w:t>EXP can add/remove/adjust filters independently</w:t>
       </w:r>
     </w:p>
     <w:p>
@@ -819,30 +1087,19 @@
       </w:r>
     </w:p>
     <w:p>
+      <w:pPr>
+        <w:pStyle w:val="ListBullet"/>
+      </w:pPr>
       <w:r>
-        <w:rPr>
-          <w:b w:val="0"/>
-          <w:i w:val="0"/>
-        </w:rPr>
-        <w:t>Each school becomes its own WordPress page, replacing current PDFs.</w:t>
+        <w:t>Each school = own WordPress page (replaces PDF)</w:t>
       </w:r>
     </w:p>
     <w:p>
+      <w:pPr>
+        <w:pStyle w:val="ListBullet"/>
+      </w:pPr>
       <w:r>
-        <w:rPr>
-          <w:b w:val="0"/>
-          <w:i w:val="0"/>
-        </w:rPr>
-        <w:t>Reference layout: experiment-ev.de/schueleraustausch/schul...</w:t>
-      </w:r>
-    </w:p>
-    <w:p>
-      <w:r>
-        <w:rPr>
-          <w:b w:val="0"/>
-          <w:i w:val="0"/>
-        </w:rPr>
-        <w:t>Selected filter values (taxonomies) must be visible on the school profile page.</w:t>
+        <w:t>Taxonomy filter values visible on profile page</w:t>
       </w:r>
     </w:p>
     <w:p>
@@ -850,7 +1107,7 @@
         <w:pStyle w:val="Heading2"/>
       </w:pPr>
       <w:r>
-        <w:t>4.5 User Flow Diagrams</w:t>
+        <w:t>4.5 User Flows</w:t>
       </w:r>
     </w:p>
     <w:p>
@@ -859,7 +1116,7 @@
           <w:b/>
           <w:i w:val="0"/>
         </w:rPr>
-        <w:t>Option 1 — Direct school selection:</w:t>
+        <w:t>Option 1:</w:t>
       </w:r>
     </w:p>
     <w:p>
@@ -867,7 +1124,7 @@
         <w:pStyle w:val="ListBullet"/>
       </w:pPr>
       <w:r>
-        <w:t>Country Page → Choose School Directly → Filter Page (country preselected) → School Profile</w:t>
+        <w:t>Country Page → Choose School Directly → Filter Page → School Profile</w:t>
       </w:r>
     </w:p>
     <w:p>
@@ -876,7 +1133,7 @@
           <w:b/>
           <w:i w:val="0"/>
         </w:rPr>
-        <w:t>Option 2 — Region-first selection:</w:t>
+        <w:t>Option 2:</w:t>
       </w:r>
     </w:p>
     <w:p>
@@ -884,7 +1141,7 @@
         <w:pStyle w:val="ListBullet"/>
       </w:pPr>
       <w:r>
-        <w:t>Country Page → Choose Region → Region Overview → Filter Page (country + region preselected) → School Profile</w:t>
+        <w:t>Country Page → Choose Region → Region Overview → Filter Page → School Profile</w:t>
       </w:r>
     </w:p>
     <w:p>
@@ -900,7 +1157,7 @@
         <w:pStyle w:val="Heading2"/>
       </w:pPr>
       <w:r>
-        <w:t>5.1 Required Filters</w:t>
+        <w:t>5.1 Required Filters (Taxonomies)</w:t>
       </w:r>
     </w:p>
     <w:tbl>
@@ -918,7 +1175,7 @@
       <w:tr>
         <w:tc>
           <w:tcPr>
-            <w:tcW w:type="dxa" w:w="2268"/>
+            <w:tcW w:type="dxa" w:w="2880"/>
             <w:shd w:fill="1F4E79" w:val="clear"/>
           </w:tcPr>
           <w:p>
@@ -934,7 +1191,7 @@
         </w:tc>
         <w:tc>
           <w:tcPr>
-            <w:tcW w:type="dxa" w:w="2268"/>
+            <w:tcW w:type="dxa" w:w="2880"/>
             <w:shd w:fill="1F4E79" w:val="clear"/>
           </w:tcPr>
           <w:p>
@@ -944,13 +1201,13 @@
                 <w:color w:val="FFFFFF"/>
                 <w:sz w:val="20"/>
               </w:rPr>
-              <w:t>Storage Type</w:t>
-            </w:r>
-          </w:p>
-        </w:tc>
-        <w:tc>
-          <w:tcPr>
-            <w:tcW w:type="dxa" w:w="4535"/>
+              <w:t>Type</w:t>
+            </w:r>
+          </w:p>
+        </w:tc>
+        <w:tc>
+          <w:tcPr>
+            <w:tcW w:type="dxa" w:w="2880"/>
             <w:shd w:fill="1F4E79" w:val="clear"/>
           </w:tcPr>
           <w:p>
@@ -968,7 +1225,7 @@
       <w:tr>
         <w:tc>
           <w:tcPr>
-            <w:tcW w:type="dxa" w:w="2268"/>
+            <w:tcW w:type="dxa" w:w="2880"/>
           </w:tcPr>
           <w:p>
             <w:r>
@@ -981,7 +1238,7 @@
         </w:tc>
         <w:tc>
           <w:tcPr>
-            <w:tcW w:type="dxa" w:w="2268"/>
+            <w:tcW w:type="dxa" w:w="2880"/>
           </w:tcPr>
           <w:p>
             <w:r>
@@ -994,7 +1251,7 @@
         </w:tc>
         <w:tc>
           <w:tcPr>
-            <w:tcW w:type="dxa" w:w="4535"/>
+            <w:tcW w:type="dxa" w:w="2880"/>
           </w:tcPr>
           <w:p>
             <w:r>
@@ -1009,7 +1266,7 @@
       <w:tr>
         <w:tc>
           <w:tcPr>
-            <w:tcW w:type="dxa" w:w="2268"/>
+            <w:tcW w:type="dxa" w:w="2880"/>
             <w:shd w:fill="F2F2F2" w:val="clear"/>
           </w:tcPr>
           <w:p>
@@ -1023,7 +1280,7 @@
         </w:tc>
         <w:tc>
           <w:tcPr>
-            <w:tcW w:type="dxa" w:w="2268"/>
+            <w:tcW w:type="dxa" w:w="2880"/>
             <w:shd w:fill="F2F2F2" w:val="clear"/>
           </w:tcPr>
           <w:p>
@@ -1037,7 +1294,7 @@
         </w:tc>
         <w:tc>
           <w:tcPr>
-            <w:tcW w:type="dxa" w:w="4535"/>
+            <w:tcW w:type="dxa" w:w="2880"/>
             <w:shd w:fill="F2F2F2" w:val="clear"/>
           </w:tcPr>
           <w:p>
@@ -1053,7 +1310,7 @@
       <w:tr>
         <w:tc>
           <w:tcPr>
-            <w:tcW w:type="dxa" w:w="2268"/>
+            <w:tcW w:type="dxa" w:w="2880"/>
           </w:tcPr>
           <w:p>
             <w:r>
@@ -1066,7 +1323,7 @@
         </w:tc>
         <w:tc>
           <w:tcPr>
-            <w:tcW w:type="dxa" w:w="2268"/>
+            <w:tcW w:type="dxa" w:w="2880"/>
           </w:tcPr>
           <w:p>
             <w:r>
@@ -1079,7 +1336,7 @@
         </w:tc>
         <w:tc>
           <w:tcPr>
-            <w:tcW w:type="dxa" w:w="4535"/>
+            <w:tcW w:type="dxa" w:w="2880"/>
           </w:tcPr>
           <w:p>
             <w:r>
@@ -1094,7 +1351,7 @@
       <w:tr>
         <w:tc>
           <w:tcPr>
-            <w:tcW w:type="dxa" w:w="2268"/>
+            <w:tcW w:type="dxa" w:w="2880"/>
             <w:shd w:fill="F2F2F2" w:val="clear"/>
           </w:tcPr>
           <w:p>
@@ -1108,7 +1365,7 @@
         </w:tc>
         <w:tc>
           <w:tcPr>
-            <w:tcW w:type="dxa" w:w="2268"/>
+            <w:tcW w:type="dxa" w:w="2880"/>
             <w:shd w:fill="F2F2F2" w:val="clear"/>
           </w:tcPr>
           <w:p>
@@ -1122,7 +1379,7 @@
         </w:tc>
         <w:tc>
           <w:tcPr>
-            <w:tcW w:type="dxa" w:w="4535"/>
+            <w:tcW w:type="dxa" w:w="2880"/>
             <w:shd w:fill="F2F2F2" w:val="clear"/>
           </w:tcPr>
           <w:p>
@@ -1130,7 +1387,7 @@
               <w:rPr>
                 <w:sz w:val="20"/>
               </w:rPr>
-              <w:t>Multi-select filter</w:t>
+              <w:t>Multi-select</w:t>
             </w:r>
           </w:p>
         </w:tc>
@@ -1142,7 +1399,7 @@
         <w:pStyle w:val="Heading2"/>
       </w:pPr>
       <w:r>
-        <w:t>5.2 Possible Additional Filters</w:t>
+        <w:t>5.2 Optional Filters</w:t>
       </w:r>
     </w:p>
     <w:tbl>
@@ -1160,7 +1417,7 @@
       <w:tr>
         <w:tc>
           <w:tcPr>
-            <w:tcW w:type="dxa" w:w="3402"/>
+            <w:tcW w:type="dxa" w:w="2880"/>
             <w:shd w:fill="1F4E79" w:val="clear"/>
           </w:tcPr>
           <w:p>
@@ -1176,7 +1433,7 @@
         </w:tc>
         <w:tc>
           <w:tcPr>
-            <w:tcW w:type="dxa" w:w="2268"/>
+            <w:tcW w:type="dxa" w:w="2880"/>
             <w:shd w:fill="1F4E79" w:val="clear"/>
           </w:tcPr>
           <w:p>
@@ -1186,13 +1443,13 @@
                 <w:color w:val="FFFFFF"/>
                 <w:sz w:val="20"/>
               </w:rPr>
-              <w:t>Storage Type</w:t>
-            </w:r>
-          </w:p>
-        </w:tc>
-        <w:tc>
-          <w:tcPr>
-            <w:tcW w:type="dxa" w:w="3402"/>
+              <w:t>Type</w:t>
+            </w:r>
+          </w:p>
+        </w:tc>
+        <w:tc>
+          <w:tcPr>
+            <w:tcW w:type="dxa" w:w="2880"/>
             <w:shd w:fill="1F4E79" w:val="clear"/>
           </w:tcPr>
           <w:p>
@@ -1210,7 +1467,7 @@
       <w:tr>
         <w:tc>
           <w:tcPr>
-            <w:tcW w:type="dxa" w:w="3402"/>
+            <w:tcW w:type="dxa" w:w="2880"/>
           </w:tcPr>
           <w:p>
             <w:r>
@@ -1223,7 +1480,7 @@
         </w:tc>
         <w:tc>
           <w:tcPr>
-            <w:tcW w:type="dxa" w:w="2268"/>
+            <w:tcW w:type="dxa" w:w="2880"/>
           </w:tcPr>
           <w:p>
             <w:r>
@@ -1236,14 +1493,14 @@
         </w:tc>
         <w:tc>
           <w:tcPr>
-            <w:tcW w:type="dxa" w:w="3402"/>
-          </w:tcPr>
-          <w:p>
-            <w:r>
-              <w:rPr>
-                <w:sz w:val="20"/>
-              </w:rPr>
-              <w:t>Optional — per Excel source of truth</w:t>
+            <w:tcW w:type="dxa" w:w="2880"/>
+          </w:tcPr>
+          <w:p>
+            <w:r>
+              <w:rPr>
+                <w:sz w:val="20"/>
+              </w:rPr>
+              <w:t>If time permits on Day 4</w:t>
             </w:r>
           </w:p>
         </w:tc>
@@ -1251,7 +1508,7 @@
       <w:tr>
         <w:tc>
           <w:tcPr>
-            <w:tcW w:type="dxa" w:w="3402"/>
+            <w:tcW w:type="dxa" w:w="2880"/>
             <w:shd w:fill="F2F2F2" w:val="clear"/>
           </w:tcPr>
           <w:p>
@@ -1259,13 +1516,13 @@
               <w:rPr>
                 <w:sz w:val="20"/>
               </w:rPr>
-              <w:t>High School Size</w:t>
-            </w:r>
-          </w:p>
-        </w:tc>
-        <w:tc>
-          <w:tcPr>
-            <w:tcW w:type="dxa" w:w="2268"/>
+              <w:t>School Type (High School, Private, Boarding)</w:t>
+            </w:r>
+          </w:p>
+        </w:tc>
+        <w:tc>
+          <w:tcPr>
+            <w:tcW w:type="dxa" w:w="2880"/>
             <w:shd w:fill="F2F2F2" w:val="clear"/>
           </w:tcPr>
           <w:p>
@@ -1273,13 +1530,13 @@
               <w:rPr>
                 <w:sz w:val="20"/>
               </w:rPr>
-              <w:t>Taxonomy / ACF</w:t>
-            </w:r>
-          </w:p>
-        </w:tc>
-        <w:tc>
-          <w:tcPr>
-            <w:tcW w:type="dxa" w:w="3402"/>
+              <w:t>Taxonomy</w:t>
+            </w:r>
+          </w:p>
+        </w:tc>
+        <w:tc>
+          <w:tcPr>
+            <w:tcW w:type="dxa" w:w="2880"/>
             <w:shd w:fill="F2F2F2" w:val="clear"/>
           </w:tcPr>
           <w:p>
@@ -1287,7 +1544,7 @@
               <w:rPr>
                 <w:sz w:val="20"/>
               </w:rPr>
-              <w:t>Optional</w:t>
+              <w:t>If time permits on Day 4</w:t>
             </w:r>
           </w:p>
         </w:tc>
@@ -1295,40 +1552,40 @@
       <w:tr>
         <w:tc>
           <w:tcPr>
-            <w:tcW w:type="dxa" w:w="3402"/>
-          </w:tcPr>
-          <w:p>
-            <w:r>
-              <w:rPr>
-                <w:sz w:val="20"/>
-              </w:rPr>
-              <w:t>City Size</w:t>
-            </w:r>
-          </w:p>
-        </w:tc>
-        <w:tc>
-          <w:tcPr>
-            <w:tcW w:type="dxa" w:w="2268"/>
-          </w:tcPr>
-          <w:p>
-            <w:r>
-              <w:rPr>
-                <w:sz w:val="20"/>
-              </w:rPr>
-              <w:t>Taxonomy / ACF</w:t>
-            </w:r>
-          </w:p>
-        </w:tc>
-        <w:tc>
-          <w:tcPr>
-            <w:tcW w:type="dxa" w:w="3402"/>
-          </w:tcPr>
-          <w:p>
-            <w:r>
-              <w:rPr>
-                <w:sz w:val="20"/>
-              </w:rPr>
-              <w:t>Optional</w:t>
+            <w:tcW w:type="dxa" w:w="2880"/>
+          </w:tcPr>
+          <w:p>
+            <w:r>
+              <w:rPr>
+                <w:sz w:val="20"/>
+              </w:rPr>
+              <w:t>School Gender</w:t>
+            </w:r>
+          </w:p>
+        </w:tc>
+        <w:tc>
+          <w:tcPr>
+            <w:tcW w:type="dxa" w:w="2880"/>
+          </w:tcPr>
+          <w:p>
+            <w:r>
+              <w:rPr>
+                <w:sz w:val="20"/>
+              </w:rPr>
+              <w:t>Taxonomy</w:t>
+            </w:r>
+          </w:p>
+        </w:tc>
+        <w:tc>
+          <w:tcPr>
+            <w:tcW w:type="dxa" w:w="2880"/>
+          </w:tcPr>
+          <w:p>
+            <w:r>
+              <w:rPr>
+                <w:sz w:val="20"/>
+              </w:rPr>
+              <w:t>Pending client approval</w:t>
             </w:r>
           </w:p>
         </w:tc>
@@ -1336,7 +1593,7 @@
       <w:tr>
         <w:tc>
           <w:tcPr>
-            <w:tcW w:type="dxa" w:w="3402"/>
+            <w:tcW w:type="dxa" w:w="2880"/>
             <w:shd w:fill="F2F2F2" w:val="clear"/>
           </w:tcPr>
           <w:p>
@@ -1344,13 +1601,13 @@
               <w:rPr>
                 <w:sz w:val="20"/>
               </w:rPr>
-              <w:t>School Type (High School, Private, Boarding)</w:t>
-            </w:r>
-          </w:p>
-        </w:tc>
-        <w:tc>
-          <w:tcPr>
-            <w:tcW w:type="dxa" w:w="2268"/>
+              <w:t>Academies / Focus Areas</w:t>
+            </w:r>
+          </w:p>
+        </w:tc>
+        <w:tc>
+          <w:tcPr>
+            <w:tcW w:type="dxa" w:w="2880"/>
             <w:shd w:fill="F2F2F2" w:val="clear"/>
           </w:tcPr>
           <w:p>
@@ -1364,7 +1621,7 @@
         </w:tc>
         <w:tc>
           <w:tcPr>
-            <w:tcW w:type="dxa" w:w="3402"/>
+            <w:tcW w:type="dxa" w:w="2880"/>
             <w:shd w:fill="F2F2F2" w:val="clear"/>
           </w:tcPr>
           <w:p>
@@ -1372,107 +1629,13 @@
               <w:rPr>
                 <w:sz w:val="20"/>
               </w:rPr>
-              <w:t>Optional</w:t>
-            </w:r>
-          </w:p>
-        </w:tc>
-      </w:tr>
-      <w:tr>
-        <w:tc>
-          <w:tcPr>
-            <w:tcW w:type="dxa" w:w="3402"/>
-          </w:tcPr>
-          <w:p>
-            <w:r>
-              <w:rPr>
-                <w:sz w:val="20"/>
-              </w:rPr>
-              <w:t>School Gender (Co-ed / Girls / Boys)</w:t>
-            </w:r>
-          </w:p>
-        </w:tc>
-        <w:tc>
-          <w:tcPr>
-            <w:tcW w:type="dxa" w:w="2268"/>
-          </w:tcPr>
-          <w:p>
-            <w:r>
-              <w:rPr>
-                <w:sz w:val="20"/>
-              </w:rPr>
-              <w:t>Taxonomy</w:t>
-            </w:r>
-          </w:p>
-        </w:tc>
-        <w:tc>
-          <w:tcPr>
-            <w:tcW w:type="dxa" w:w="3402"/>
-          </w:tcPr>
-          <w:p>
-            <w:r>
-              <w:rPr>
-                <w:sz w:val="20"/>
-              </w:rPr>
-              <w:t>Pending approval</w:t>
-            </w:r>
-          </w:p>
-        </w:tc>
-      </w:tr>
-      <w:tr>
-        <w:tc>
-          <w:tcPr>
-            <w:tcW w:type="dxa" w:w="3402"/>
-            <w:shd w:fill="F2F2F2" w:val="clear"/>
-          </w:tcPr>
-          <w:p>
-            <w:r>
-              <w:rPr>
-                <w:sz w:val="20"/>
-              </w:rPr>
-              <w:t>Academies / Special Focus Areas</w:t>
-            </w:r>
-          </w:p>
-        </w:tc>
-        <w:tc>
-          <w:tcPr>
-            <w:tcW w:type="dxa" w:w="2268"/>
-            <w:shd w:fill="F2F2F2" w:val="clear"/>
-          </w:tcPr>
-          <w:p>
-            <w:r>
-              <w:rPr>
-                <w:sz w:val="20"/>
-              </w:rPr>
-              <w:t>Taxonomy</w:t>
-            </w:r>
-          </w:p>
-        </w:tc>
-        <w:tc>
-          <w:tcPr>
-            <w:tcW w:type="dxa" w:w="3402"/>
-            <w:shd w:fill="F2F2F2" w:val="clear"/>
-          </w:tcPr>
-          <w:p>
-            <w:r>
-              <w:rPr>
-                <w:sz w:val="20"/>
-              </w:rPr>
-              <w:t>Pending approval</w:t>
+              <w:t>Pending client approval</w:t>
             </w:r>
           </w:p>
         </w:tc>
       </w:tr>
     </w:tbl>
     <w:p/>
-    <w:p>
-      <w:r>
-        <w:rPr>
-          <w:b w:val="0"/>
-          <w:i/>
-        </w:rPr>
-        <w:t>Note: Schulprofile-filter Excel file is the source of truth for all filter definitions.</w:t>
-      </w:r>
-    </w:p>
     <w:p>
       <w:pPr>
         <w:pStyle w:val="Heading2"/>
@@ -1495,7 +1658,7 @@
       <w:tr>
         <w:tc>
           <w:tcPr>
-            <w:tcW w:type="dxa" w:w="2835"/>
+            <w:tcW w:type="dxa" w:w="4320"/>
             <w:shd w:fill="1F4E79" w:val="clear"/>
           </w:tcPr>
           <w:p>
@@ -1505,13 +1668,13 @@
                 <w:color w:val="FFFFFF"/>
                 <w:sz w:val="20"/>
               </w:rPr>
-              <w:t>Field Group</w:t>
-            </w:r>
-          </w:p>
-        </w:tc>
-        <w:tc>
-          <w:tcPr>
-            <w:tcW w:type="dxa" w:w="6236"/>
+              <w:t>Group</w:t>
+            </w:r>
+          </w:p>
+        </w:tc>
+        <w:tc>
+          <w:tcPr>
+            <w:tcW w:type="dxa" w:w="4320"/>
             <w:shd w:fill="1F4E79" w:val="clear"/>
           </w:tcPr>
           <w:p>
@@ -1521,7 +1684,7 @@
                 <w:color w:val="FFFFFF"/>
                 <w:sz w:val="20"/>
               </w:rPr>
-              <w:t>Example Fields</w:t>
+              <w:t>Fields</w:t>
             </w:r>
           </w:p>
         </w:tc>
@@ -1529,7 +1692,7 @@
       <w:tr>
         <w:tc>
           <w:tcPr>
-            <w:tcW w:type="dxa" w:w="2835"/>
+            <w:tcW w:type="dxa" w:w="4320"/>
           </w:tcPr>
           <w:p>
             <w:r>
@@ -1542,7 +1705,7 @@
         </w:tc>
         <w:tc>
           <w:tcPr>
-            <w:tcW w:type="dxa" w:w="6236"/>
+            <w:tcW w:type="dxa" w:w="4320"/>
           </w:tcPr>
           <w:p>
             <w:r>
@@ -1557,7 +1720,7 @@
       <w:tr>
         <w:tc>
           <w:tcPr>
-            <w:tcW w:type="dxa" w:w="2835"/>
+            <w:tcW w:type="dxa" w:w="4320"/>
             <w:shd w:fill="F2F2F2" w:val="clear"/>
           </w:tcPr>
           <w:p>
@@ -1571,7 +1734,7 @@
         </w:tc>
         <w:tc>
           <w:tcPr>
-            <w:tcW w:type="dxa" w:w="6236"/>
+            <w:tcW w:type="dxa" w:w="4320"/>
             <w:shd w:fill="F2F2F2" w:val="clear"/>
           </w:tcPr>
           <w:p>
@@ -1587,27 +1750,27 @@
       <w:tr>
         <w:tc>
           <w:tcPr>
-            <w:tcW w:type="dxa" w:w="2835"/>
-          </w:tcPr>
-          <w:p>
-            <w:r>
-              <w:rPr>
-                <w:sz w:val="20"/>
-              </w:rPr>
-              <w:t>Practical Info</w:t>
-            </w:r>
-          </w:p>
-        </w:tc>
-        <w:tc>
-          <w:tcPr>
-            <w:tcW w:type="dxa" w:w="6236"/>
-          </w:tcPr>
-          <w:p>
-            <w:r>
-              <w:rPr>
-                <w:sz w:val="20"/>
-              </w:rPr>
-              <w:t>Accommodation information, activities</w:t>
+            <w:tcW w:type="dxa" w:w="4320"/>
+          </w:tcPr>
+          <w:p>
+            <w:r>
+              <w:rPr>
+                <w:sz w:val="20"/>
+              </w:rPr>
+              <w:t>Practical</w:t>
+            </w:r>
+          </w:p>
+        </w:tc>
+        <w:tc>
+          <w:tcPr>
+            <w:tcW w:type="dxa" w:w="4320"/>
+          </w:tcPr>
+          <w:p>
+            <w:r>
+              <w:rPr>
+                <w:sz w:val="20"/>
+              </w:rPr>
+              <w:t>Accommodation, activities</w:t>
             </w:r>
           </w:p>
         </w:tc>
@@ -1615,7 +1778,7 @@
       <w:tr>
         <w:tc>
           <w:tcPr>
-            <w:tcW w:type="dxa" w:w="2835"/>
+            <w:tcW w:type="dxa" w:w="4320"/>
             <w:shd w:fill="F2F2F2" w:val="clear"/>
           </w:tcPr>
           <w:p>
@@ -1629,7 +1792,7 @@
         </w:tc>
         <w:tc>
           <w:tcPr>
-            <w:tcW w:type="dxa" w:w="6236"/>
+            <w:tcW w:type="dxa" w:w="4320"/>
             <w:shd w:fill="F2F2F2" w:val="clear"/>
           </w:tcPr>
           <w:p>
@@ -1645,7 +1808,7 @@
       <w:tr>
         <w:tc>
           <w:tcPr>
-            <w:tcW w:type="dxa" w:w="2835"/>
+            <w:tcW w:type="dxa" w:w="4320"/>
           </w:tcPr>
           <w:p>
             <w:r>
@@ -1658,44 +1821,14 @@
         </w:tc>
         <w:tc>
           <w:tcPr>
-            <w:tcW w:type="dxa" w:w="6236"/>
-          </w:tcPr>
-          <w:p>
-            <w:r>
-              <w:rPr>
-                <w:sz w:val="20"/>
-              </w:rPr>
-              <w:t>File attachments (if still required)</w:t>
-            </w:r>
-          </w:p>
-        </w:tc>
-      </w:tr>
-      <w:tr>
-        <w:tc>
-          <w:tcPr>
-            <w:tcW w:type="dxa" w:w="2835"/>
-            <w:shd w:fill="F2F2F2" w:val="clear"/>
-          </w:tcPr>
-          <w:p>
-            <w:r>
-              <w:rPr>
-                <w:sz w:val="20"/>
-              </w:rPr>
-              <w:t>Other</w:t>
-            </w:r>
-          </w:p>
-        </w:tc>
-        <w:tc>
-          <w:tcPr>
-            <w:tcW w:type="dxa" w:w="6236"/>
-            <w:shd w:fill="F2F2F2" w:val="clear"/>
-          </w:tcPr>
-          <w:p>
-            <w:r>
-              <w:rPr>
-                <w:sz w:val="20"/>
-              </w:rPr>
-              <w:t>Additional profile content mapped from existing PDF</w:t>
+            <w:tcW w:type="dxa" w:w="4320"/>
+          </w:tcPr>
+          <w:p>
+            <w:r>
+              <w:rPr>
+                <w:sz w:val="20"/>
+              </w:rPr>
+              <w:t>File attachments (if required)</w:t>
             </w:r>
           </w:p>
         </w:tc>
@@ -1729,7 +1862,7 @@
       <w:tr>
         <w:tc>
           <w:tcPr>
-            <w:tcW w:type="dxa" w:w="567"/>
+            <w:tcW w:type="dxa" w:w="2880"/>
             <w:shd w:fill="1F4E79" w:val="clear"/>
           </w:tcPr>
           <w:p>
@@ -1745,7 +1878,7 @@
         </w:tc>
         <w:tc>
           <w:tcPr>
-            <w:tcW w:type="dxa" w:w="2835"/>
+            <w:tcW w:type="dxa" w:w="2880"/>
             <w:shd w:fill="1F4E79" w:val="clear"/>
           </w:tcPr>
           <w:p>
@@ -1761,7 +1894,7 @@
         </w:tc>
         <w:tc>
           <w:tcPr>
-            <w:tcW w:type="dxa" w:w="5669"/>
+            <w:tcW w:type="dxa" w:w="2880"/>
             <w:shd w:fill="1F4E79" w:val="clear"/>
           </w:tcPr>
           <w:p>
@@ -1771,7 +1904,7 @@
                 <w:color w:val="FFFFFF"/>
                 <w:sz w:val="20"/>
               </w:rPr>
-              <w:t>Description</w:t>
+              <w:t>Delivery Day</w:t>
             </w:r>
           </w:p>
         </w:tc>
@@ -1779,7 +1912,7 @@
       <w:tr>
         <w:tc>
           <w:tcPr>
-            <w:tcW w:type="dxa" w:w="567"/>
+            <w:tcW w:type="dxa" w:w="2880"/>
           </w:tcPr>
           <w:p>
             <w:r>
@@ -1792,27 +1925,27 @@
         </w:tc>
         <w:tc>
           <w:tcPr>
-            <w:tcW w:type="dxa" w:w="2835"/>
-          </w:tcPr>
-          <w:p>
-            <w:r>
-              <w:rPr>
-                <w:sz w:val="20"/>
-              </w:rPr>
-              <w:t>School Profile CPT</w:t>
-            </w:r>
-          </w:p>
-        </w:tc>
-        <w:tc>
-          <w:tcPr>
-            <w:tcW w:type="dxa" w:w="5669"/>
-          </w:tcPr>
-          <w:p>
-            <w:r>
-              <w:rPr>
-                <w:sz w:val="20"/>
-              </w:rPr>
-              <w:t>Registered post type with proper rewrite rules and admin UI</w:t>
+            <w:tcW w:type="dxa" w:w="2880"/>
+          </w:tcPr>
+          <w:p>
+            <w:r>
+              <w:rPr>
+                <w:sz w:val="20"/>
+              </w:rPr>
+              <w:t>School Profile CPT + taxonomies</w:t>
+            </w:r>
+          </w:p>
+        </w:tc>
+        <w:tc>
+          <w:tcPr>
+            <w:tcW w:type="dxa" w:w="2880"/>
+          </w:tcPr>
+          <w:p>
+            <w:r>
+              <w:rPr>
+                <w:sz w:val="20"/>
+              </w:rPr>
+              <w:t>Day 1</w:t>
             </w:r>
           </w:p>
         </w:tc>
@@ -1820,7 +1953,7 @@
       <w:tr>
         <w:tc>
           <w:tcPr>
-            <w:tcW w:type="dxa" w:w="567"/>
+            <w:tcW w:type="dxa" w:w="2880"/>
             <w:shd w:fill="F2F2F2" w:val="clear"/>
           </w:tcPr>
           <w:p>
@@ -1834,7 +1967,7 @@
         </w:tc>
         <w:tc>
           <w:tcPr>
-            <w:tcW w:type="dxa" w:w="2835"/>
+            <w:tcW w:type="dxa" w:w="2880"/>
             <w:shd w:fill="F2F2F2" w:val="clear"/>
           </w:tcPr>
           <w:p>
@@ -1842,13 +1975,13 @@
               <w:rPr>
                 <w:sz w:val="20"/>
               </w:rPr>
-              <w:t>Required Taxonomies</w:t>
-            </w:r>
-          </w:p>
-        </w:tc>
-        <w:tc>
-          <w:tcPr>
-            <w:tcW w:type="dxa" w:w="5669"/>
+              <w:t>ACF field group</w:t>
+            </w:r>
+          </w:p>
+        </w:tc>
+        <w:tc>
+          <w:tcPr>
+            <w:tcW w:type="dxa" w:w="2880"/>
             <w:shd w:fill="F2F2F2" w:val="clear"/>
           </w:tcPr>
           <w:p>
@@ -1856,7 +1989,7 @@
               <w:rPr>
                 <w:sz w:val="20"/>
               </w:rPr>
-              <w:t>Country, Region, City, Interests (+ optional approved filters)</w:t>
+              <w:t>Day 2</w:t>
             </w:r>
           </w:p>
         </w:tc>
@@ -1864,7 +1997,7 @@
       <w:tr>
         <w:tc>
           <w:tcPr>
-            <w:tcW w:type="dxa" w:w="567"/>
+            <w:tcW w:type="dxa" w:w="2880"/>
           </w:tcPr>
           <w:p>
             <w:r>
@@ -1877,27 +2010,27 @@
         </w:tc>
         <w:tc>
           <w:tcPr>
-            <w:tcW w:type="dxa" w:w="2835"/>
-          </w:tcPr>
-          <w:p>
-            <w:r>
-              <w:rPr>
-                <w:sz w:val="20"/>
-              </w:rPr>
-              <w:t>ACF Field Group</w:t>
-            </w:r>
-          </w:p>
-        </w:tc>
-        <w:tc>
-          <w:tcPr>
-            <w:tcW w:type="dxa" w:w="5669"/>
-          </w:tcPr>
-          <w:p>
-            <w:r>
-              <w:rPr>
-                <w:sz w:val="20"/>
-              </w:rPr>
-              <w:t>All display fields mapped from existing PDF structure</w:t>
+            <w:tcW w:type="dxa" w:w="2880"/>
+          </w:tcPr>
+          <w:p>
+            <w:r>
+              <w:rPr>
+                <w:sz w:val="20"/>
+              </w:rPr>
+              <w:t>School profile single template</w:t>
+            </w:r>
+          </w:p>
+        </w:tc>
+        <w:tc>
+          <w:tcPr>
+            <w:tcW w:type="dxa" w:w="2880"/>
+          </w:tcPr>
+          <w:p>
+            <w:r>
+              <w:rPr>
+                <w:sz w:val="20"/>
+              </w:rPr>
+              <w:t>Day 2</w:t>
             </w:r>
           </w:p>
         </w:tc>
@@ -1905,7 +2038,7 @@
       <w:tr>
         <w:tc>
           <w:tcPr>
-            <w:tcW w:type="dxa" w:w="567"/>
+            <w:tcW w:type="dxa" w:w="2880"/>
             <w:shd w:fill="F2F2F2" w:val="clear"/>
           </w:tcPr>
           <w:p>
@@ -1919,7 +2052,7 @@
         </w:tc>
         <w:tc>
           <w:tcPr>
-            <w:tcW w:type="dxa" w:w="2835"/>
+            <w:tcW w:type="dxa" w:w="2880"/>
             <w:shd w:fill="F2F2F2" w:val="clear"/>
           </w:tcPr>
           <w:p>
@@ -1927,13 +2060,13 @@
               <w:rPr>
                 <w:sz w:val="20"/>
               </w:rPr>
-              <w:t>FacetWP Integration</w:t>
-            </w:r>
-          </w:p>
-        </w:tc>
-        <w:tc>
-          <w:tcPr>
-            <w:tcW w:type="dxa" w:w="5669"/>
+              <w:t>Region overview template</w:t>
+            </w:r>
+          </w:p>
+        </w:tc>
+        <w:tc>
+          <w:tcPr>
+            <w:tcW w:type="dxa" w:w="2880"/>
             <w:shd w:fill="F2F2F2" w:val="clear"/>
           </w:tcPr>
           <w:p>
@@ -1941,7 +2074,7 @@
               <w:rPr>
                 <w:sz w:val="20"/>
               </w:rPr>
-              <w:t>Configured facets, listing template, client-editable filters</w:t>
+              <w:t>Day 3</w:t>
             </w:r>
           </w:p>
         </w:tc>
@@ -1949,7 +2082,7 @@
       <w:tr>
         <w:tc>
           <w:tcPr>
-            <w:tcW w:type="dxa" w:w="567"/>
+            <w:tcW w:type="dxa" w:w="2880"/>
           </w:tcPr>
           <w:p>
             <w:r>
@@ -1962,27 +2095,27 @@
         </w:tc>
         <w:tc>
           <w:tcPr>
-            <w:tcW w:type="dxa" w:w="2835"/>
-          </w:tcPr>
-          <w:p>
-            <w:r>
-              <w:rPr>
-                <w:sz w:val="20"/>
-              </w:rPr>
-              <w:t>Filter Page Template</w:t>
-            </w:r>
-          </w:p>
-        </w:tc>
-        <w:tc>
-          <w:tcPr>
-            <w:tcW w:type="dxa" w:w="5669"/>
-          </w:tcPr>
-          <w:p>
-            <w:r>
-              <w:rPr>
-                <w:sz w:val="20"/>
-              </w:rPr>
-              <w:t>Page template with FacetWP shortcodes/blocks</w:t>
+            <w:tcW w:type="dxa" w:w="2880"/>
+          </w:tcPr>
+          <w:p>
+            <w:r>
+              <w:rPr>
+                <w:sz w:val="20"/>
+              </w:rPr>
+              <w:t>Filter page template</w:t>
+            </w:r>
+          </w:p>
+        </w:tc>
+        <w:tc>
+          <w:tcPr>
+            <w:tcW w:type="dxa" w:w="2880"/>
+          </w:tcPr>
+          <w:p>
+            <w:r>
+              <w:rPr>
+                <w:sz w:val="20"/>
+              </w:rPr>
+              <w:t>Day 3</w:t>
             </w:r>
           </w:p>
         </w:tc>
@@ -1990,7 +2123,7 @@
       <w:tr>
         <w:tc>
           <w:tcPr>
-            <w:tcW w:type="dxa" w:w="567"/>
+            <w:tcW w:type="dxa" w:w="2880"/>
             <w:shd w:fill="F2F2F2" w:val="clear"/>
           </w:tcPr>
           <w:p>
@@ -2004,7 +2137,7 @@
         </w:tc>
         <w:tc>
           <w:tcPr>
-            <w:tcW w:type="dxa" w:w="2835"/>
+            <w:tcW w:type="dxa" w:w="2880"/>
             <w:shd w:fill="F2F2F2" w:val="clear"/>
           </w:tcPr>
           <w:p>
@@ -2012,13 +2145,13 @@
               <w:rPr>
                 <w:sz w:val="20"/>
               </w:rPr>
-              <w:t>Region Overview Template</w:t>
-            </w:r>
-          </w:p>
-        </w:tc>
-        <w:tc>
-          <w:tcPr>
-            <w:tcW w:type="dxa" w:w="5669"/>
+              <w:t>Country page CTA integration</w:t>
+            </w:r>
+          </w:p>
+        </w:tc>
+        <w:tc>
+          <w:tcPr>
+            <w:tcW w:type="dxa" w:w="2880"/>
             <w:shd w:fill="F2F2F2" w:val="clear"/>
           </w:tcPr>
           <w:p>
@@ -2026,7 +2159,7 @@
               <w:rPr>
                 <w:sz w:val="20"/>
               </w:rPr>
-              <w:t>Region selection page with links to pre-filtered views</w:t>
+              <w:t>Day 3</w:t>
             </w:r>
           </w:p>
         </w:tc>
@@ -2034,7 +2167,7 @@
       <w:tr>
         <w:tc>
           <w:tcPr>
-            <w:tcW w:type="dxa" w:w="567"/>
+            <w:tcW w:type="dxa" w:w="2880"/>
           </w:tcPr>
           <w:p>
             <w:r>
@@ -2047,27 +2180,27 @@
         </w:tc>
         <w:tc>
           <w:tcPr>
-            <w:tcW w:type="dxa" w:w="2835"/>
-          </w:tcPr>
-          <w:p>
-            <w:r>
-              <w:rPr>
-                <w:sz w:val="20"/>
-              </w:rPr>
-              <w:t>Country Page Integration</w:t>
-            </w:r>
-          </w:p>
-        </w:tc>
-        <w:tc>
-          <w:tcPr>
-            <w:tcW w:type="dxa" w:w="5669"/>
-          </w:tcPr>
-          <w:p>
-            <w:r>
-              <w:rPr>
-                <w:sz w:val="20"/>
-              </w:rPr>
-              <w:t>Two CTA buttons on existing country pages</w:t>
+            <w:tcW w:type="dxa" w:w="2880"/>
+          </w:tcPr>
+          <w:p>
+            <w:r>
+              <w:rPr>
+                <w:sz w:val="20"/>
+              </w:rPr>
+              <w:t>FacetWP integration + URL preselection</w:t>
+            </w:r>
+          </w:p>
+        </w:tc>
+        <w:tc>
+          <w:tcPr>
+            <w:tcW w:type="dxa" w:w="2880"/>
+          </w:tcPr>
+          <w:p>
+            <w:r>
+              <w:rPr>
+                <w:sz w:val="20"/>
+              </w:rPr>
+              <w:t>Day 4</w:t>
             </w:r>
           </w:p>
         </w:tc>
@@ -2075,7 +2208,7 @@
       <w:tr>
         <w:tc>
           <w:tcPr>
-            <w:tcW w:type="dxa" w:w="567"/>
+            <w:tcW w:type="dxa" w:w="2880"/>
             <w:shd w:fill="F2F2F2" w:val="clear"/>
           </w:tcPr>
           <w:p>
@@ -2089,7 +2222,7 @@
         </w:tc>
         <w:tc>
           <w:tcPr>
-            <w:tcW w:type="dxa" w:w="2835"/>
+            <w:tcW w:type="dxa" w:w="2880"/>
             <w:shd w:fill="F2F2F2" w:val="clear"/>
           </w:tcPr>
           <w:p>
@@ -2097,13 +2230,13 @@
               <w:rPr>
                 <w:sz w:val="20"/>
               </w:rPr>
-              <w:t>Reusable Multi-Country Architecture</w:t>
-            </w:r>
-          </w:p>
-        </w:tc>
-        <w:tc>
-          <w:tcPr>
-            <w:tcW w:type="dxa" w:w="5669"/>
+              <w:t>NZ pilot content entered</w:t>
+            </w:r>
+          </w:p>
+        </w:tc>
+        <w:tc>
+          <w:tcPr>
+            <w:tcW w:type="dxa" w:w="2880"/>
             <w:shd w:fill="F2F2F2" w:val="clear"/>
           </w:tcPr>
           <w:p>
@@ -2111,7 +2244,7 @@
               <w:rPr>
                 <w:sz w:val="20"/>
               </w:rPr>
-              <w:t>Parameterized structure for future country rollouts</w:t>
+              <w:t>Day 5</w:t>
             </w:r>
           </w:p>
         </w:tc>
@@ -2119,7 +2252,7 @@
       <w:tr>
         <w:tc>
           <w:tcPr>
-            <w:tcW w:type="dxa" w:w="567"/>
+            <w:tcW w:type="dxa" w:w="2880"/>
           </w:tcPr>
           <w:p>
             <w:r>
@@ -2132,27 +2265,27 @@
         </w:tc>
         <w:tc>
           <w:tcPr>
-            <w:tcW w:type="dxa" w:w="2835"/>
-          </w:tcPr>
-          <w:p>
-            <w:r>
-              <w:rPr>
-                <w:sz w:val="20"/>
-              </w:rPr>
-              <w:t>NZ Pilot Content</w:t>
-            </w:r>
-          </w:p>
-        </w:tc>
-        <w:tc>
-          <w:tcPr>
-            <w:tcW w:type="dxa" w:w="5669"/>
-          </w:tcPr>
-          <w:p>
-            <w:r>
-              <w:rPr>
-                <w:sz w:val="20"/>
-              </w:rPr>
-              <w:t>Initial New Zealand schools migrated/entered</w:t>
+            <w:tcW w:type="dxa" w:w="2880"/>
+          </w:tcPr>
+          <w:p>
+            <w:r>
+              <w:rPr>
+                <w:sz w:val="20"/>
+              </w:rPr>
+              <w:t>Reusable multi-country architecture</w:t>
+            </w:r>
+          </w:p>
+        </w:tc>
+        <w:tc>
+          <w:tcPr>
+            <w:tcW w:type="dxa" w:w="2880"/>
+          </w:tcPr>
+          <w:p>
+            <w:r>
+              <w:rPr>
+                <w:sz w:val="20"/>
+              </w:rPr>
+              <w:t>Day 5</w:t>
             </w:r>
           </w:p>
         </w:tc>
@@ -2160,7 +2293,7 @@
       <w:tr>
         <w:tc>
           <w:tcPr>
-            <w:tcW w:type="dxa" w:w="567"/>
+            <w:tcW w:type="dxa" w:w="2880"/>
             <w:shd w:fill="F2F2F2" w:val="clear"/>
           </w:tcPr>
           <w:p>
@@ -2174,7 +2307,7 @@
         </w:tc>
         <w:tc>
           <w:tcPr>
-            <w:tcW w:type="dxa" w:w="2835"/>
+            <w:tcW w:type="dxa" w:w="2880"/>
             <w:shd w:fill="F2F2F2" w:val="clear"/>
           </w:tcPr>
           <w:p>
@@ -2182,13 +2315,13 @@
               <w:rPr>
                 <w:sz w:val="20"/>
               </w:rPr>
-              <w:t>Documentation &amp; Handover</w:t>
-            </w:r>
-          </w:p>
-        </w:tc>
-        <w:tc>
-          <w:tcPr>
-            <w:tcW w:type="dxa" w:w="5669"/>
+              <w:t>Tested, QA-approved &amp; handed over</w:t>
+            </w:r>
+          </w:p>
+        </w:tc>
+        <w:tc>
+          <w:tcPr>
+            <w:tcW w:type="dxa" w:w="2880"/>
             <w:shd w:fill="F2F2F2" w:val="clear"/>
           </w:tcPr>
           <w:p>
@@ -2196,7 +2329,7 @@
               <w:rPr>
                 <w:sz w:val="20"/>
               </w:rPr>
-              <w:t>CMS user guide for EXP staff</w:t>
+              <w:t>Day 6</w:t>
             </w:r>
           </w:p>
         </w:tc>
@@ -2212,7 +2345,7 @@
         <w:pStyle w:val="Heading1"/>
       </w:pPr>
       <w:r>
-        <w:t>7. Detailed Time Estimates</w:t>
+        <w:t>7. Detailed Schedule — 5 Development Days + 1 Testing Day</w:t>
       </w:r>
     </w:p>
     <w:p>
@@ -2221,7 +2354,7 @@
           <w:b w:val="0"/>
           <w:i w:val="0"/>
         </w:rPr>
-        <w:t>The following estimates are based on the Müller project reference implementation, the scope defined in ClickUp task #869e0yffm, and standard WordPress CPT/ACF/FacetWP development practices. Estimates assume one experienced WordPress developer working in the DEV environment.</w:t>
+        <w:t>This accelerated schedule is achievable by reusing Müller project patterns, limiting the NZ pilot to core schools, and deferring optional filters to a follow-up if needed.</w:t>
       </w:r>
     </w:p>
     <w:p>
@@ -2229,7 +2362,7 @@
         <w:pStyle w:val="Heading2"/>
       </w:pPr>
       <w:r>
-        <w:t>7.1 Phase 1 — Discovery &amp; Setup</w:t>
+        <w:t>Day 1 — Discovery, Setup &amp; Data Model (8 hours)</w:t>
       </w:r>
     </w:p>
     <w:tbl>
@@ -2248,7 +2381,7 @@
       <w:tr>
         <w:tc>
           <w:tcPr>
-            <w:tcW w:type="dxa" w:w="850"/>
+            <w:tcW w:type="dxa" w:w="2160"/>
             <w:shd w:fill="1F4E79" w:val="clear"/>
           </w:tcPr>
           <w:p>
@@ -2264,7 +2397,7 @@
         </w:tc>
         <w:tc>
           <w:tcPr>
-            <w:tcW w:type="dxa" w:w="3969"/>
+            <w:tcW w:type="dxa" w:w="2160"/>
             <w:shd w:fill="1F4E79" w:val="clear"/>
           </w:tcPr>
           <w:p>
@@ -2280,7 +2413,7 @@
         </w:tc>
         <w:tc>
           <w:tcPr>
-            <w:tcW w:type="dxa" w:w="1134"/>
+            <w:tcW w:type="dxa" w:w="2160"/>
             <w:shd w:fill="1F4E79" w:val="clear"/>
           </w:tcPr>
           <w:p>
@@ -2296,7 +2429,7 @@
         </w:tc>
         <w:tc>
           <w:tcPr>
-            <w:tcW w:type="dxa" w:w="3118"/>
+            <w:tcW w:type="dxa" w:w="2160"/>
             <w:shd w:fill="1F4E79" w:val="clear"/>
           </w:tcPr>
           <w:p>
@@ -2314,7 +2447,7 @@
       <w:tr>
         <w:tc>
           <w:tcPr>
-            <w:tcW w:type="dxa" w:w="850"/>
+            <w:tcW w:type="dxa" w:w="2160"/>
           </w:tcPr>
           <w:p>
             <w:r>
@@ -2327,40 +2460,40 @@
         </w:tc>
         <w:tc>
           <w:tcPr>
-            <w:tcW w:type="dxa" w:w="3969"/>
-          </w:tcPr>
-          <w:p>
-            <w:r>
-              <w:rPr>
-                <w:sz w:val="20"/>
-              </w:rPr>
-              <w:t>Review Müller reference implementation</w:t>
-            </w:r>
-          </w:p>
-        </w:tc>
-        <w:tc>
-          <w:tcPr>
-            <w:tcW w:type="dxa" w:w="1134"/>
-          </w:tcPr>
-          <w:p>
-            <w:r>
-              <w:rPr>
-                <w:sz w:val="20"/>
-              </w:rPr>
-              <w:t>2.0</w:t>
-            </w:r>
-          </w:p>
-        </w:tc>
-        <w:tc>
-          <w:tcPr>
-            <w:tcW w:type="dxa" w:w="3118"/>
-          </w:tcPr>
-          <w:p>
-            <w:r>
-              <w:rPr>
-                <w:sz w:val="20"/>
-              </w:rPr>
-              <w:t>Audit existing patterns, code reuse opportunities</w:t>
+            <w:tcW w:type="dxa" w:w="2160"/>
+          </w:tcPr>
+          <w:p>
+            <w:r>
+              <w:rPr>
+                <w:sz w:val="20"/>
+              </w:rPr>
+              <w:t>Review Müller reference &amp; reuse existing code patterns</w:t>
+            </w:r>
+          </w:p>
+        </w:tc>
+        <w:tc>
+          <w:tcPr>
+            <w:tcW w:type="dxa" w:w="2160"/>
+          </w:tcPr>
+          <w:p>
+            <w:r>
+              <w:rPr>
+                <w:sz w:val="20"/>
+              </w:rPr>
+              <w:t>1.5</w:t>
+            </w:r>
+          </w:p>
+        </w:tc>
+        <w:tc>
+          <w:tcPr>
+            <w:tcW w:type="dxa" w:w="2160"/>
+          </w:tcPr>
+          <w:p>
+            <w:r>
+              <w:rPr>
+                <w:sz w:val="20"/>
+              </w:rPr>
+              <w:t>CPT/taxonomy boilerplate</w:t>
             </w:r>
           </w:p>
         </w:tc>
@@ -2368,7 +2501,7 @@
       <w:tr>
         <w:tc>
           <w:tcPr>
-            <w:tcW w:type="dxa" w:w="850"/>
+            <w:tcW w:type="dxa" w:w="2160"/>
             <w:shd w:fill="F2F2F2" w:val="clear"/>
           </w:tcPr>
           <w:p>
@@ -2382,7 +2515,7 @@
         </w:tc>
         <w:tc>
           <w:tcPr>
-            <w:tcW w:type="dxa" w:w="3969"/>
+            <w:tcW w:type="dxa" w:w="2160"/>
             <w:shd w:fill="F2F2F2" w:val="clear"/>
           </w:tcPr>
           <w:p>
@@ -2390,13 +2523,13 @@
               <w:rPr>
                 <w:sz w:val="20"/>
               </w:rPr>
-              <w:t>DEV environment setup &amp; plugin verification</w:t>
-            </w:r>
-          </w:p>
-        </w:tc>
-        <w:tc>
-          <w:tcPr>
-            <w:tcW w:type="dxa" w:w="1134"/>
+              <w:t>DEV environment setup, plugin verification (ACF, FacetWP)</w:t>
+            </w:r>
+          </w:p>
+        </w:tc>
+        <w:tc>
+          <w:tcPr>
+            <w:tcW w:type="dxa" w:w="2160"/>
             <w:shd w:fill="F2F2F2" w:val="clear"/>
           </w:tcPr>
           <w:p>
@@ -2404,13 +2537,13 @@
               <w:rPr>
                 <w:sz w:val="20"/>
               </w:rPr>
-              <w:t>1.5</w:t>
-            </w:r>
-          </w:p>
-        </w:tc>
-        <w:tc>
-          <w:tcPr>
-            <w:tcW w:type="dxa" w:w="3118"/>
+              <w:t>1.0</w:t>
+            </w:r>
+          </w:p>
+        </w:tc>
+        <w:tc>
+          <w:tcPr>
+            <w:tcW w:type="dxa" w:w="2160"/>
             <w:shd w:fill="F2F2F2" w:val="clear"/>
           </w:tcPr>
           <w:p>
@@ -2418,7 +2551,6 @@
               <w:rPr>
                 <w:sz w:val="20"/>
               </w:rPr>
-              <w:t>ACF Pro, FacetWP, dependencies</w:t>
             </w:r>
           </w:p>
         </w:tc>
@@ -2426,7 +2558,7 @@
       <w:tr>
         <w:tc>
           <w:tcPr>
-            <w:tcW w:type="dxa" w:w="850"/>
+            <w:tcW w:type="dxa" w:w="2160"/>
           </w:tcPr>
           <w:p>
             <w:r>
@@ -2439,40 +2571,40 @@
         </w:tc>
         <w:tc>
           <w:tcPr>
-            <w:tcW w:type="dxa" w:w="3969"/>
-          </w:tcPr>
-          <w:p>
-            <w:r>
-              <w:rPr>
-                <w:sz w:val="20"/>
-              </w:rPr>
-              <w:t>Requirements validation with stakeholders</w:t>
-            </w:r>
-          </w:p>
-        </w:tc>
-        <w:tc>
-          <w:tcPr>
-            <w:tcW w:type="dxa" w:w="1134"/>
-          </w:tcPr>
-          <w:p>
-            <w:r>
-              <w:rPr>
-                <w:sz w:val="20"/>
-              </w:rPr>
-              <w:t>2.0</w:t>
-            </w:r>
-          </w:p>
-        </w:tc>
-        <w:tc>
-          <w:tcPr>
-            <w:tcW w:type="dxa" w:w="3118"/>
-          </w:tcPr>
-          <w:p>
-            <w:r>
-              <w:rPr>
-                <w:sz w:val="20"/>
-              </w:rPr>
-              <w:t>Confirm filter list from Excel, approve optional filters</w:t>
+            <w:tcW w:type="dxa" w:w="2160"/>
+          </w:tcPr>
+          <w:p>
+            <w:r>
+              <w:rPr>
+                <w:sz w:val="20"/>
+              </w:rPr>
+              <w:t>Register School Profile CPT</w:t>
+            </w:r>
+          </w:p>
+        </w:tc>
+        <w:tc>
+          <w:tcPr>
+            <w:tcW w:type="dxa" w:w="2160"/>
+          </w:tcPr>
+          <w:p>
+            <w:r>
+              <w:rPr>
+                <w:sz w:val="20"/>
+              </w:rPr>
+              <w:t>1.5</w:t>
+            </w:r>
+          </w:p>
+        </w:tc>
+        <w:tc>
+          <w:tcPr>
+            <w:tcW w:type="dxa" w:w="2160"/>
+          </w:tcPr>
+          <w:p>
+            <w:r>
+              <w:rPr>
+                <w:sz w:val="20"/>
+              </w:rPr>
+              <w:t>Rewrite rules, admin columns</w:t>
             </w:r>
           </w:p>
         </w:tc>
@@ -2480,7 +2612,7 @@
       <w:tr>
         <w:tc>
           <w:tcPr>
-            <w:tcW w:type="dxa" w:w="850"/>
+            <w:tcW w:type="dxa" w:w="2160"/>
             <w:shd w:fill="F2F2F2" w:val="clear"/>
           </w:tcPr>
           <w:p>
@@ -2494,7 +2626,7 @@
         </w:tc>
         <w:tc>
           <w:tcPr>
-            <w:tcW w:type="dxa" w:w="3969"/>
+            <w:tcW w:type="dxa" w:w="2160"/>
             <w:shd w:fill="F2F2F2" w:val="clear"/>
           </w:tcPr>
           <w:p>
@@ -2502,13 +2634,13 @@
               <w:rPr>
                 <w:sz w:val="20"/>
               </w:rPr>
-              <w:t>Technical architecture document</w:t>
-            </w:r>
-          </w:p>
-        </w:tc>
-        <w:tc>
-          <w:tcPr>
-            <w:tcW w:type="dxa" w:w="1134"/>
+              <w:t>Register taxonomies: Country, Region, City, Interests</w:t>
+            </w:r>
+          </w:p>
+        </w:tc>
+        <w:tc>
+          <w:tcPr>
+            <w:tcW w:type="dxa" w:w="2160"/>
             <w:shd w:fill="F2F2F2" w:val="clear"/>
           </w:tcPr>
           <w:p>
@@ -2516,21 +2648,75 @@
               <w:rPr>
                 <w:sz w:val="20"/>
               </w:rPr>
+              <w:t>3.0</w:t>
+            </w:r>
+          </w:p>
+        </w:tc>
+        <w:tc>
+          <w:tcPr>
+            <w:tcW w:type="dxa" w:w="2160"/>
+            <w:shd w:fill="F2F2F2" w:val="clear"/>
+          </w:tcPr>
+          <w:p>
+            <w:r>
+              <w:rPr>
+                <w:sz w:val="20"/>
+              </w:rPr>
+              <w:t>All required filters</w:t>
+            </w:r>
+          </w:p>
+        </w:tc>
+      </w:tr>
+      <w:tr>
+        <w:tc>
+          <w:tcPr>
+            <w:tcW w:type="dxa" w:w="2160"/>
+          </w:tcPr>
+          <w:p>
+            <w:r>
+              <w:rPr>
+                <w:sz w:val="20"/>
+              </w:rPr>
               <w:t>1.5</w:t>
             </w:r>
           </w:p>
         </w:tc>
         <w:tc>
           <w:tcPr>
-            <w:tcW w:type="dxa" w:w="3118"/>
-            <w:shd w:fill="F2F2F2" w:val="clear"/>
-          </w:tcPr>
-          <w:p>
-            <w:r>
-              <w:rPr>
-                <w:sz w:val="20"/>
-              </w:rPr>
-              <w:t>CPT, taxonomy, URL structure planning</w:t>
+            <w:tcW w:type="dxa" w:w="2160"/>
+          </w:tcPr>
+          <w:p>
+            <w:r>
+              <w:rPr>
+                <w:sz w:val="20"/>
+              </w:rPr>
+              <w:t>Create NZ taxonomy terms (regions, cities, interests)</w:t>
+            </w:r>
+          </w:p>
+        </w:tc>
+        <w:tc>
+          <w:tcPr>
+            <w:tcW w:type="dxa" w:w="2160"/>
+          </w:tcPr>
+          <w:p>
+            <w:r>
+              <w:rPr>
+                <w:sz w:val="20"/>
+              </w:rPr>
+              <w:t>1.0</w:t>
+            </w:r>
+          </w:p>
+        </w:tc>
+        <w:tc>
+          <w:tcPr>
+            <w:tcW w:type="dxa" w:w="2160"/>
+          </w:tcPr>
+          <w:p>
+            <w:r>
+              <w:rPr>
+                <w:sz w:val="20"/>
+              </w:rPr>
+              <w:t>North/South Island setup</w:t>
             </w:r>
           </w:p>
         </w:tc>
@@ -2542,7 +2728,7 @@
           <w:b/>
           <w:i w:val="0"/>
         </w:rPr>
-        <w:t>Phase 1 Subtotal: 7.0 hours</w:t>
+        <w:t>Day 1 Subtotal: 8.0 hours</w:t>
       </w:r>
     </w:p>
     <w:p>
@@ -2550,7 +2736,7 @@
         <w:pStyle w:val="Heading2"/>
       </w:pPr>
       <w:r>
-        <w:t>7.2 Phase 2 — Data Model (CPT &amp; Taxonomies)</w:t>
+        <w:t>Day 2 — ACF Fields &amp; School Profile Template (8 hours)</w:t>
       </w:r>
     </w:p>
     <w:tbl>
@@ -2569,7 +2755,7 @@
       <w:tr>
         <w:tc>
           <w:tcPr>
-            <w:tcW w:type="dxa" w:w="850"/>
+            <w:tcW w:type="dxa" w:w="2160"/>
             <w:shd w:fill="1F4E79" w:val="clear"/>
           </w:tcPr>
           <w:p>
@@ -2585,7 +2771,7 @@
         </w:tc>
         <w:tc>
           <w:tcPr>
-            <w:tcW w:type="dxa" w:w="3969"/>
+            <w:tcW w:type="dxa" w:w="2160"/>
             <w:shd w:fill="1F4E79" w:val="clear"/>
           </w:tcPr>
           <w:p>
@@ -2601,7 +2787,7 @@
         </w:tc>
         <w:tc>
           <w:tcPr>
-            <w:tcW w:type="dxa" w:w="1134"/>
+            <w:tcW w:type="dxa" w:w="2160"/>
             <w:shd w:fill="1F4E79" w:val="clear"/>
           </w:tcPr>
           <w:p>
@@ -2617,7 +2803,7 @@
         </w:tc>
         <w:tc>
           <w:tcPr>
-            <w:tcW w:type="dxa" w:w="3118"/>
+            <w:tcW w:type="dxa" w:w="2160"/>
             <w:shd w:fill="1F4E79" w:val="clear"/>
           </w:tcPr>
           <w:p>
@@ -2635,7 +2821,7 @@
       <w:tr>
         <w:tc>
           <w:tcPr>
-            <w:tcW w:type="dxa" w:w="850"/>
+            <w:tcW w:type="dxa" w:w="2160"/>
           </w:tcPr>
           <w:p>
             <w:r>
@@ -2648,40 +2834,40 @@
         </w:tc>
         <w:tc>
           <w:tcPr>
-            <w:tcW w:type="dxa" w:w="3969"/>
-          </w:tcPr>
-          <w:p>
-            <w:r>
-              <w:rPr>
-                <w:sz w:val="20"/>
-              </w:rPr>
-              <w:t>Register School Profile CPT</w:t>
-            </w:r>
-          </w:p>
-        </w:tc>
-        <w:tc>
-          <w:tcPr>
-            <w:tcW w:type="dxa" w:w="1134"/>
-          </w:tcPr>
-          <w:p>
-            <w:r>
-              <w:rPr>
-                <w:sz w:val="20"/>
-              </w:rPr>
-              <w:t>2.0</w:t>
-            </w:r>
-          </w:p>
-        </w:tc>
-        <w:tc>
-          <w:tcPr>
-            <w:tcW w:type="dxa" w:w="3118"/>
-          </w:tcPr>
-          <w:p>
-            <w:r>
-              <w:rPr>
-                <w:sz w:val="20"/>
-              </w:rPr>
-              <w:t>Labels, capabilities, rewrite rules, admin columns</w:t>
+            <w:tcW w:type="dxa" w:w="2160"/>
+          </w:tcPr>
+          <w:p>
+            <w:r>
+              <w:rPr>
+                <w:sz w:val="20"/>
+              </w:rPr>
+              <w:t>Map PDF fields to ACF structure</w:t>
+            </w:r>
+          </w:p>
+        </w:tc>
+        <w:tc>
+          <w:tcPr>
+            <w:tcW w:type="dxa" w:w="2160"/>
+          </w:tcPr>
+          <w:p>
+            <w:r>
+              <w:rPr>
+                <w:sz w:val="20"/>
+              </w:rPr>
+              <w:t>1.5</w:t>
+            </w:r>
+          </w:p>
+        </w:tc>
+        <w:tc>
+          <w:tcPr>
+            <w:tcW w:type="dxa" w:w="2160"/>
+          </w:tcPr>
+          <w:p>
+            <w:r>
+              <w:rPr>
+                <w:sz w:val="20"/>
+              </w:rPr>
+              <w:t>Use existing PDF as reference</w:t>
             </w:r>
           </w:p>
         </w:tc>
@@ -2689,7 +2875,7 @@
       <w:tr>
         <w:tc>
           <w:tcPr>
-            <w:tcW w:type="dxa" w:w="850"/>
+            <w:tcW w:type="dxa" w:w="2160"/>
             <w:shd w:fill="F2F2F2" w:val="clear"/>
           </w:tcPr>
           <w:p>
@@ -2703,7 +2889,7 @@
         </w:tc>
         <w:tc>
           <w:tcPr>
-            <w:tcW w:type="dxa" w:w="3969"/>
+            <w:tcW w:type="dxa" w:w="2160"/>
             <w:shd w:fill="F2F2F2" w:val="clear"/>
           </w:tcPr>
           <w:p>
@@ -2711,13 +2897,13 @@
               <w:rPr>
                 <w:sz w:val="20"/>
               </w:rPr>
-              <w:t>Register Country taxonomy</w:t>
-            </w:r>
-          </w:p>
-        </w:tc>
-        <w:tc>
-          <w:tcPr>
-            <w:tcW w:type="dxa" w:w="1134"/>
+              <w:t>Build ACF field group (content, media, fees, downloads)</w:t>
+            </w:r>
+          </w:p>
+        </w:tc>
+        <w:tc>
+          <w:tcPr>
+            <w:tcW w:type="dxa" w:w="2160"/>
             <w:shd w:fill="F2F2F2" w:val="clear"/>
           </w:tcPr>
           <w:p>
@@ -2725,13 +2911,13 @@
               <w:rPr>
                 <w:sz w:val="20"/>
               </w:rPr>
-              <w:t>1.0</w:t>
-            </w:r>
-          </w:p>
-        </w:tc>
-        <w:tc>
-          <w:tcPr>
-            <w:tcW w:type="dxa" w:w="3118"/>
+              <w:t>3.0</w:t>
+            </w:r>
+          </w:p>
+        </w:tc>
+        <w:tc>
+          <w:tcPr>
+            <w:tcW w:type="dxa" w:w="2160"/>
             <w:shd w:fill="F2F2F2" w:val="clear"/>
           </w:tcPr>
           <w:p>
@@ -2739,7 +2925,7 @@
               <w:rPr>
                 <w:sz w:val="20"/>
               </w:rPr>
-              <w:t>Top-level taxonomy linked to CPT</w:t>
+              <w:t>Core fields only</w:t>
             </w:r>
           </w:p>
         </w:tc>
@@ -2747,7 +2933,7 @@
       <w:tr>
         <w:tc>
           <w:tcPr>
-            <w:tcW w:type="dxa" w:w="850"/>
+            <w:tcW w:type="dxa" w:w="2160"/>
           </w:tcPr>
           <w:p>
             <w:r>
@@ -2760,40 +2946,40 @@
         </w:tc>
         <w:tc>
           <w:tcPr>
-            <w:tcW w:type="dxa" w:w="3969"/>
-          </w:tcPr>
-          <w:p>
-            <w:r>
-              <w:rPr>
-                <w:sz w:val="20"/>
-              </w:rPr>
-              <w:t>Register Region taxonomy</w:t>
-            </w:r>
-          </w:p>
-        </w:tc>
-        <w:tc>
-          <w:tcPr>
-            <w:tcW w:type="dxa" w:w="1134"/>
-          </w:tcPr>
-          <w:p>
-            <w:r>
-              <w:rPr>
-                <w:sz w:val="20"/>
-              </w:rPr>
-              <w:t>1.5</w:t>
-            </w:r>
-          </w:p>
-        </w:tc>
-        <w:tc>
-          <w:tcPr>
-            <w:tcW w:type="dxa" w:w="3118"/>
-          </w:tcPr>
-          <w:p>
-            <w:r>
-              <w:rPr>
-                <w:sz w:val="20"/>
-              </w:rPr>
-              <w:t>Hierarchical, country association logic</w:t>
+            <w:tcW w:type="dxa" w:w="2160"/>
+          </w:tcPr>
+          <w:p>
+            <w:r>
+              <w:rPr>
+                <w:sz w:val="20"/>
+              </w:rPr>
+              <w:t>School profile single page template</w:t>
+            </w:r>
+          </w:p>
+        </w:tc>
+        <w:tc>
+          <w:tcPr>
+            <w:tcW w:type="dxa" w:w="2160"/>
+          </w:tcPr>
+          <w:p>
+            <w:r>
+              <w:rPr>
+                <w:sz w:val="20"/>
+              </w:rPr>
+              <w:t>3.0</w:t>
+            </w:r>
+          </w:p>
+        </w:tc>
+        <w:tc>
+          <w:tcPr>
+            <w:tcW w:type="dxa" w:w="2160"/>
+          </w:tcPr>
+          <w:p>
+            <w:r>
+              <w:rPr>
+                <w:sz w:val="20"/>
+              </w:rPr>
+              <w:t>Match client reference layout</w:t>
             </w:r>
           </w:p>
         </w:tc>
@@ -2801,7 +2987,7 @@
       <w:tr>
         <w:tc>
           <w:tcPr>
-            <w:tcW w:type="dxa" w:w="850"/>
+            <w:tcW w:type="dxa" w:w="2160"/>
             <w:shd w:fill="F2F2F2" w:val="clear"/>
           </w:tcPr>
           <w:p>
@@ -2815,7 +3001,7 @@
         </w:tc>
         <w:tc>
           <w:tcPr>
-            <w:tcW w:type="dxa" w:w="3969"/>
+            <w:tcW w:type="dxa" w:w="2160"/>
             <w:shd w:fill="F2F2F2" w:val="clear"/>
           </w:tcPr>
           <w:p>
@@ -2823,13 +3009,13 @@
               <w:rPr>
                 <w:sz w:val="20"/>
               </w:rPr>
-              <w:t>Register City taxonomy</w:t>
-            </w:r>
-          </w:p>
-        </w:tc>
-        <w:tc>
-          <w:tcPr>
-            <w:tcW w:type="dxa" w:w="1134"/>
+              <w:t>Display taxonomy terms on school profile</w:t>
+            </w:r>
+          </w:p>
+        </w:tc>
+        <w:tc>
+          <w:tcPr>
+            <w:tcW w:type="dxa" w:w="2160"/>
             <w:shd w:fill="F2F2F2" w:val="clear"/>
           </w:tcPr>
           <w:p>
@@ -2837,13 +3023,13 @@
               <w:rPr>
                 <w:sz w:val="20"/>
               </w:rPr>
-              <w:t>1.0</w:t>
-            </w:r>
-          </w:p>
-        </w:tc>
-        <w:tc>
-          <w:tcPr>
-            <w:tcW w:type="dxa" w:w="3118"/>
+              <w:t>0.5</w:t>
+            </w:r>
+          </w:p>
+        </w:tc>
+        <w:tc>
+          <w:tcPr>
+            <w:tcW w:type="dxa" w:w="2160"/>
             <w:shd w:fill="F2F2F2" w:val="clear"/>
           </w:tcPr>
           <w:p>
@@ -2851,173 +3037,7 @@
               <w:rPr>
                 <w:sz w:val="20"/>
               </w:rPr>
-              <w:t>Linked to region where applicable</w:t>
-            </w:r>
-          </w:p>
-        </w:tc>
-      </w:tr>
-      <w:tr>
-        <w:tc>
-          <w:tcPr>
-            <w:tcW w:type="dxa" w:w="850"/>
-          </w:tcPr>
-          <w:p>
-            <w:r>
-              <w:rPr>
-                <w:sz w:val="20"/>
-              </w:rPr>
-              <w:t>2.5</w:t>
-            </w:r>
-          </w:p>
-        </w:tc>
-        <w:tc>
-          <w:tcPr>
-            <w:tcW w:type="dxa" w:w="3969"/>
-          </w:tcPr>
-          <w:p>
-            <w:r>
-              <w:rPr>
-                <w:sz w:val="20"/>
-              </w:rPr>
-              <w:t>Register Interests taxonomy</w:t>
-            </w:r>
-          </w:p>
-        </w:tc>
-        <w:tc>
-          <w:tcPr>
-            <w:tcW w:type="dxa" w:w="1134"/>
-          </w:tcPr>
-          <w:p>
-            <w:r>
-              <w:rPr>
-                <w:sz w:val="20"/>
-              </w:rPr>
-              <w:t>1.0</w:t>
-            </w:r>
-          </w:p>
-        </w:tc>
-        <w:tc>
-          <w:tcPr>
-            <w:tcW w:type="dxa" w:w="3118"/>
-          </w:tcPr>
-          <w:p>
-            <w:r>
-              <w:rPr>
-                <w:sz w:val="20"/>
-              </w:rPr>
-              <w:t>Multi-select support</w:t>
-            </w:r>
-          </w:p>
-        </w:tc>
-      </w:tr>
-      <w:tr>
-        <w:tc>
-          <w:tcPr>
-            <w:tcW w:type="dxa" w:w="850"/>
-            <w:shd w:fill="F2F2F2" w:val="clear"/>
-          </w:tcPr>
-          <w:p>
-            <w:r>
-              <w:rPr>
-                <w:sz w:val="20"/>
-              </w:rPr>
-              <w:t>2.6</w:t>
-            </w:r>
-          </w:p>
-        </w:tc>
-        <w:tc>
-          <w:tcPr>
-            <w:tcW w:type="dxa" w:w="3969"/>
-            <w:shd w:fill="F2F2F2" w:val="clear"/>
-          </w:tcPr>
-          <w:p>
-            <w:r>
-              <w:rPr>
-                <w:sz w:val="20"/>
-              </w:rPr>
-              <w:t>Register optional taxonomies (Language, School Type, etc.)</w:t>
-            </w:r>
-          </w:p>
-        </w:tc>
-        <w:tc>
-          <w:tcPr>
-            <w:tcW w:type="dxa" w:w="1134"/>
-            <w:shd w:fill="F2F2F2" w:val="clear"/>
-          </w:tcPr>
-          <w:p>
-            <w:r>
-              <w:rPr>
-                <w:sz w:val="20"/>
-              </w:rPr>
-              <w:t>2.5</w:t>
-            </w:r>
-          </w:p>
-        </w:tc>
-        <w:tc>
-          <w:tcPr>
-            <w:tcW w:type="dxa" w:w="3118"/>
-            <w:shd w:fill="F2F2F2" w:val="clear"/>
-          </w:tcPr>
-          <w:p>
-            <w:r>
-              <w:rPr>
-                <w:sz w:val="20"/>
-              </w:rPr>
-              <w:t>Per approved filter list from Excel</w:t>
-            </w:r>
-          </w:p>
-        </w:tc>
-      </w:tr>
-      <w:tr>
-        <w:tc>
-          <w:tcPr>
-            <w:tcW w:type="dxa" w:w="850"/>
-          </w:tcPr>
-          <w:p>
-            <w:r>
-              <w:rPr>
-                <w:sz w:val="20"/>
-              </w:rPr>
-              <w:t>2.7</w:t>
-            </w:r>
-          </w:p>
-        </w:tc>
-        <w:tc>
-          <w:tcPr>
-            <w:tcW w:type="dxa" w:w="3969"/>
-          </w:tcPr>
-          <w:p>
-            <w:r>
-              <w:rPr>
-                <w:sz w:val="20"/>
-              </w:rPr>
-              <w:t>Admin UX: term management, ordering, descriptions</w:t>
-            </w:r>
-          </w:p>
-        </w:tc>
-        <w:tc>
-          <w:tcPr>
-            <w:tcW w:type="dxa" w:w="1134"/>
-          </w:tcPr>
-          <w:p>
-            <w:r>
-              <w:rPr>
-                <w:sz w:val="20"/>
-              </w:rPr>
-              <w:t>2.0</w:t>
-            </w:r>
-          </w:p>
-        </w:tc>
-        <w:tc>
-          <w:tcPr>
-            <w:tcW w:type="dxa" w:w="3118"/>
-          </w:tcPr>
-          <w:p>
-            <w:r>
-              <w:rPr>
-                <w:sz w:val="20"/>
-              </w:rPr>
-              <w:t>Ensure EXP can self-manage</w:t>
+              <w:t>Show active filter values</w:t>
             </w:r>
           </w:p>
         </w:tc>
@@ -3029,7 +3049,7 @@
           <w:b/>
           <w:i w:val="0"/>
         </w:rPr>
-        <w:t>Phase 2 Subtotal: 11.0 hours</w:t>
+        <w:t>Day 2 Subtotal: 8.0 hours</w:t>
       </w:r>
     </w:p>
     <w:p>
@@ -3037,7 +3057,7 @@
         <w:pStyle w:val="Heading2"/>
       </w:pPr>
       <w:r>
-        <w:t>7.3 Phase 3 — ACF Field Groups</w:t>
+        <w:t>Day 3 — Page Templates &amp; Country Integration (8 hours)</w:t>
       </w:r>
     </w:p>
     <w:tbl>
@@ -3056,7 +3076,7 @@
       <w:tr>
         <w:tc>
           <w:tcPr>
-            <w:tcW w:type="dxa" w:w="850"/>
+            <w:tcW w:type="dxa" w:w="2160"/>
             <w:shd w:fill="1F4E79" w:val="clear"/>
           </w:tcPr>
           <w:p>
@@ -3072,7 +3092,7 @@
         </w:tc>
         <w:tc>
           <w:tcPr>
-            <w:tcW w:type="dxa" w:w="3969"/>
+            <w:tcW w:type="dxa" w:w="2160"/>
             <w:shd w:fill="1F4E79" w:val="clear"/>
           </w:tcPr>
           <w:p>
@@ -3088,7 +3108,7 @@
         </w:tc>
         <w:tc>
           <w:tcPr>
-            <w:tcW w:type="dxa" w:w="1134"/>
+            <w:tcW w:type="dxa" w:w="2160"/>
             <w:shd w:fill="1F4E79" w:val="clear"/>
           </w:tcPr>
           <w:p>
@@ -3104,7 +3124,7 @@
         </w:tc>
         <w:tc>
           <w:tcPr>
-            <w:tcW w:type="dxa" w:w="3118"/>
+            <w:tcW w:type="dxa" w:w="2160"/>
             <w:shd w:fill="1F4E79" w:val="clear"/>
           </w:tcPr>
           <w:p>
@@ -3122,7 +3142,7 @@
       <w:tr>
         <w:tc>
           <w:tcPr>
-            <w:tcW w:type="dxa" w:w="850"/>
+            <w:tcW w:type="dxa" w:w="2160"/>
           </w:tcPr>
           <w:p>
             <w:r>
@@ -3135,40 +3155,40 @@
         </w:tc>
         <w:tc>
           <w:tcPr>
-            <w:tcW w:type="dxa" w:w="3969"/>
-          </w:tcPr>
-          <w:p>
-            <w:r>
-              <w:rPr>
-                <w:sz w:val="20"/>
-              </w:rPr>
-              <w:t>Map PDF fields to ACF structure</w:t>
-            </w:r>
-          </w:p>
-        </w:tc>
-        <w:tc>
-          <w:tcPr>
-            <w:tcW w:type="dxa" w:w="1134"/>
-          </w:tcPr>
-          <w:p>
-            <w:r>
-              <w:rPr>
-                <w:sz w:val="20"/>
-              </w:rPr>
-              <w:t>3.0</w:t>
-            </w:r>
-          </w:p>
-        </w:tc>
-        <w:tc>
-          <w:tcPr>
-            <w:tcW w:type="dxa" w:w="3118"/>
-          </w:tcPr>
-          <w:p>
-            <w:r>
-              <w:rPr>
-                <w:sz w:val="20"/>
-              </w:rPr>
-              <w:t>Cross-reference existing NZ/USA PDFs</w:t>
+            <w:tcW w:type="dxa" w:w="2160"/>
+          </w:tcPr>
+          <w:p>
+            <w:r>
+              <w:rPr>
+                <w:sz w:val="20"/>
+              </w:rPr>
+              <w:t>Region overview page template</w:t>
+            </w:r>
+          </w:p>
+        </w:tc>
+        <w:tc>
+          <w:tcPr>
+            <w:tcW w:type="dxa" w:w="2160"/>
+          </w:tcPr>
+          <w:p>
+            <w:r>
+              <w:rPr>
+                <w:sz w:val="20"/>
+              </w:rPr>
+              <w:t>2.5</w:t>
+            </w:r>
+          </w:p>
+        </w:tc>
+        <w:tc>
+          <w:tcPr>
+            <w:tcW w:type="dxa" w:w="2160"/>
+          </w:tcPr>
+          <w:p>
+            <w:r>
+              <w:rPr>
+                <w:sz w:val="20"/>
+              </w:rPr>
+              <w:t>Region cards with deep-links</w:t>
             </w:r>
           </w:p>
         </w:tc>
@@ -3176,7 +3196,7 @@
       <w:tr>
         <w:tc>
           <w:tcPr>
-            <w:tcW w:type="dxa" w:w="850"/>
+            <w:tcW w:type="dxa" w:w="2160"/>
             <w:shd w:fill="F2F2F2" w:val="clear"/>
           </w:tcPr>
           <w:p>
@@ -3190,7 +3210,7 @@
         </w:tc>
         <w:tc>
           <w:tcPr>
-            <w:tcW w:type="dxa" w:w="3969"/>
+            <w:tcW w:type="dxa" w:w="2160"/>
             <w:shd w:fill="F2F2F2" w:val="clear"/>
           </w:tcPr>
           <w:p>
@@ -3198,13 +3218,13 @@
               <w:rPr>
                 <w:sz w:val="20"/>
               </w:rPr>
-              <w:t>Build ACF field group — core content</w:t>
-            </w:r>
-          </w:p>
-        </w:tc>
-        <w:tc>
-          <w:tcPr>
-            <w:tcW w:type="dxa" w:w="1134"/>
+              <w:t>Filter page template shell</w:t>
+            </w:r>
+          </w:p>
+        </w:tc>
+        <w:tc>
+          <w:tcPr>
+            <w:tcW w:type="dxa" w:w="2160"/>
             <w:shd w:fill="F2F2F2" w:val="clear"/>
           </w:tcPr>
           <w:p>
@@ -3212,13 +3232,13 @@
               <w:rPr>
                 <w:sz w:val="20"/>
               </w:rPr>
-              <w:t>4.0</w:t>
-            </w:r>
-          </w:p>
-        </w:tc>
-        <w:tc>
-          <w:tcPr>
-            <w:tcW w:type="dxa" w:w="3118"/>
+              <w:t>1.5</w:t>
+            </w:r>
+          </w:p>
+        </w:tc>
+        <w:tc>
+          <w:tcPr>
+            <w:tcW w:type="dxa" w:w="2160"/>
             <w:shd w:fill="F2F2F2" w:val="clear"/>
           </w:tcPr>
           <w:p>
@@ -3226,7 +3246,7 @@
               <w:rPr>
                 <w:sz w:val="20"/>
               </w:rPr>
-              <w:t>Intro, description, images, accommodation</w:t>
+              <w:t>Layout wrapper for FacetWP</w:t>
             </w:r>
           </w:p>
         </w:tc>
@@ -3234,7 +3254,7 @@
       <w:tr>
         <w:tc>
           <w:tcPr>
-            <w:tcW w:type="dxa" w:w="850"/>
+            <w:tcW w:type="dxa" w:w="2160"/>
           </w:tcPr>
           <w:p>
             <w:r>
@@ -3247,40 +3267,40 @@
         </w:tc>
         <w:tc>
           <w:tcPr>
-            <w:tcW w:type="dxa" w:w="3969"/>
-          </w:tcPr>
-          <w:p>
-            <w:r>
-              <w:rPr>
-                <w:sz w:val="20"/>
-              </w:rPr>
-              <w:t>Build ACF field group — supplementary</w:t>
-            </w:r>
-          </w:p>
-        </w:tc>
-        <w:tc>
-          <w:tcPr>
-            <w:tcW w:type="dxa" w:w="1134"/>
-          </w:tcPr>
-          <w:p>
-            <w:r>
-              <w:rPr>
-                <w:sz w:val="20"/>
-              </w:rPr>
-              <w:t>2.0</w:t>
-            </w:r>
-          </w:p>
-        </w:tc>
-        <w:tc>
-          <w:tcPr>
-            <w:tcW w:type="dxa" w:w="3118"/>
-          </w:tcPr>
-          <w:p>
-            <w:r>
-              <w:rPr>
-                <w:sz w:val="20"/>
-              </w:rPr>
-              <w:t>Activities, tuition/fees, downloads</w:t>
+            <w:tcW w:type="dxa" w:w="2160"/>
+          </w:tcPr>
+          <w:p>
+            <w:r>
+              <w:rPr>
+                <w:sz w:val="20"/>
+              </w:rPr>
+              <w:t>Country page CTA buttons (2 buttons)</w:t>
+            </w:r>
+          </w:p>
+        </w:tc>
+        <w:tc>
+          <w:tcPr>
+            <w:tcW w:type="dxa" w:w="2160"/>
+          </w:tcPr>
+          <w:p>
+            <w:r>
+              <w:rPr>
+                <w:sz w:val="20"/>
+              </w:rPr>
+              <w:t>1.5</w:t>
+            </w:r>
+          </w:p>
+        </w:tc>
+        <w:tc>
+          <w:tcPr>
+            <w:tcW w:type="dxa" w:w="2160"/>
+          </w:tcPr>
+          <w:p>
+            <w:r>
+              <w:rPr>
+                <w:sz w:val="20"/>
+              </w:rPr>
+              <w:t>Choose School / Choose Region</w:t>
             </w:r>
           </w:p>
         </w:tc>
@@ -3288,7 +3308,7 @@
       <w:tr>
         <w:tc>
           <w:tcPr>
-            <w:tcW w:type="dxa" w:w="850"/>
+            <w:tcW w:type="dxa" w:w="2160"/>
             <w:shd w:fill="F2F2F2" w:val="clear"/>
           </w:tcPr>
           <w:p>
@@ -3302,7 +3322,7 @@
         </w:tc>
         <w:tc>
           <w:tcPr>
-            <w:tcW w:type="dxa" w:w="3969"/>
+            <w:tcW w:type="dxa" w:w="2160"/>
             <w:shd w:fill="F2F2F2" w:val="clear"/>
           </w:tcPr>
           <w:p>
@@ -3310,13 +3330,13 @@
               <w:rPr>
                 <w:sz w:val="20"/>
               </w:rPr>
-              <w:t>Conditional logic &amp; field validation</w:t>
-            </w:r>
-          </w:p>
-        </w:tc>
-        <w:tc>
-          <w:tcPr>
-            <w:tcW w:type="dxa" w:w="1134"/>
+              <w:t>Responsive styling for all new templates</w:t>
+            </w:r>
+          </w:p>
+        </w:tc>
+        <w:tc>
+          <w:tcPr>
+            <w:tcW w:type="dxa" w:w="2160"/>
             <w:shd w:fill="F2F2F2" w:val="clear"/>
           </w:tcPr>
           <w:p>
@@ -3324,13 +3344,13 @@
               <w:rPr>
                 <w:sz w:val="20"/>
               </w:rPr>
-              <w:t>1.5</w:t>
-            </w:r>
-          </w:p>
-        </w:tc>
-        <w:tc>
-          <w:tcPr>
-            <w:tcW w:type="dxa" w:w="3118"/>
+              <w:t>2.0</w:t>
+            </w:r>
+          </w:p>
+        </w:tc>
+        <w:tc>
+          <w:tcPr>
+            <w:tcW w:type="dxa" w:w="2160"/>
             <w:shd w:fill="F2F2F2" w:val="clear"/>
           </w:tcPr>
           <w:p>
@@ -3338,7 +3358,7 @@
               <w:rPr>
                 <w:sz w:val="20"/>
               </w:rPr>
-              <w:t>Admin usability improvements</w:t>
+              <w:t>Mobile + desktop</w:t>
             </w:r>
           </w:p>
         </w:tc>
@@ -3346,7 +3366,7 @@
       <w:tr>
         <w:tc>
           <w:tcPr>
-            <w:tcW w:type="dxa" w:w="850"/>
+            <w:tcW w:type="dxa" w:w="2160"/>
           </w:tcPr>
           <w:p>
             <w:r>
@@ -3359,40 +3379,40 @@
         </w:tc>
         <w:tc>
           <w:tcPr>
-            <w:tcW w:type="dxa" w:w="3969"/>
-          </w:tcPr>
-          <w:p>
-            <w:r>
-              <w:rPr>
-                <w:sz w:val="20"/>
-              </w:rPr>
-              <w:t>ACF location rules &amp; field group export</w:t>
-            </w:r>
-          </w:p>
-        </w:tc>
-        <w:tc>
-          <w:tcPr>
-            <w:tcW w:type="dxa" w:w="1134"/>
-          </w:tcPr>
-          <w:p>
-            <w:r>
-              <w:rPr>
-                <w:sz w:val="20"/>
-              </w:rPr>
-              <w:t>1.0</w:t>
-            </w:r>
-          </w:p>
-        </w:tc>
-        <w:tc>
-          <w:tcPr>
-            <w:tcW w:type="dxa" w:w="3118"/>
-          </w:tcPr>
-          <w:p>
-            <w:r>
-              <w:rPr>
-                <w:sz w:val="20"/>
-              </w:rPr>
-              <w:t>Version-controlled JSON export</w:t>
+            <w:tcW w:type="dxa" w:w="2160"/>
+          </w:tcPr>
+          <w:p>
+            <w:r>
+              <w:rPr>
+                <w:sz w:val="20"/>
+              </w:rPr>
+              <w:t>Internal page linking &amp; routing verification</w:t>
+            </w:r>
+          </w:p>
+        </w:tc>
+        <w:tc>
+          <w:tcPr>
+            <w:tcW w:type="dxa" w:w="2160"/>
+          </w:tcPr>
+          <w:p>
+            <w:r>
+              <w:rPr>
+                <w:sz w:val="20"/>
+              </w:rPr>
+              <w:t>0.5</w:t>
+            </w:r>
+          </w:p>
+        </w:tc>
+        <w:tc>
+          <w:tcPr>
+            <w:tcW w:type="dxa" w:w="2160"/>
+          </w:tcPr>
+          <w:p>
+            <w:r>
+              <w:rPr>
+                <w:sz w:val="20"/>
+              </w:rPr>
+              <w:t>All user flow paths</w:t>
             </w:r>
           </w:p>
         </w:tc>
@@ -3404,7 +3424,7 @@
           <w:b/>
           <w:i w:val="0"/>
         </w:rPr>
-        <w:t>Phase 3 Subtotal: 11.5 hours</w:t>
+        <w:t>Day 3 Subtotal: 8.0 hours</w:t>
       </w:r>
     </w:p>
     <w:p>
@@ -3412,7 +3432,7 @@
         <w:pStyle w:val="Heading2"/>
       </w:pPr>
       <w:r>
-        <w:t>7.4 Phase 4 — Frontend Templates</w:t>
+        <w:t>Day 4 — FacetWP Integration &amp; URL Preselection (8 hours)</w:t>
       </w:r>
     </w:p>
     <w:tbl>
@@ -3431,7 +3451,7 @@
       <w:tr>
         <w:tc>
           <w:tcPr>
-            <w:tcW w:type="dxa" w:w="850"/>
+            <w:tcW w:type="dxa" w:w="2160"/>
             <w:shd w:fill="1F4E79" w:val="clear"/>
           </w:tcPr>
           <w:p>
@@ -3447,7 +3467,7 @@
         </w:tc>
         <w:tc>
           <w:tcPr>
-            <w:tcW w:type="dxa" w:w="3969"/>
+            <w:tcW w:type="dxa" w:w="2160"/>
             <w:shd w:fill="1F4E79" w:val="clear"/>
           </w:tcPr>
           <w:p>
@@ -3463,7 +3483,7 @@
         </w:tc>
         <w:tc>
           <w:tcPr>
-            <w:tcW w:type="dxa" w:w="1134"/>
+            <w:tcW w:type="dxa" w:w="2160"/>
             <w:shd w:fill="1F4E79" w:val="clear"/>
           </w:tcPr>
           <w:p>
@@ -3479,7 +3499,7 @@
         </w:tc>
         <w:tc>
           <w:tcPr>
-            <w:tcW w:type="dxa" w:w="3118"/>
+            <w:tcW w:type="dxa" w:w="2160"/>
             <w:shd w:fill="1F4E79" w:val="clear"/>
           </w:tcPr>
           <w:p>
@@ -3497,7 +3517,7 @@
       <w:tr>
         <w:tc>
           <w:tcPr>
-            <w:tcW w:type="dxa" w:w="850"/>
+            <w:tcW w:type="dxa" w:w="2160"/>
           </w:tcPr>
           <w:p>
             <w:r>
@@ -3510,40 +3530,40 @@
         </w:tc>
         <w:tc>
           <w:tcPr>
-            <w:tcW w:type="dxa" w:w="3969"/>
-          </w:tcPr>
-          <w:p>
-            <w:r>
-              <w:rPr>
-                <w:sz w:val="20"/>
-              </w:rPr>
-              <w:t>School Profile single template (PHP/Twig)</w:t>
-            </w:r>
-          </w:p>
-        </w:tc>
-        <w:tc>
-          <w:tcPr>
-            <w:tcW w:type="dxa" w:w="1134"/>
-          </w:tcPr>
-          <w:p>
-            <w:r>
-              <w:rPr>
-                <w:sz w:val="20"/>
-              </w:rPr>
-              <w:t>10.0</w:t>
-            </w:r>
-          </w:p>
-        </w:tc>
-        <w:tc>
-          <w:tcPr>
-            <w:tcW w:type="dxa" w:w="3118"/>
-          </w:tcPr>
-          <w:p>
-            <w:r>
-              <w:rPr>
-                <w:sz w:val="20"/>
-              </w:rPr>
-              <w:t>Match client reference layout, responsive</w:t>
+            <w:tcW w:type="dxa" w:w="2160"/>
+          </w:tcPr>
+          <w:p>
+            <w:r>
+              <w:rPr>
+                <w:sz w:val="20"/>
+              </w:rPr>
+              <w:t>Configure FacetWP facets (Country, Region, City, Interests)</w:t>
+            </w:r>
+          </w:p>
+        </w:tc>
+        <w:tc>
+          <w:tcPr>
+            <w:tcW w:type="dxa" w:w="2160"/>
+          </w:tcPr>
+          <w:p>
+            <w:r>
+              <w:rPr>
+                <w:sz w:val="20"/>
+              </w:rPr>
+              <w:t>3.0</w:t>
+            </w:r>
+          </w:p>
+        </w:tc>
+        <w:tc>
+          <w:tcPr>
+            <w:tcW w:type="dxa" w:w="2160"/>
+          </w:tcPr>
+          <w:p>
+            <w:r>
+              <w:rPr>
+                <w:sz w:val="20"/>
+              </w:rPr>
+              <w:t>Required filters</w:t>
             </w:r>
           </w:p>
         </w:tc>
@@ -3551,7 +3571,7 @@
       <w:tr>
         <w:tc>
           <w:tcPr>
-            <w:tcW w:type="dxa" w:w="850"/>
+            <w:tcW w:type="dxa" w:w="2160"/>
             <w:shd w:fill="F2F2F2" w:val="clear"/>
           </w:tcPr>
           <w:p>
@@ -3565,7 +3585,7 @@
         </w:tc>
         <w:tc>
           <w:tcPr>
-            <w:tcW w:type="dxa" w:w="3969"/>
+            <w:tcW w:type="dxa" w:w="2160"/>
             <w:shd w:fill="F2F2F2" w:val="clear"/>
           </w:tcPr>
           <w:p>
@@ -3573,13 +3593,13 @@
               <w:rPr>
                 <w:sz w:val="20"/>
               </w:rPr>
-              <w:t>Display taxonomy terms on school profile</w:t>
-            </w:r>
-          </w:p>
-        </w:tc>
-        <w:tc>
-          <w:tcPr>
-            <w:tcW w:type="dxa" w:w="1134"/>
+              <w:t>School listing template with result cards</w:t>
+            </w:r>
+          </w:p>
+        </w:tc>
+        <w:tc>
+          <w:tcPr>
+            <w:tcW w:type="dxa" w:w="2160"/>
             <w:shd w:fill="F2F2F2" w:val="clear"/>
           </w:tcPr>
           <w:p>
@@ -3593,7 +3613,7 @@
         </w:tc>
         <w:tc>
           <w:tcPr>
-            <w:tcW w:type="dxa" w:w="3118"/>
+            <w:tcW w:type="dxa" w:w="2160"/>
             <w:shd w:fill="F2F2F2" w:val="clear"/>
           </w:tcPr>
           <w:p>
@@ -3601,7 +3621,7 @@
               <w:rPr>
                 <w:sz w:val="20"/>
               </w:rPr>
-              <w:t>Show active filter values on page</w:t>
+              <w:t>Links to CPT singles</w:t>
             </w:r>
           </w:p>
         </w:tc>
@@ -3609,7 +3629,7 @@
       <w:tr>
         <w:tc>
           <w:tcPr>
-            <w:tcW w:type="dxa" w:w="850"/>
+            <w:tcW w:type="dxa" w:w="2160"/>
           </w:tcPr>
           <w:p>
             <w:r>
@@ -3622,40 +3642,40 @@
         </w:tc>
         <w:tc>
           <w:tcPr>
-            <w:tcW w:type="dxa" w:w="3969"/>
-          </w:tcPr>
-          <w:p>
-            <w:r>
-              <w:rPr>
-                <w:sz w:val="20"/>
-              </w:rPr>
-              <w:t>Region Overview page template</w:t>
-            </w:r>
-          </w:p>
-        </w:tc>
-        <w:tc>
-          <w:tcPr>
-            <w:tcW w:type="dxa" w:w="1134"/>
-          </w:tcPr>
-          <w:p>
-            <w:r>
-              <w:rPr>
-                <w:sz w:val="20"/>
-              </w:rPr>
-              <w:t>5.0</w:t>
-            </w:r>
-          </w:p>
-        </w:tc>
-        <w:tc>
-          <w:tcPr>
-            <w:tcW w:type="dxa" w:w="3118"/>
-          </w:tcPr>
-          <w:p>
-            <w:r>
-              <w:rPr>
-                <w:sz w:val="20"/>
-              </w:rPr>
-              <w:t>Region cards/links, country context</w:t>
+            <w:tcW w:type="dxa" w:w="2160"/>
+          </w:tcPr>
+          <w:p>
+            <w:r>
+              <w:rPr>
+                <w:sz w:val="20"/>
+              </w:rPr>
+              <w:t>URL preselection: country only</w:t>
+            </w:r>
+          </w:p>
+        </w:tc>
+        <w:tc>
+          <w:tcPr>
+            <w:tcW w:type="dxa" w:w="2160"/>
+          </w:tcPr>
+          <w:p>
+            <w:r>
+              <w:rPr>
+                <w:sz w:val="20"/>
+              </w:rPr>
+              <w:t>1.5</w:t>
+            </w:r>
+          </w:p>
+        </w:tc>
+        <w:tc>
+          <w:tcPr>
+            <w:tcW w:type="dxa" w:w="2160"/>
+          </w:tcPr>
+          <w:p>
+            <w:r>
+              <w:rPr>
+                <w:sz w:val="20"/>
+              </w:rPr>
+              <w:t>From country page CTA</w:t>
             </w:r>
           </w:p>
         </w:tc>
@@ -3663,7 +3683,7 @@
       <w:tr>
         <w:tc>
           <w:tcPr>
-            <w:tcW w:type="dxa" w:w="850"/>
+            <w:tcW w:type="dxa" w:w="2160"/>
             <w:shd w:fill="F2F2F2" w:val="clear"/>
           </w:tcPr>
           <w:p>
@@ -3677,7 +3697,7 @@
         </w:tc>
         <w:tc>
           <w:tcPr>
-            <w:tcW w:type="dxa" w:w="3969"/>
+            <w:tcW w:type="dxa" w:w="2160"/>
             <w:shd w:fill="F2F2F2" w:val="clear"/>
           </w:tcPr>
           <w:p>
@@ -3685,13 +3705,13 @@
               <w:rPr>
                 <w:sz w:val="20"/>
               </w:rPr>
-              <w:t>Filter page template shell</w:t>
-            </w:r>
-          </w:p>
-        </w:tc>
-        <w:tc>
-          <w:tcPr>
-            <w:tcW w:type="dxa" w:w="1134"/>
+              <w:t>URL preselection: country + region</w:t>
+            </w:r>
+          </w:p>
+        </w:tc>
+        <w:tc>
+          <w:tcPr>
+            <w:tcW w:type="dxa" w:w="2160"/>
             <w:shd w:fill="F2F2F2" w:val="clear"/>
           </w:tcPr>
           <w:p>
@@ -3699,13 +3719,13 @@
               <w:rPr>
                 <w:sz w:val="20"/>
               </w:rPr>
-              <w:t>3.0</w:t>
-            </w:r>
-          </w:p>
-        </w:tc>
-        <w:tc>
-          <w:tcPr>
-            <w:tcW w:type="dxa" w:w="3118"/>
+              <w:t>1.5</w:t>
+            </w:r>
+          </w:p>
+        </w:tc>
+        <w:tc>
+          <w:tcPr>
+            <w:tcW w:type="dxa" w:w="2160"/>
             <w:shd w:fill="F2F2F2" w:val="clear"/>
           </w:tcPr>
           <w:p>
@@ -3713,119 +3733,7 @@
               <w:rPr>
                 <w:sz w:val="20"/>
               </w:rPr>
-              <w:t>Layout wrapper, no extra content area</w:t>
-            </w:r>
-          </w:p>
-        </w:tc>
-      </w:tr>
-      <w:tr>
-        <w:tc>
-          <w:tcPr>
-            <w:tcW w:type="dxa" w:w="850"/>
-          </w:tcPr>
-          <w:p>
-            <w:r>
-              <w:rPr>
-                <w:sz w:val="20"/>
-              </w:rPr>
-              <w:t>4.5</w:t>
-            </w:r>
-          </w:p>
-        </w:tc>
-        <w:tc>
-          <w:tcPr>
-            <w:tcW w:type="dxa" w:w="3969"/>
-          </w:tcPr>
-          <w:p>
-            <w:r>
-              <w:rPr>
-                <w:sz w:val="20"/>
-              </w:rPr>
-              <w:t>Styling &amp; responsive adjustments</w:t>
-            </w:r>
-          </w:p>
-        </w:tc>
-        <w:tc>
-          <w:tcPr>
-            <w:tcW w:type="dxa" w:w="1134"/>
-          </w:tcPr>
-          <w:p>
-            <w:r>
-              <w:rPr>
-                <w:sz w:val="20"/>
-              </w:rPr>
-              <w:t>4.0</w:t>
-            </w:r>
-          </w:p>
-        </w:tc>
-        <w:tc>
-          <w:tcPr>
-            <w:tcW w:type="dxa" w:w="3118"/>
-          </w:tcPr>
-          <w:p>
-            <w:r>
-              <w:rPr>
-                <w:sz w:val="20"/>
-              </w:rPr>
-              <w:t>Mobile, tablet, desktop breakpoints</w:t>
-            </w:r>
-          </w:p>
-        </w:tc>
-      </w:tr>
-      <w:tr>
-        <w:tc>
-          <w:tcPr>
-            <w:tcW w:type="dxa" w:w="850"/>
-            <w:shd w:fill="F2F2F2" w:val="clear"/>
-          </w:tcPr>
-          <w:p>
-            <w:r>
-              <w:rPr>
-                <w:sz w:val="20"/>
-              </w:rPr>
-              <w:t>4.6</w:t>
-            </w:r>
-          </w:p>
-        </w:tc>
-        <w:tc>
-          <w:tcPr>
-            <w:tcW w:type="dxa" w:w="3969"/>
-            <w:shd w:fill="F2F2F2" w:val="clear"/>
-          </w:tcPr>
-          <w:p>
-            <w:r>
-              <w:rPr>
-                <w:sz w:val="20"/>
-              </w:rPr>
-              <w:t>Country page CTA button integration</w:t>
-            </w:r>
-          </w:p>
-        </w:tc>
-        <w:tc>
-          <w:tcPr>
-            <w:tcW w:type="dxa" w:w="1134"/>
-            <w:shd w:fill="F2F2F2" w:val="clear"/>
-          </w:tcPr>
-          <w:p>
-            <w:r>
-              <w:rPr>
-                <w:sz w:val="20"/>
-              </w:rPr>
-              <w:t>2.0</w:t>
-            </w:r>
-          </w:p>
-        </w:tc>
-        <w:tc>
-          <w:tcPr>
-            <w:tcW w:type="dxa" w:w="3118"/>
-            <w:shd w:fill="F2F2F2" w:val="clear"/>
-          </w:tcPr>
-          <w:p>
-            <w:r>
-              <w:rPr>
-                <w:sz w:val="20"/>
-              </w:rPr>
-              <w:t>Two buttons on existing country pages</w:t>
+              <w:t>From region overview</w:t>
             </w:r>
           </w:p>
         </w:tc>
@@ -3837,7 +3745,7 @@
           <w:b/>
           <w:i w:val="0"/>
         </w:rPr>
-        <w:t>Phase 4 Subtotal: 26.0 hours</w:t>
+        <w:t>Day 4 Subtotal: 8.0 hours</w:t>
       </w:r>
     </w:p>
     <w:p>
@@ -3845,7 +3753,7 @@
         <w:pStyle w:val="Heading2"/>
       </w:pPr>
       <w:r>
-        <w:t>7.5 Phase 5 — FacetWP Integration</w:t>
+        <w:t>Day 5 — Content Migration &amp; Reusability (8 hours)</w:t>
       </w:r>
     </w:p>
     <w:tbl>
@@ -3864,7 +3772,7 @@
       <w:tr>
         <w:tc>
           <w:tcPr>
-            <w:tcW w:type="dxa" w:w="850"/>
+            <w:tcW w:type="dxa" w:w="2160"/>
             <w:shd w:fill="1F4E79" w:val="clear"/>
           </w:tcPr>
           <w:p>
@@ -3880,7 +3788,7 @@
         </w:tc>
         <w:tc>
           <w:tcPr>
-            <w:tcW w:type="dxa" w:w="3969"/>
+            <w:tcW w:type="dxa" w:w="2160"/>
             <w:shd w:fill="1F4E79" w:val="clear"/>
           </w:tcPr>
           <w:p>
@@ -3896,7 +3804,7 @@
         </w:tc>
         <w:tc>
           <w:tcPr>
-            <w:tcW w:type="dxa" w:w="1134"/>
+            <w:tcW w:type="dxa" w:w="2160"/>
             <w:shd w:fill="1F4E79" w:val="clear"/>
           </w:tcPr>
           <w:p>
@@ -3912,7 +3820,7 @@
         </w:tc>
         <w:tc>
           <w:tcPr>
-            <w:tcW w:type="dxa" w:w="3118"/>
+            <w:tcW w:type="dxa" w:w="2160"/>
             <w:shd w:fill="1F4E79" w:val="clear"/>
           </w:tcPr>
           <w:p>
@@ -3930,7 +3838,7 @@
       <w:tr>
         <w:tc>
           <w:tcPr>
-            <w:tcW w:type="dxa" w:w="850"/>
+            <w:tcW w:type="dxa" w:w="2160"/>
           </w:tcPr>
           <w:p>
             <w:r>
@@ -3943,40 +3851,40 @@
         </w:tc>
         <w:tc>
           <w:tcPr>
-            <w:tcW w:type="dxa" w:w="3969"/>
-          </w:tcPr>
-          <w:p>
-            <w:r>
-              <w:rPr>
-                <w:sz w:val="20"/>
-              </w:rPr>
-              <w:t>Configure FacetWP facets (Country, Region, City, Interests)</w:t>
-            </w:r>
-          </w:p>
-        </w:tc>
-        <w:tc>
-          <w:tcPr>
-            <w:tcW w:type="dxa" w:w="1134"/>
-          </w:tcPr>
-          <w:p>
-            <w:r>
-              <w:rPr>
-                <w:sz w:val="20"/>
-              </w:rPr>
-              <w:t>4.0</w:t>
-            </w:r>
-          </w:p>
-        </w:tc>
-        <w:tc>
-          <w:tcPr>
-            <w:tcW w:type="dxa" w:w="3118"/>
-          </w:tcPr>
-          <w:p>
-            <w:r>
-              <w:rPr>
-                <w:sz w:val="20"/>
-              </w:rPr>
-              <w:t>Match required filter set</w:t>
+            <w:tcW w:type="dxa" w:w="2160"/>
+          </w:tcPr>
+          <w:p>
+            <w:r>
+              <w:rPr>
+                <w:sz w:val="20"/>
+              </w:rPr>
+              <w:t>Enter/migrate NZ school profiles (pilot batch)</w:t>
+            </w:r>
+          </w:p>
+        </w:tc>
+        <w:tc>
+          <w:tcPr>
+            <w:tcW w:type="dxa" w:w="2160"/>
+          </w:tcPr>
+          <w:p>
+            <w:r>
+              <w:rPr>
+                <w:sz w:val="20"/>
+              </w:rPr>
+              <w:t>5.0</w:t>
+            </w:r>
+          </w:p>
+        </w:tc>
+        <w:tc>
+          <w:tcPr>
+            <w:tcW w:type="dxa" w:w="2160"/>
+          </w:tcPr>
+          <w:p>
+            <w:r>
+              <w:rPr>
+                <w:sz w:val="20"/>
+              </w:rPr>
+              <w:t>~10 core schools for launch</w:t>
             </w:r>
           </w:p>
         </w:tc>
@@ -3984,7 +3892,7 @@
       <w:tr>
         <w:tc>
           <w:tcPr>
-            <w:tcW w:type="dxa" w:w="850"/>
+            <w:tcW w:type="dxa" w:w="2160"/>
             <w:shd w:fill="F2F2F2" w:val="clear"/>
           </w:tcPr>
           <w:p>
@@ -3998,7 +3906,7 @@
         </w:tc>
         <w:tc>
           <w:tcPr>
-            <w:tcW w:type="dxa" w:w="3969"/>
+            <w:tcW w:type="dxa" w:w="2160"/>
             <w:shd w:fill="F2F2F2" w:val="clear"/>
           </w:tcPr>
           <w:p>
@@ -4006,13 +3914,13 @@
               <w:rPr>
                 <w:sz w:val="20"/>
               </w:rPr>
-              <w:t>Configure optional FacetWP facets</w:t>
-            </w:r>
-          </w:p>
-        </w:tc>
-        <w:tc>
-          <w:tcPr>
-            <w:tcW w:type="dxa" w:w="1134"/>
+              <w:t>Assign taxonomy terms to all NZ schools</w:t>
+            </w:r>
+          </w:p>
+        </w:tc>
+        <w:tc>
+          <w:tcPr>
+            <w:tcW w:type="dxa" w:w="2160"/>
             <w:shd w:fill="F2F2F2" w:val="clear"/>
           </w:tcPr>
           <w:p>
@@ -4020,13 +3928,13 @@
               <w:rPr>
                 <w:sz w:val="20"/>
               </w:rPr>
-              <w:t>2.0</w:t>
-            </w:r>
-          </w:p>
-        </w:tc>
-        <w:tc>
-          <w:tcPr>
-            <w:tcW w:type="dxa" w:w="3118"/>
+              <w:t>1.0</w:t>
+            </w:r>
+          </w:p>
+        </w:tc>
+        <w:tc>
+          <w:tcPr>
+            <w:tcW w:type="dxa" w:w="2160"/>
             <w:shd w:fill="F2F2F2" w:val="clear"/>
           </w:tcPr>
           <w:p>
@@ -4034,7 +3942,7 @@
               <w:rPr>
                 <w:sz w:val="20"/>
               </w:rPr>
-              <w:t>Per approved additional filters</w:t>
+              <w:t>Filter assignments</w:t>
             </w:r>
           </w:p>
         </w:tc>
@@ -4042,7 +3950,7 @@
       <w:tr>
         <w:tc>
           <w:tcPr>
-            <w:tcW w:type="dxa" w:w="850"/>
+            <w:tcW w:type="dxa" w:w="2160"/>
           </w:tcPr>
           <w:p>
             <w:r>
@@ -4055,40 +3963,40 @@
         </w:tc>
         <w:tc>
           <w:tcPr>
-            <w:tcW w:type="dxa" w:w="3969"/>
-          </w:tcPr>
-          <w:p>
-            <w:r>
-              <w:rPr>
-                <w:sz w:val="20"/>
-              </w:rPr>
-              <w:t>School listing template &amp; pagination</w:t>
-            </w:r>
-          </w:p>
-        </w:tc>
-        <w:tc>
-          <w:tcPr>
-            <w:tcW w:type="dxa" w:w="1134"/>
-          </w:tcPr>
-          <w:p>
-            <w:r>
-              <w:rPr>
-                <w:sz w:val="20"/>
-              </w:rPr>
-              <w:t>3.0</w:t>
-            </w:r>
-          </w:p>
-        </w:tc>
-        <w:tc>
-          <w:tcPr>
-            <w:tcW w:type="dxa" w:w="3118"/>
-          </w:tcPr>
-          <w:p>
-            <w:r>
-              <w:rPr>
-                <w:sz w:val="20"/>
-              </w:rPr>
-              <w:t>Result cards linking to CPT singles</w:t>
+            <w:tcW w:type="dxa" w:w="2160"/>
+          </w:tcPr>
+          <w:p>
+            <w:r>
+              <w:rPr>
+                <w:sz w:val="20"/>
+              </w:rPr>
+              <w:t>Parameterize templates for future countries</w:t>
+            </w:r>
+          </w:p>
+        </w:tc>
+        <w:tc>
+          <w:tcPr>
+            <w:tcW w:type="dxa" w:w="2160"/>
+          </w:tcPr>
+          <w:p>
+            <w:r>
+              <w:rPr>
+                <w:sz w:val="20"/>
+              </w:rPr>
+              <w:t>1.5</w:t>
+            </w:r>
+          </w:p>
+        </w:tc>
+        <w:tc>
+          <w:tcPr>
+            <w:tcW w:type="dxa" w:w="2160"/>
+          </w:tcPr>
+          <w:p>
+            <w:r>
+              <w:rPr>
+                <w:sz w:val="20"/>
+              </w:rPr>
+              <w:t>No hardcoded NZ logic</w:t>
             </w:r>
           </w:p>
         </w:tc>
@@ -4096,7 +4004,7 @@
       <w:tr>
         <w:tc>
           <w:tcPr>
-            <w:tcW w:type="dxa" w:w="850"/>
+            <w:tcW w:type="dxa" w:w="2160"/>
             <w:shd w:fill="F2F2F2" w:val="clear"/>
           </w:tcPr>
           <w:p>
@@ -4110,7 +4018,7 @@
         </w:tc>
         <w:tc>
           <w:tcPr>
-            <w:tcW w:type="dxa" w:w="3969"/>
+            <w:tcW w:type="dxa" w:w="2160"/>
             <w:shd w:fill="F2F2F2" w:val="clear"/>
           </w:tcPr>
           <w:p>
@@ -4118,13 +4026,13 @@
               <w:rPr>
                 <w:sz w:val="20"/>
               </w:rPr>
-              <w:t>URL preselection logic (country)</w:t>
-            </w:r>
-          </w:p>
-        </w:tc>
-        <w:tc>
-          <w:tcPr>
-            <w:tcW w:type="dxa" w:w="1134"/>
+              <w:t>Quick content review against source PDFs</w:t>
+            </w:r>
+          </w:p>
+        </w:tc>
+        <w:tc>
+          <w:tcPr>
+            <w:tcW w:type="dxa" w:w="2160"/>
             <w:shd w:fill="F2F2F2" w:val="clear"/>
           </w:tcPr>
           <w:p>
@@ -4132,13 +4040,13 @@
               <w:rPr>
                 <w:sz w:val="20"/>
               </w:rPr>
-              <w:t>2.0</w:t>
-            </w:r>
-          </w:p>
-        </w:tc>
-        <w:tc>
-          <w:tcPr>
-            <w:tcW w:type="dxa" w:w="3118"/>
+              <w:t>0.5</w:t>
+            </w:r>
+          </w:p>
+        </w:tc>
+        <w:tc>
+          <w:tcPr>
+            <w:tcW w:type="dxa" w:w="2160"/>
             <w:shd w:fill="F2F2F2" w:val="clear"/>
           </w:tcPr>
           <w:p>
@@ -4146,173 +4054,7 @@
               <w:rPr>
                 <w:sz w:val="20"/>
               </w:rPr>
-              <w:t>Query param / FacetWP preload</w:t>
-            </w:r>
-          </w:p>
-        </w:tc>
-      </w:tr>
-      <w:tr>
-        <w:tc>
-          <w:tcPr>
-            <w:tcW w:type="dxa" w:w="850"/>
-          </w:tcPr>
-          <w:p>
-            <w:r>
-              <w:rPr>
-                <w:sz w:val="20"/>
-              </w:rPr>
-              <w:t>5.5</w:t>
-            </w:r>
-          </w:p>
-        </w:tc>
-        <w:tc>
-          <w:tcPr>
-            <w:tcW w:type="dxa" w:w="3969"/>
-          </w:tcPr>
-          <w:p>
-            <w:r>
-              <w:rPr>
-                <w:sz w:val="20"/>
-              </w:rPr>
-              <w:t>URL preselection logic (country + region)</w:t>
-            </w:r>
-          </w:p>
-        </w:tc>
-        <w:tc>
-          <w:tcPr>
-            <w:tcW w:type="dxa" w:w="1134"/>
-          </w:tcPr>
-          <w:p>
-            <w:r>
-              <w:rPr>
-                <w:sz w:val="20"/>
-              </w:rPr>
-              <w:t>2.0</w:t>
-            </w:r>
-          </w:p>
-        </w:tc>
-        <w:tc>
-          <w:tcPr>
-            <w:tcW w:type="dxa" w:w="3118"/>
-          </w:tcPr>
-          <w:p>
-            <w:r>
-              <w:rPr>
-                <w:sz w:val="20"/>
-              </w:rPr>
-              <w:t>Region overview → filter deep-link</w:t>
-            </w:r>
-          </w:p>
-        </w:tc>
-      </w:tr>
-      <w:tr>
-        <w:tc>
-          <w:tcPr>
-            <w:tcW w:type="dxa" w:w="850"/>
-            <w:shd w:fill="F2F2F2" w:val="clear"/>
-          </w:tcPr>
-          <w:p>
-            <w:r>
-              <w:rPr>
-                <w:sz w:val="20"/>
-              </w:rPr>
-              <w:t>5.6</w:t>
-            </w:r>
-          </w:p>
-        </w:tc>
-        <w:tc>
-          <w:tcPr>
-            <w:tcW w:type="dxa" w:w="3969"/>
-            <w:shd w:fill="F2F2F2" w:val="clear"/>
-          </w:tcPr>
-          <w:p>
-            <w:r>
-              <w:rPr>
-                <w:sz w:val="20"/>
-              </w:rPr>
-              <w:t>FacetWP styling &amp; mobile filter UX</w:t>
-            </w:r>
-          </w:p>
-        </w:tc>
-        <w:tc>
-          <w:tcPr>
-            <w:tcW w:type="dxa" w:w="1134"/>
-            <w:shd w:fill="F2F2F2" w:val="clear"/>
-          </w:tcPr>
-          <w:p>
-            <w:r>
-              <w:rPr>
-                <w:sz w:val="20"/>
-              </w:rPr>
-              <w:t>2.0</w:t>
-            </w:r>
-          </w:p>
-        </w:tc>
-        <w:tc>
-          <w:tcPr>
-            <w:tcW w:type="dxa" w:w="3118"/>
-            <w:shd w:fill="F2F2F2" w:val="clear"/>
-          </w:tcPr>
-          <w:p>
-            <w:r>
-              <w:rPr>
-                <w:sz w:val="20"/>
-              </w:rPr>
-              <w:t>Collapsible filters, active state display</w:t>
-            </w:r>
-          </w:p>
-        </w:tc>
-      </w:tr>
-      <w:tr>
-        <w:tc>
-          <w:tcPr>
-            <w:tcW w:type="dxa" w:w="850"/>
-          </w:tcPr>
-          <w:p>
-            <w:r>
-              <w:rPr>
-                <w:sz w:val="20"/>
-              </w:rPr>
-              <w:t>5.7</w:t>
-            </w:r>
-          </w:p>
-        </w:tc>
-        <w:tc>
-          <w:tcPr>
-            <w:tcW w:type="dxa" w:w="3969"/>
-          </w:tcPr>
-          <w:p>
-            <w:r>
-              <w:rPr>
-                <w:sz w:val="20"/>
-              </w:rPr>
-              <w:t>Client-editable filter configuration documentation</w:t>
-            </w:r>
-          </w:p>
-        </w:tc>
-        <w:tc>
-          <w:tcPr>
-            <w:tcW w:type="dxa" w:w="1134"/>
-          </w:tcPr>
-          <w:p>
-            <w:r>
-              <w:rPr>
-                <w:sz w:val="20"/>
-              </w:rPr>
-              <w:t>1.0</w:t>
-            </w:r>
-          </w:p>
-        </w:tc>
-        <w:tc>
-          <w:tcPr>
-            <w:tcW w:type="dxa" w:w="3118"/>
-          </w:tcPr>
-          <w:p>
-            <w:r>
-              <w:rPr>
-                <w:sz w:val="20"/>
-              </w:rPr>
-              <w:t>How EXP adds/removes facets in admin</w:t>
+              <w:t>Spot-check accuracy</w:t>
             </w:r>
           </w:p>
         </w:tc>
@@ -4324,7 +4066,7 @@
           <w:b/>
           <w:i w:val="0"/>
         </w:rPr>
-        <w:t>Phase 5 Subtotal: 16.0 hours</w:t>
+        <w:t>Day 5 Subtotal: 8.0 hours</w:t>
       </w:r>
     </w:p>
     <w:p>
@@ -4332,7 +4074,7 @@
         <w:pStyle w:val="Heading2"/>
       </w:pPr>
       <w:r>
-        <w:t>7.6 Phase 6 — Reusability &amp; Multi-Country Architecture</w:t>
+        <w:t>Day 6 — Testing, QA &amp; Handover (8 hours)</w:t>
       </w:r>
     </w:p>
     <w:tbl>
@@ -4351,7 +4093,7 @@
       <w:tr>
         <w:tc>
           <w:tcPr>
-            <w:tcW w:type="dxa" w:w="850"/>
+            <w:tcW w:type="dxa" w:w="2160"/>
             <w:shd w:fill="1F4E79" w:val="clear"/>
           </w:tcPr>
           <w:p>
@@ -4367,7 +4109,7 @@
         </w:tc>
         <w:tc>
           <w:tcPr>
-            <w:tcW w:type="dxa" w:w="3969"/>
+            <w:tcW w:type="dxa" w:w="2160"/>
             <w:shd w:fill="1F4E79" w:val="clear"/>
           </w:tcPr>
           <w:p>
@@ -4383,7 +4125,7 @@
         </w:tc>
         <w:tc>
           <w:tcPr>
-            <w:tcW w:type="dxa" w:w="1134"/>
+            <w:tcW w:type="dxa" w:w="2160"/>
             <w:shd w:fill="1F4E79" w:val="clear"/>
           </w:tcPr>
           <w:p>
@@ -4399,7 +4141,7 @@
         </w:tc>
         <w:tc>
           <w:tcPr>
-            <w:tcW w:type="dxa" w:w="3118"/>
+            <w:tcW w:type="dxa" w:w="2160"/>
             <w:shd w:fill="1F4E79" w:val="clear"/>
           </w:tcPr>
           <w:p>
@@ -4417,7 +4159,7 @@
       <w:tr>
         <w:tc>
           <w:tcPr>
-            <w:tcW w:type="dxa" w:w="850"/>
+            <w:tcW w:type="dxa" w:w="2160"/>
           </w:tcPr>
           <w:p>
             <w:r>
@@ -4430,40 +4172,40 @@
         </w:tc>
         <w:tc>
           <w:tcPr>
-            <w:tcW w:type="dxa" w:w="3969"/>
-          </w:tcPr>
-          <w:p>
-            <w:r>
-              <w:rPr>
-                <w:sz w:val="20"/>
-              </w:rPr>
-              <w:t>Parameterize country-specific configuration</w:t>
-            </w:r>
-          </w:p>
-        </w:tc>
-        <w:tc>
-          <w:tcPr>
-            <w:tcW w:type="dxa" w:w="1134"/>
-          </w:tcPr>
-          <w:p>
-            <w:r>
-              <w:rPr>
-                <w:sz w:val="20"/>
-              </w:rPr>
-              <w:t>3.0</w:t>
-            </w:r>
-          </w:p>
-        </w:tc>
-        <w:tc>
-          <w:tcPr>
-            <w:tcW w:type="dxa" w:w="3118"/>
-          </w:tcPr>
-          <w:p>
-            <w:r>
-              <w:rPr>
-                <w:sz w:val="20"/>
-              </w:rPr>
-              <w:t>Region lists, URL slugs, CTA targets</w:t>
+            <w:tcW w:type="dxa" w:w="2160"/>
+          </w:tcPr>
+          <w:p>
+            <w:r>
+              <w:rPr>
+                <w:sz w:val="20"/>
+              </w:rPr>
+              <w:t>Functional testing — both user flows (Option 1 &amp; 2)</w:t>
+            </w:r>
+          </w:p>
+        </w:tc>
+        <w:tc>
+          <w:tcPr>
+            <w:tcW w:type="dxa" w:w="2160"/>
+          </w:tcPr>
+          <w:p>
+            <w:r>
+              <w:rPr>
+                <w:sz w:val="20"/>
+              </w:rPr>
+              <w:t>2.0</w:t>
+            </w:r>
+          </w:p>
+        </w:tc>
+        <w:tc>
+          <w:tcPr>
+            <w:tcW w:type="dxa" w:w="2160"/>
+          </w:tcPr>
+          <w:p>
+            <w:r>
+              <w:rPr>
+                <w:sz w:val="20"/>
+              </w:rPr>
+              <w:t>End-to-end paths</w:t>
             </w:r>
           </w:p>
         </w:tc>
@@ -4471,7 +4213,7 @@
       <w:tr>
         <w:tc>
           <w:tcPr>
-            <w:tcW w:type="dxa" w:w="850"/>
+            <w:tcW w:type="dxa" w:w="2160"/>
             <w:shd w:fill="F2F2F2" w:val="clear"/>
           </w:tcPr>
           <w:p>
@@ -4485,7 +4227,7 @@
         </w:tc>
         <w:tc>
           <w:tcPr>
-            <w:tcW w:type="dxa" w:w="3969"/>
+            <w:tcW w:type="dxa" w:w="2160"/>
             <w:shd w:fill="F2F2F2" w:val="clear"/>
           </w:tcPr>
           <w:p>
@@ -4493,13 +4235,13 @@
               <w:rPr>
                 <w:sz w:val="20"/>
               </w:rPr>
-              <w:t>Template abstraction for future countries</w:t>
-            </w:r>
-          </w:p>
-        </w:tc>
-        <w:tc>
-          <w:tcPr>
-            <w:tcW w:type="dxa" w:w="1134"/>
+              <w:t>FacetWP filter combination &amp; edge case testing</w:t>
+            </w:r>
+          </w:p>
+        </w:tc>
+        <w:tc>
+          <w:tcPr>
+            <w:tcW w:type="dxa" w:w="2160"/>
             <w:shd w:fill="F2F2F2" w:val="clear"/>
           </w:tcPr>
           <w:p>
@@ -4507,13 +4249,13 @@
               <w:rPr>
                 <w:sz w:val="20"/>
               </w:rPr>
-              <w:t>2.0</w:t>
-            </w:r>
-          </w:p>
-        </w:tc>
-        <w:tc>
-          <w:tcPr>
-            <w:tcW w:type="dxa" w:w="3118"/>
+              <w:t>1.5</w:t>
+            </w:r>
+          </w:p>
+        </w:tc>
+        <w:tc>
+          <w:tcPr>
+            <w:tcW w:type="dxa" w:w="2160"/>
             <w:shd w:fill="F2F2F2" w:val="clear"/>
           </w:tcPr>
           <w:p>
@@ -4521,7 +4263,7 @@
               <w:rPr>
                 <w:sz w:val="20"/>
               </w:rPr>
-              <w:t>No hardcoded NZ-only logic in templates</w:t>
+              <w:t>Empty results, reset, multi-filter</w:t>
             </w:r>
           </w:p>
         </w:tc>
@@ -4529,7 +4271,7 @@
       <w:tr>
         <w:tc>
           <w:tcPr>
-            <w:tcW w:type="dxa" w:w="850"/>
+            <w:tcW w:type="dxa" w:w="2160"/>
           </w:tcPr>
           <w:p>
             <w:r>
@@ -4542,20 +4284,132 @@
         </w:tc>
         <w:tc>
           <w:tcPr>
-            <w:tcW w:type="dxa" w:w="3969"/>
-          </w:tcPr>
-          <w:p>
-            <w:r>
-              <w:rPr>
-                <w:sz w:val="20"/>
-              </w:rPr>
-              <w:t>Deployment checklist for new countries</w:t>
-            </w:r>
-          </w:p>
-        </w:tc>
-        <w:tc>
-          <w:tcPr>
-            <w:tcW w:type="dxa" w:w="1134"/>
+            <w:tcW w:type="dxa" w:w="2160"/>
+          </w:tcPr>
+          <w:p>
+            <w:r>
+              <w:rPr>
+                <w:sz w:val="20"/>
+              </w:rPr>
+              <w:t>Cross-browser &amp; responsive testing</w:t>
+            </w:r>
+          </w:p>
+        </w:tc>
+        <w:tc>
+          <w:tcPr>
+            <w:tcW w:type="dxa" w:w="2160"/>
+          </w:tcPr>
+          <w:p>
+            <w:r>
+              <w:rPr>
+                <w:sz w:val="20"/>
+              </w:rPr>
+              <w:t>1.5</w:t>
+            </w:r>
+          </w:p>
+        </w:tc>
+        <w:tc>
+          <w:tcPr>
+            <w:tcW w:type="dxa" w:w="2160"/>
+          </w:tcPr>
+          <w:p>
+            <w:r>
+              <w:rPr>
+                <w:sz w:val="20"/>
+              </w:rPr>
+              <w:t>Chrome, Firefox, Safari, mobile</w:t>
+            </w:r>
+          </w:p>
+        </w:tc>
+      </w:tr>
+      <w:tr>
+        <w:tc>
+          <w:tcPr>
+            <w:tcW w:type="dxa" w:w="2160"/>
+            <w:shd w:fill="F2F2F2" w:val="clear"/>
+          </w:tcPr>
+          <w:p>
+            <w:r>
+              <w:rPr>
+                <w:sz w:val="20"/>
+              </w:rPr>
+              <w:t>6.4</w:t>
+            </w:r>
+          </w:p>
+        </w:tc>
+        <w:tc>
+          <w:tcPr>
+            <w:tcW w:type="dxa" w:w="2160"/>
+            <w:shd w:fill="F2F2F2" w:val="clear"/>
+          </w:tcPr>
+          <w:p>
+            <w:r>
+              <w:rPr>
+                <w:sz w:val="20"/>
+              </w:rPr>
+              <w:t>UAT support &amp; bug fixes</w:t>
+            </w:r>
+          </w:p>
+        </w:tc>
+        <w:tc>
+          <w:tcPr>
+            <w:tcW w:type="dxa" w:w="2160"/>
+            <w:shd w:fill="F2F2F2" w:val="clear"/>
+          </w:tcPr>
+          <w:p>
+            <w:r>
+              <w:rPr>
+                <w:sz w:val="20"/>
+              </w:rPr>
+              <w:t>2.0</w:t>
+            </w:r>
+          </w:p>
+        </w:tc>
+        <w:tc>
+          <w:tcPr>
+            <w:tcW w:type="dxa" w:w="2160"/>
+            <w:shd w:fill="F2F2F2" w:val="clear"/>
+          </w:tcPr>
+          <w:p>
+            <w:r>
+              <w:rPr>
+                <w:sz w:val="20"/>
+              </w:rPr>
+              <w:t>Client feedback iteration</w:t>
+            </w:r>
+          </w:p>
+        </w:tc>
+      </w:tr>
+      <w:tr>
+        <w:tc>
+          <w:tcPr>
+            <w:tcW w:type="dxa" w:w="2160"/>
+          </w:tcPr>
+          <w:p>
+            <w:r>
+              <w:rPr>
+                <w:sz w:val="20"/>
+              </w:rPr>
+              <w:t>6.5</w:t>
+            </w:r>
+          </w:p>
+        </w:tc>
+        <w:tc>
+          <w:tcPr>
+            <w:tcW w:type="dxa" w:w="2160"/>
+          </w:tcPr>
+          <w:p>
+            <w:r>
+              <w:rPr>
+                <w:sz w:val="20"/>
+              </w:rPr>
+              <w:t>CMS handover documentation &amp; brief training</w:t>
+            </w:r>
+          </w:p>
+        </w:tc>
+        <w:tc>
+          <w:tcPr>
+            <w:tcW w:type="dxa" w:w="2160"/>
           </w:tcPr>
           <w:p>
             <w:r>
@@ -4568,14 +4422,14 @@
         </w:tc>
         <w:tc>
           <w:tcPr>
-            <w:tcW w:type="dxa" w:w="3118"/>
-          </w:tcPr>
-          <w:p>
-            <w:r>
-              <w:rPr>
-                <w:sz w:val="20"/>
-              </w:rPr>
-              <w:t>Step-by-step rollout guide</w:t>
+            <w:tcW w:type="dxa" w:w="2160"/>
+          </w:tcPr>
+          <w:p>
+            <w:r>
+              <w:rPr>
+                <w:sz w:val="20"/>
+              </w:rPr>
+              <w:t>How EXP manages schools/filters</w:t>
             </w:r>
           </w:p>
         </w:tc>
@@ -4587,7 +4441,12 @@
           <w:b/>
           <w:i w:val="0"/>
         </w:rPr>
-        <w:t>Phase 6 Subtotal: 6.0 hours</w:t>
+        <w:t>Day 6 Subtotal: 8.0 hours</w:t>
+      </w:r>
+    </w:p>
+    <w:p>
+      <w:r>
+        <w:br w:type="page"/>
       </w:r>
     </w:p>
     <w:p>
@@ -4595,7 +4454,7 @@
         <w:pStyle w:val="Heading2"/>
       </w:pPr>
       <w:r>
-        <w:t>7.7 Phase 7 — Content Migration (NZ Pilot)</w:t>
+        <w:t>7.1 Schedule Summary</w:t>
       </w:r>
     </w:p>
     <w:tbl>
@@ -4614,7 +4473,7 @@
       <w:tr>
         <w:tc>
           <w:tcPr>
-            <w:tcW w:type="dxa" w:w="850"/>
+            <w:tcW w:type="dxa" w:w="2160"/>
             <w:shd w:fill="1F4E79" w:val="clear"/>
           </w:tcPr>
           <w:p>
@@ -4624,13 +4483,13 @@
                 <w:color w:val="FFFFFF"/>
                 <w:sz w:val="20"/>
               </w:rPr>
-              <w:t>ID</w:t>
-            </w:r>
-          </w:p>
-        </w:tc>
-        <w:tc>
-          <w:tcPr>
-            <w:tcW w:type="dxa" w:w="3969"/>
+              <w:t>Day</w:t>
+            </w:r>
+          </w:p>
+        </w:tc>
+        <w:tc>
+          <w:tcPr>
+            <w:tcW w:type="dxa" w:w="2160"/>
             <w:shd w:fill="1F4E79" w:val="clear"/>
           </w:tcPr>
           <w:p>
@@ -4640,13 +4499,13 @@
                 <w:color w:val="FFFFFF"/>
                 <w:sz w:val="20"/>
               </w:rPr>
-              <w:t>Task</w:t>
-            </w:r>
-          </w:p>
-        </w:tc>
-        <w:tc>
-          <w:tcPr>
-            <w:tcW w:type="dxa" w:w="1134"/>
+              <w:t>Phase</w:t>
+            </w:r>
+          </w:p>
+        </w:tc>
+        <w:tc>
+          <w:tcPr>
+            <w:tcW w:type="dxa" w:w="2160"/>
             <w:shd w:fill="1F4E79" w:val="clear"/>
           </w:tcPr>
           <w:p>
@@ -4656,13 +4515,13 @@
                 <w:color w:val="FFFFFF"/>
                 <w:sz w:val="20"/>
               </w:rPr>
-              <w:t>Hours</w:t>
-            </w:r>
-          </w:p>
-        </w:tc>
-        <w:tc>
-          <w:tcPr>
-            <w:tcW w:type="dxa" w:w="3118"/>
+              <w:t>Type</w:t>
+            </w:r>
+          </w:p>
+        </w:tc>
+        <w:tc>
+          <w:tcPr>
+            <w:tcW w:type="dxa" w:w="2160"/>
             <w:shd w:fill="1F4E79" w:val="clear"/>
           </w:tcPr>
           <w:p>
@@ -4672,7 +4531,7 @@
                 <w:color w:val="FFFFFF"/>
                 <w:sz w:val="20"/>
               </w:rPr>
-              <w:t>Notes</w:t>
+              <w:t>Hours</w:t>
             </w:r>
           </w:p>
         </w:tc>
@@ -4680,53 +4539,53 @@
       <w:tr>
         <w:tc>
           <w:tcPr>
-            <w:tcW w:type="dxa" w:w="850"/>
-          </w:tcPr>
-          <w:p>
-            <w:r>
-              <w:rPr>
-                <w:sz w:val="20"/>
-              </w:rPr>
-              <w:t>7.1</w:t>
-            </w:r>
-          </w:p>
-        </w:tc>
-        <w:tc>
-          <w:tcPr>
-            <w:tcW w:type="dxa" w:w="3969"/>
-          </w:tcPr>
-          <w:p>
-            <w:r>
-              <w:rPr>
-                <w:sz w:val="20"/>
-              </w:rPr>
-              <w:t>Set up NZ taxonomy terms (regions, cities, interests)</w:t>
-            </w:r>
-          </w:p>
-        </w:tc>
-        <w:tc>
-          <w:tcPr>
-            <w:tcW w:type="dxa" w:w="1134"/>
-          </w:tcPr>
-          <w:p>
-            <w:r>
-              <w:rPr>
-                <w:sz w:val="20"/>
-              </w:rPr>
-              <w:t>3.0</w:t>
-            </w:r>
-          </w:p>
-        </w:tc>
-        <w:tc>
-          <w:tcPr>
-            <w:tcW w:type="dxa" w:w="3118"/>
-          </w:tcPr>
-          <w:p>
-            <w:r>
-              <w:rPr>
-                <w:sz w:val="20"/>
-              </w:rPr>
-              <w:t>North Island, South Island, cities</w:t>
+            <w:tcW w:type="dxa" w:w="2160"/>
+          </w:tcPr>
+          <w:p>
+            <w:r>
+              <w:rPr>
+                <w:sz w:val="20"/>
+              </w:rPr>
+              <w:t>Day 1</w:t>
+            </w:r>
+          </w:p>
+        </w:tc>
+        <w:tc>
+          <w:tcPr>
+            <w:tcW w:type="dxa" w:w="2160"/>
+          </w:tcPr>
+          <w:p>
+            <w:r>
+              <w:rPr>
+                <w:sz w:val="20"/>
+              </w:rPr>
+              <w:t>Discovery, Setup &amp; Data Model</w:t>
+            </w:r>
+          </w:p>
+        </w:tc>
+        <w:tc>
+          <w:tcPr>
+            <w:tcW w:type="dxa" w:w="2160"/>
+          </w:tcPr>
+          <w:p>
+            <w:r>
+              <w:rPr>
+                <w:sz w:val="20"/>
+              </w:rPr>
+              <w:t>Development</w:t>
+            </w:r>
+          </w:p>
+        </w:tc>
+        <w:tc>
+          <w:tcPr>
+            <w:tcW w:type="dxa" w:w="2160"/>
+          </w:tcPr>
+          <w:p>
+            <w:r>
+              <w:rPr>
+                <w:sz w:val="20"/>
+              </w:rPr>
+              <w:t>8.0</w:t>
             </w:r>
           </w:p>
         </w:tc>
@@ -4734,7 +4593,7 @@
       <w:tr>
         <w:tc>
           <w:tcPr>
-            <w:tcW w:type="dxa" w:w="850"/>
+            <w:tcW w:type="dxa" w:w="2160"/>
             <w:shd w:fill="F2F2F2" w:val="clear"/>
           </w:tcPr>
           <w:p>
@@ -4742,13 +4601,13 @@
               <w:rPr>
                 <w:sz w:val="20"/>
               </w:rPr>
-              <w:t>7.2</w:t>
-            </w:r>
-          </w:p>
-        </w:tc>
-        <w:tc>
-          <w:tcPr>
-            <w:tcW w:type="dxa" w:w="3969"/>
+              <w:t>Day 2</w:t>
+            </w:r>
+          </w:p>
+        </w:tc>
+        <w:tc>
+          <w:tcPr>
+            <w:tcW w:type="dxa" w:w="2160"/>
             <w:shd w:fill="F2F2F2" w:val="clear"/>
           </w:tcPr>
           <w:p>
@@ -4756,13 +4615,13 @@
               <w:rPr>
                 <w:sz w:val="20"/>
               </w:rPr>
-              <w:t>Enter/migrate NZ school profiles</w:t>
-            </w:r>
-          </w:p>
-        </w:tc>
-        <w:tc>
-          <w:tcPr>
-            <w:tcW w:type="dxa" w:w="1134"/>
+              <w:t>ACF Fields &amp; School Profile Template</w:t>
+            </w:r>
+          </w:p>
+        </w:tc>
+        <w:tc>
+          <w:tcPr>
+            <w:tcW w:type="dxa" w:w="2160"/>
             <w:shd w:fill="F2F2F2" w:val="clear"/>
           </w:tcPr>
           <w:p>
@@ -4770,13 +4629,13 @@
               <w:rPr>
                 <w:sz w:val="20"/>
               </w:rPr>
-              <w:t>10.0</w:t>
-            </w:r>
-          </w:p>
-        </w:tc>
-        <w:tc>
-          <w:tcPr>
-            <w:tcW w:type="dxa" w:w="3118"/>
+              <w:t>Development</w:t>
+            </w:r>
+          </w:p>
+        </w:tc>
+        <w:tc>
+          <w:tcPr>
+            <w:tcW w:type="dxa" w:w="2160"/>
             <w:shd w:fill="F2F2F2" w:val="clear"/>
           </w:tcPr>
           <w:p>
@@ -4784,7 +4643,7 @@
               <w:rPr>
                 <w:sz w:val="20"/>
               </w:rPr>
-              <w:t>Estimated for ~15–20 schools; scales linearly</w:t>
+              <w:t>8.0</w:t>
             </w:r>
           </w:p>
         </w:tc>
@@ -4792,53 +4651,53 @@
       <w:tr>
         <w:tc>
           <w:tcPr>
-            <w:tcW w:type="dxa" w:w="850"/>
-          </w:tcPr>
-          <w:p>
-            <w:r>
-              <w:rPr>
-                <w:sz w:val="20"/>
-              </w:rPr>
-              <w:t>7.3</w:t>
-            </w:r>
-          </w:p>
-        </w:tc>
-        <w:tc>
-          <w:tcPr>
-            <w:tcW w:type="dxa" w:w="3969"/>
-          </w:tcPr>
-          <w:p>
-            <w:r>
-              <w:rPr>
-                <w:sz w:val="20"/>
-              </w:rPr>
-              <w:t>Assign taxonomy terms to all NZ schools</w:t>
-            </w:r>
-          </w:p>
-        </w:tc>
-        <w:tc>
-          <w:tcPr>
-            <w:tcW w:type="dxa" w:w="1134"/>
-          </w:tcPr>
-          <w:p>
-            <w:r>
-              <w:rPr>
-                <w:sz w:val="20"/>
-              </w:rPr>
-              <w:t>2.0</w:t>
-            </w:r>
-          </w:p>
-        </w:tc>
-        <w:tc>
-          <w:tcPr>
-            <w:tcW w:type="dxa" w:w="3118"/>
-          </w:tcPr>
-          <w:p>
-            <w:r>
-              <w:rPr>
-                <w:sz w:val="20"/>
-              </w:rPr>
-              <w:t>Quality check filter assignments</w:t>
+            <w:tcW w:type="dxa" w:w="2160"/>
+          </w:tcPr>
+          <w:p>
+            <w:r>
+              <w:rPr>
+                <w:sz w:val="20"/>
+              </w:rPr>
+              <w:t>Day 3</w:t>
+            </w:r>
+          </w:p>
+        </w:tc>
+        <w:tc>
+          <w:tcPr>
+            <w:tcW w:type="dxa" w:w="2160"/>
+          </w:tcPr>
+          <w:p>
+            <w:r>
+              <w:rPr>
+                <w:sz w:val="20"/>
+              </w:rPr>
+              <w:t>Page Templates &amp; Country Integration</w:t>
+            </w:r>
+          </w:p>
+        </w:tc>
+        <w:tc>
+          <w:tcPr>
+            <w:tcW w:type="dxa" w:w="2160"/>
+          </w:tcPr>
+          <w:p>
+            <w:r>
+              <w:rPr>
+                <w:sz w:val="20"/>
+              </w:rPr>
+              <w:t>Development</w:t>
+            </w:r>
+          </w:p>
+        </w:tc>
+        <w:tc>
+          <w:tcPr>
+            <w:tcW w:type="dxa" w:w="2160"/>
+          </w:tcPr>
+          <w:p>
+            <w:r>
+              <w:rPr>
+                <w:sz w:val="20"/>
+              </w:rPr>
+              <w:t>8.0</w:t>
             </w:r>
           </w:p>
         </w:tc>
@@ -4846,7 +4705,7 @@
       <w:tr>
         <w:tc>
           <w:tcPr>
-            <w:tcW w:type="dxa" w:w="850"/>
+            <w:tcW w:type="dxa" w:w="2160"/>
             <w:shd w:fill="F2F2F2" w:val="clear"/>
           </w:tcPr>
           <w:p>
@@ -4854,13 +4713,13 @@
               <w:rPr>
                 <w:sz w:val="20"/>
               </w:rPr>
-              <w:t>7.4</w:t>
-            </w:r>
-          </w:p>
-        </w:tc>
-        <w:tc>
-          <w:tcPr>
-            <w:tcW w:type="dxa" w:w="3969"/>
+              <w:t>Day 4</w:t>
+            </w:r>
+          </w:p>
+        </w:tc>
+        <w:tc>
+          <w:tcPr>
+            <w:tcW w:type="dxa" w:w="2160"/>
             <w:shd w:fill="F2F2F2" w:val="clear"/>
           </w:tcPr>
           <w:p>
@@ -4868,13 +4727,13 @@
               <w:rPr>
                 <w:sz w:val="20"/>
               </w:rPr>
-              <w:t>Content QA against original PDFs</w:t>
-            </w:r>
-          </w:p>
-        </w:tc>
-        <w:tc>
-          <w:tcPr>
-            <w:tcW w:type="dxa" w:w="1134"/>
+              <w:t>FacetWP Integration &amp; URL Preselection</w:t>
+            </w:r>
+          </w:p>
+        </w:tc>
+        <w:tc>
+          <w:tcPr>
+            <w:tcW w:type="dxa" w:w="2160"/>
             <w:shd w:fill="F2F2F2" w:val="clear"/>
           </w:tcPr>
           <w:p>
@@ -4882,13 +4741,13 @@
               <w:rPr>
                 <w:sz w:val="20"/>
               </w:rPr>
-              <w:t>2.0</w:t>
-            </w:r>
-          </w:p>
-        </w:tc>
-        <w:tc>
-          <w:tcPr>
-            <w:tcW w:type="dxa" w:w="3118"/>
+              <w:t>Development</w:t>
+            </w:r>
+          </w:p>
+        </w:tc>
+        <w:tc>
+          <w:tcPr>
+            <w:tcW w:type="dxa" w:w="2160"/>
             <w:shd w:fill="F2F2F2" w:val="clear"/>
           </w:tcPr>
           <w:p>
@@ -4896,113 +4755,7 @@
               <w:rPr>
                 <w:sz w:val="20"/>
               </w:rPr>
-              <w:t>Verify accuracy of migrated content</w:t>
-            </w:r>
-          </w:p>
-        </w:tc>
-      </w:tr>
-    </w:tbl>
-    <w:p>
-      <w:r>
-        <w:rPr>
-          <w:b/>
-          <w:i w:val="0"/>
-        </w:rPr>
-        <w:t>Phase 7 Subtotal: 17.0 hours</w:t>
-      </w:r>
-    </w:p>
-    <w:p>
-      <w:r>
-        <w:rPr>
-          <w:b w:val="0"/>
-          <w:i/>
-        </w:rPr>
-        <w:t>Note: Content migration scales at approximately 0.5 hours per school profile.</w:t>
-      </w:r>
-    </w:p>
-    <w:p>
-      <w:pPr>
-        <w:pStyle w:val="Heading2"/>
-      </w:pPr>
-      <w:r>
-        <w:t>7.8 Phase 8 — Testing, QA &amp; Launch</w:t>
-      </w:r>
-    </w:p>
-    <w:tbl>
-      <w:tblPr>
-        <w:tblStyle w:val="TableGrid"/>
-        <w:tblW w:type="auto" w:w="0"/>
-        <w:jc w:val="center"/>
-        <w:tblLook w:firstColumn="1" w:firstRow="1" w:lastColumn="0" w:lastRow="0" w:noHBand="0" w:noVBand="1" w:val="04A0"/>
-      </w:tblPr>
-      <w:tblGrid>
-        <w:gridCol w:w="2160"/>
-        <w:gridCol w:w="2160"/>
-        <w:gridCol w:w="2160"/>
-        <w:gridCol w:w="2160"/>
-      </w:tblGrid>
-      <w:tr>
-        <w:tc>
-          <w:tcPr>
-            <w:tcW w:type="dxa" w:w="850"/>
-            <w:shd w:fill="1F4E79" w:val="clear"/>
-          </w:tcPr>
-          <w:p>
-            <w:r>
-              <w:rPr>
-                <w:b/>
-                <w:color w:val="FFFFFF"/>
-                <w:sz w:val="20"/>
-              </w:rPr>
-              <w:t>ID</w:t>
-            </w:r>
-          </w:p>
-        </w:tc>
-        <w:tc>
-          <w:tcPr>
-            <w:tcW w:type="dxa" w:w="3969"/>
-            <w:shd w:fill="1F4E79" w:val="clear"/>
-          </w:tcPr>
-          <w:p>
-            <w:r>
-              <w:rPr>
-                <w:b/>
-                <w:color w:val="FFFFFF"/>
-                <w:sz w:val="20"/>
-              </w:rPr>
-              <w:t>Task</w:t>
-            </w:r>
-          </w:p>
-        </w:tc>
-        <w:tc>
-          <w:tcPr>
-            <w:tcW w:type="dxa" w:w="1134"/>
-            <w:shd w:fill="1F4E79" w:val="clear"/>
-          </w:tcPr>
-          <w:p>
-            <w:r>
-              <w:rPr>
-                <w:b/>
-                <w:color w:val="FFFFFF"/>
-                <w:sz w:val="20"/>
-              </w:rPr>
-              <w:t>Hours</w:t>
-            </w:r>
-          </w:p>
-        </w:tc>
-        <w:tc>
-          <w:tcPr>
-            <w:tcW w:type="dxa" w:w="3118"/>
-            <w:shd w:fill="1F4E79" w:val="clear"/>
-          </w:tcPr>
-          <w:p>
-            <w:r>
-              <w:rPr>
-                <w:b/>
-                <w:color w:val="FFFFFF"/>
-                <w:sz w:val="20"/>
-              </w:rPr>
-              <w:t>Notes</w:t>
+              <w:t>8.0</w:t>
             </w:r>
           </w:p>
         </w:tc>
@@ -5010,53 +4763,53 @@
       <w:tr>
         <w:tc>
           <w:tcPr>
-            <w:tcW w:type="dxa" w:w="850"/>
-          </w:tcPr>
-          <w:p>
-            <w:r>
-              <w:rPr>
-                <w:sz w:val="20"/>
-              </w:rPr>
-              <w:t>8.1</w:t>
-            </w:r>
-          </w:p>
-        </w:tc>
-        <w:tc>
-          <w:tcPr>
-            <w:tcW w:type="dxa" w:w="3969"/>
-          </w:tcPr>
-          <w:p>
-            <w:r>
-              <w:rPr>
-                <w:sz w:val="20"/>
-              </w:rPr>
-              <w:t>Functional testing — all user flows</w:t>
-            </w:r>
-          </w:p>
-        </w:tc>
-        <w:tc>
-          <w:tcPr>
-            <w:tcW w:type="dxa" w:w="1134"/>
-          </w:tcPr>
-          <w:p>
-            <w:r>
-              <w:rPr>
-                <w:sz w:val="20"/>
-              </w:rPr>
-              <w:t>3.0</w:t>
-            </w:r>
-          </w:p>
-        </w:tc>
-        <w:tc>
-          <w:tcPr>
-            <w:tcW w:type="dxa" w:w="3118"/>
-          </w:tcPr>
-          <w:p>
-            <w:r>
-              <w:rPr>
-                <w:sz w:val="20"/>
-              </w:rPr>
-              <w:t>Option 1 and Option 2 paths</w:t>
+            <w:tcW w:type="dxa" w:w="2160"/>
+          </w:tcPr>
+          <w:p>
+            <w:r>
+              <w:rPr>
+                <w:sz w:val="20"/>
+              </w:rPr>
+              <w:t>Day 5</w:t>
+            </w:r>
+          </w:p>
+        </w:tc>
+        <w:tc>
+          <w:tcPr>
+            <w:tcW w:type="dxa" w:w="2160"/>
+          </w:tcPr>
+          <w:p>
+            <w:r>
+              <w:rPr>
+                <w:sz w:val="20"/>
+              </w:rPr>
+              <w:t>Content Migration &amp; Reusability</w:t>
+            </w:r>
+          </w:p>
+        </w:tc>
+        <w:tc>
+          <w:tcPr>
+            <w:tcW w:type="dxa" w:w="2160"/>
+          </w:tcPr>
+          <w:p>
+            <w:r>
+              <w:rPr>
+                <w:sz w:val="20"/>
+              </w:rPr>
+              <w:t>Development</w:t>
+            </w:r>
+          </w:p>
+        </w:tc>
+        <w:tc>
+          <w:tcPr>
+            <w:tcW w:type="dxa" w:w="2160"/>
+          </w:tcPr>
+          <w:p>
+            <w:r>
+              <w:rPr>
+                <w:sz w:val="20"/>
+              </w:rPr>
+              <w:t>8.0</w:t>
             </w:r>
           </w:p>
         </w:tc>
@@ -5064,7 +4817,7 @@
       <w:tr>
         <w:tc>
           <w:tcPr>
-            <w:tcW w:type="dxa" w:w="850"/>
+            <w:tcW w:type="dxa" w:w="2160"/>
             <w:shd w:fill="F2F2F2" w:val="clear"/>
           </w:tcPr>
           <w:p>
@@ -5072,13 +4825,13 @@
               <w:rPr>
                 <w:sz w:val="20"/>
               </w:rPr>
-              <w:t>8.2</w:t>
-            </w:r>
-          </w:p>
-        </w:tc>
-        <w:tc>
-          <w:tcPr>
-            <w:tcW w:type="dxa" w:w="3969"/>
+              <w:t>Day 6</w:t>
+            </w:r>
+          </w:p>
+        </w:tc>
+        <w:tc>
+          <w:tcPr>
+            <w:tcW w:type="dxa" w:w="2160"/>
             <w:shd w:fill="F2F2F2" w:val="clear"/>
           </w:tcPr>
           <w:p>
@@ -5086,13 +4839,13 @@
               <w:rPr>
                 <w:sz w:val="20"/>
               </w:rPr>
-              <w:t>Cross-browser &amp; responsive testing</w:t>
-            </w:r>
-          </w:p>
-        </w:tc>
-        <w:tc>
-          <w:tcPr>
-            <w:tcW w:type="dxa" w:w="1134"/>
+              <w:t>Testing, QA &amp; Handover</w:t>
+            </w:r>
+          </w:p>
+        </w:tc>
+        <w:tc>
+          <w:tcPr>
+            <w:tcW w:type="dxa" w:w="2160"/>
             <w:shd w:fill="F2F2F2" w:val="clear"/>
           </w:tcPr>
           <w:p>
@@ -5100,13 +4853,13 @@
               <w:rPr>
                 <w:sz w:val="20"/>
               </w:rPr>
-              <w:t>2.0</w:t>
-            </w:r>
-          </w:p>
-        </w:tc>
-        <w:tc>
-          <w:tcPr>
-            <w:tcW w:type="dxa" w:w="3118"/>
+              <w:t>Testing</w:t>
+            </w:r>
+          </w:p>
+        </w:tc>
+        <w:tc>
+          <w:tcPr>
+            <w:tcW w:type="dxa" w:w="2160"/>
             <w:shd w:fill="F2F2F2" w:val="clear"/>
           </w:tcPr>
           <w:p>
@@ -5114,7 +4867,7 @@
               <w:rPr>
                 <w:sz w:val="20"/>
               </w:rPr>
-              <w:t>Chrome, Firefox, Safari, mobile</w:t>
+              <w:t>8.0</w:t>
             </w:r>
           </w:p>
         </w:tc>
@@ -5122,847 +4875,19 @@
       <w:tr>
         <w:tc>
           <w:tcPr>
-            <w:tcW w:type="dxa" w:w="850"/>
-          </w:tcPr>
-          <w:p>
-            <w:r>
-              <w:rPr>
-                <w:sz w:val="20"/>
-              </w:rPr>
-              <w:t>8.3</w:t>
-            </w:r>
-          </w:p>
-        </w:tc>
-        <w:tc>
-          <w:tcPr>
-            <w:tcW w:type="dxa" w:w="3969"/>
-          </w:tcPr>
-          <w:p>
-            <w:r>
-              <w:rPr>
-                <w:sz w:val="20"/>
-              </w:rPr>
-              <w:t>FacetWP filter combination testing</w:t>
-            </w:r>
-          </w:p>
-        </w:tc>
-        <w:tc>
-          <w:tcPr>
-            <w:tcW w:type="dxa" w:w="1134"/>
-          </w:tcPr>
-          <w:p>
-            <w:r>
-              <w:rPr>
-                <w:sz w:val="20"/>
-              </w:rPr>
-              <w:t>2.0</w:t>
-            </w:r>
-          </w:p>
-        </w:tc>
-        <w:tc>
-          <w:tcPr>
-            <w:tcW w:type="dxa" w:w="3118"/>
-          </w:tcPr>
-          <w:p>
-            <w:r>
-              <w:rPr>
-                <w:sz w:val="20"/>
-              </w:rPr>
-              <w:t>Edge cases, empty results, reset behavior</w:t>
-            </w:r>
-          </w:p>
-        </w:tc>
-      </w:tr>
-      <w:tr>
-        <w:tc>
-          <w:tcPr>
-            <w:tcW w:type="dxa" w:w="850"/>
-            <w:shd w:fill="F2F2F2" w:val="clear"/>
-          </w:tcPr>
-          <w:p>
-            <w:r>
-              <w:rPr>
-                <w:sz w:val="20"/>
-              </w:rPr>
-              <w:t>8.4</w:t>
-            </w:r>
-          </w:p>
-        </w:tc>
-        <w:tc>
-          <w:tcPr>
-            <w:tcW w:type="dxa" w:w="3969"/>
-            <w:shd w:fill="F2F2F2" w:val="clear"/>
-          </w:tcPr>
-          <w:p>
-            <w:r>
-              <w:rPr>
-                <w:sz w:val="20"/>
-              </w:rPr>
-              <w:t>UAT support &amp; bug fixes</w:t>
-            </w:r>
-          </w:p>
-        </w:tc>
-        <w:tc>
-          <w:tcPr>
-            <w:tcW w:type="dxa" w:w="1134"/>
-            <w:shd w:fill="F2F2F2" w:val="clear"/>
-          </w:tcPr>
-          <w:p>
-            <w:r>
-              <w:rPr>
-                <w:sz w:val="20"/>
-              </w:rPr>
-              <w:t>4.0</w:t>
-            </w:r>
-          </w:p>
-        </w:tc>
-        <w:tc>
-          <w:tcPr>
-            <w:tcW w:type="dxa" w:w="3118"/>
-            <w:shd w:fill="F2F2F2" w:val="clear"/>
-          </w:tcPr>
-          <w:p>
-            <w:r>
-              <w:rPr>
-                <w:sz w:val="20"/>
-              </w:rPr>
-              <w:t>Client feedback iteration</w:t>
-            </w:r>
-          </w:p>
-        </w:tc>
-      </w:tr>
-      <w:tr>
-        <w:tc>
-          <w:tcPr>
-            <w:tcW w:type="dxa" w:w="850"/>
-          </w:tcPr>
-          <w:p>
-            <w:r>
-              <w:rPr>
-                <w:sz w:val="20"/>
-              </w:rPr>
-              <w:t>8.5</w:t>
-            </w:r>
-          </w:p>
-        </w:tc>
-        <w:tc>
-          <w:tcPr>
-            <w:tcW w:type="dxa" w:w="3969"/>
-          </w:tcPr>
-          <w:p>
-            <w:r>
-              <w:rPr>
-                <w:sz w:val="20"/>
-              </w:rPr>
-              <w:t>DEV → Staging deployment</w:t>
-            </w:r>
-          </w:p>
-        </w:tc>
-        <w:tc>
-          <w:tcPr>
-            <w:tcW w:type="dxa" w:w="1134"/>
-          </w:tcPr>
-          <w:p>
-            <w:r>
-              <w:rPr>
-                <w:sz w:val="20"/>
-              </w:rPr>
-              <w:t>1.0</w:t>
-            </w:r>
-          </w:p>
-        </w:tc>
-        <w:tc>
-          <w:tcPr>
-            <w:tcW w:type="dxa" w:w="3118"/>
-          </w:tcPr>
-          <w:p>
-            <w:r>
-              <w:rPr>
-                <w:sz w:val="20"/>
-              </w:rPr>
-              <w:t>Environment promotion</w:t>
-            </w:r>
-          </w:p>
-        </w:tc>
-      </w:tr>
-      <w:tr>
-        <w:tc>
-          <w:tcPr>
-            <w:tcW w:type="dxa" w:w="850"/>
-            <w:shd w:fill="F2F2F2" w:val="clear"/>
-          </w:tcPr>
-          <w:p>
-            <w:r>
-              <w:rPr>
-                <w:sz w:val="20"/>
-              </w:rPr>
-              <w:t>8.6</w:t>
-            </w:r>
-          </w:p>
-        </w:tc>
-        <w:tc>
-          <w:tcPr>
-            <w:tcW w:type="dxa" w:w="3969"/>
-            <w:shd w:fill="F2F2F2" w:val="clear"/>
-          </w:tcPr>
-          <w:p>
-            <w:r>
-              <w:rPr>
-                <w:sz w:val="20"/>
-              </w:rPr>
-              <w:t>CMS user training / handover session</w:t>
-            </w:r>
-          </w:p>
-        </w:tc>
-        <w:tc>
-          <w:tcPr>
-            <w:tcW w:type="dxa" w:w="1134"/>
-            <w:shd w:fill="F2F2F2" w:val="clear"/>
-          </w:tcPr>
-          <w:p>
-            <w:r>
-              <w:rPr>
-                <w:sz w:val="20"/>
-              </w:rPr>
-              <w:t>2.0</w:t>
-            </w:r>
-          </w:p>
-        </w:tc>
-        <w:tc>
-          <w:tcPr>
-            <w:tcW w:type="dxa" w:w="3118"/>
-            <w:shd w:fill="F2F2F2" w:val="clear"/>
-          </w:tcPr>
-          <w:p>
-            <w:r>
-              <w:rPr>
-                <w:sz w:val="20"/>
-              </w:rPr>
-              <w:t>Walkthrough for EXP content team</w:t>
-            </w:r>
-          </w:p>
-        </w:tc>
-      </w:tr>
-      <w:tr>
-        <w:tc>
-          <w:tcPr>
-            <w:tcW w:type="dxa" w:w="850"/>
-          </w:tcPr>
-          <w:p>
-            <w:r>
-              <w:rPr>
-                <w:sz w:val="20"/>
-              </w:rPr>
-              <w:t>8.7</w:t>
-            </w:r>
-          </w:p>
-        </w:tc>
-        <w:tc>
-          <w:tcPr>
-            <w:tcW w:type="dxa" w:w="3969"/>
-          </w:tcPr>
-          <w:p>
-            <w:r>
-              <w:rPr>
-                <w:sz w:val="20"/>
-              </w:rPr>
-              <w:t>Final documentation delivery</w:t>
-            </w:r>
-          </w:p>
-        </w:tc>
-        <w:tc>
-          <w:tcPr>
-            <w:tcW w:type="dxa" w:w="1134"/>
-          </w:tcPr>
-          <w:p>
-            <w:r>
-              <w:rPr>
-                <w:sz w:val="20"/>
-              </w:rPr>
-              <w:t>2.0</w:t>
-            </w:r>
-          </w:p>
-        </w:tc>
-        <w:tc>
-          <w:tcPr>
-            <w:tcW w:type="dxa" w:w="3118"/>
-          </w:tcPr>
-          <w:p>
-            <w:r>
-              <w:rPr>
-                <w:sz w:val="20"/>
-              </w:rPr>
-              <w:t>Technical + end-user guides</w:t>
-            </w:r>
-          </w:p>
-        </w:tc>
-      </w:tr>
-    </w:tbl>
-    <w:p>
-      <w:r>
-        <w:rPr>
-          <w:b/>
-          <w:i w:val="0"/>
-        </w:rPr>
-        <w:t>Phase 8 Subtotal: 16.0 hours</w:t>
-      </w:r>
-    </w:p>
-    <w:p>
-      <w:r>
-        <w:br w:type="page"/>
-      </w:r>
-    </w:p>
-    <w:p>
-      <w:pPr>
-        <w:pStyle w:val="Heading2"/>
-      </w:pPr>
-      <w:r>
-        <w:t>7.9 Time Estimate Summary</w:t>
-      </w:r>
-    </w:p>
-    <w:tbl>
-      <w:tblPr>
-        <w:tblStyle w:val="TableGrid"/>
-        <w:tblW w:type="auto" w:w="0"/>
-        <w:jc w:val="center"/>
-        <w:tblLook w:firstColumn="1" w:firstRow="1" w:lastColumn="0" w:lastRow="0" w:noHBand="0" w:noVBand="1" w:val="04A0"/>
-      </w:tblPr>
-      <w:tblGrid>
-        <w:gridCol w:w="2160"/>
-        <w:gridCol w:w="2160"/>
-        <w:gridCol w:w="2160"/>
-        <w:gridCol w:w="2160"/>
-      </w:tblGrid>
-      <w:tr>
-        <w:tc>
-          <w:tcPr>
-            <w:tcW w:type="dxa" w:w="1134"/>
-            <w:shd w:fill="1F4E79" w:val="clear"/>
-          </w:tcPr>
-          <w:p>
-            <w:r>
-              <w:rPr>
-                <w:b/>
-                <w:color w:val="FFFFFF"/>
-                <w:sz w:val="20"/>
-              </w:rPr>
-              <w:t>Phase</w:t>
-            </w:r>
-          </w:p>
-        </w:tc>
-        <w:tc>
-          <w:tcPr>
-            <w:tcW w:type="dxa" w:w="4535"/>
-            <w:shd w:fill="1F4E79" w:val="clear"/>
-          </w:tcPr>
-          <w:p>
-            <w:r>
-              <w:rPr>
-                <w:b/>
-                <w:color w:val="FFFFFF"/>
-                <w:sz w:val="20"/>
-              </w:rPr>
-              <w:t>Description</w:t>
-            </w:r>
-          </w:p>
-        </w:tc>
-        <w:tc>
-          <w:tcPr>
-            <w:tcW w:type="dxa" w:w="1417"/>
-            <w:shd w:fill="1F4E79" w:val="clear"/>
-          </w:tcPr>
-          <w:p>
-            <w:r>
-              <w:rPr>
-                <w:b/>
-                <w:color w:val="FFFFFF"/>
-                <w:sz w:val="20"/>
-              </w:rPr>
-              <w:t>Hours</w:t>
-            </w:r>
-          </w:p>
-        </w:tc>
-        <w:tc>
-          <w:tcPr>
-            <w:tcW w:type="dxa" w:w="1984"/>
-            <w:shd w:fill="1F4E79" w:val="clear"/>
-          </w:tcPr>
-          <w:p>
-            <w:r>
-              <w:rPr>
-                <w:b/>
-                <w:color w:val="FFFFFF"/>
-                <w:sz w:val="20"/>
-              </w:rPr>
-              <w:t>Days (8h)</w:t>
-            </w:r>
-          </w:p>
-        </w:tc>
-      </w:tr>
-      <w:tr>
-        <w:tc>
-          <w:tcPr>
-            <w:tcW w:type="dxa" w:w="1134"/>
-          </w:tcPr>
-          <w:p>
-            <w:r>
-              <w:rPr>
-                <w:sz w:val="20"/>
-              </w:rPr>
-              <w:t>Phase 1</w:t>
-            </w:r>
-          </w:p>
-        </w:tc>
-        <w:tc>
-          <w:tcPr>
-            <w:tcW w:type="dxa" w:w="4535"/>
-          </w:tcPr>
-          <w:p>
-            <w:r>
-              <w:rPr>
-                <w:sz w:val="20"/>
-              </w:rPr>
-              <w:t>Discovery &amp; Setup</w:t>
-            </w:r>
-          </w:p>
-        </w:tc>
-        <w:tc>
-          <w:tcPr>
-            <w:tcW w:type="dxa" w:w="1417"/>
-          </w:tcPr>
-          <w:p>
-            <w:r>
-              <w:rPr>
-                <w:sz w:val="20"/>
-              </w:rPr>
-              <w:t>7.0</w:t>
-            </w:r>
-          </w:p>
-        </w:tc>
-        <w:tc>
-          <w:tcPr>
-            <w:tcW w:type="dxa" w:w="1984"/>
-          </w:tcPr>
-          <w:p>
-            <w:r>
-              <w:rPr>
-                <w:sz w:val="20"/>
-              </w:rPr>
-              <w:t>0.88</w:t>
-            </w:r>
-          </w:p>
-        </w:tc>
-      </w:tr>
-      <w:tr>
-        <w:tc>
-          <w:tcPr>
-            <w:tcW w:type="dxa" w:w="1134"/>
-            <w:shd w:fill="F2F2F2" w:val="clear"/>
-          </w:tcPr>
-          <w:p>
-            <w:r>
-              <w:rPr>
-                <w:sz w:val="20"/>
-              </w:rPr>
-              <w:t>Phase 2</w:t>
-            </w:r>
-          </w:p>
-        </w:tc>
-        <w:tc>
-          <w:tcPr>
-            <w:tcW w:type="dxa" w:w="4535"/>
-            <w:shd w:fill="F2F2F2" w:val="clear"/>
-          </w:tcPr>
-          <w:p>
-            <w:r>
-              <w:rPr>
-                <w:sz w:val="20"/>
-              </w:rPr>
-              <w:t>Data Model (CPT &amp; Taxonomies)</w:t>
-            </w:r>
-          </w:p>
-        </w:tc>
-        <w:tc>
-          <w:tcPr>
-            <w:tcW w:type="dxa" w:w="1417"/>
-            <w:shd w:fill="F2F2F2" w:val="clear"/>
-          </w:tcPr>
-          <w:p>
-            <w:r>
-              <w:rPr>
-                <w:sz w:val="20"/>
-              </w:rPr>
-              <w:t>11.0</w:t>
-            </w:r>
-          </w:p>
-        </w:tc>
-        <w:tc>
-          <w:tcPr>
-            <w:tcW w:type="dxa" w:w="1984"/>
-            <w:shd w:fill="F2F2F2" w:val="clear"/>
-          </w:tcPr>
-          <w:p>
-            <w:r>
-              <w:rPr>
-                <w:sz w:val="20"/>
-              </w:rPr>
-              <w:t>1.38</w:t>
-            </w:r>
-          </w:p>
-        </w:tc>
-      </w:tr>
-      <w:tr>
-        <w:tc>
-          <w:tcPr>
-            <w:tcW w:type="dxa" w:w="1134"/>
-          </w:tcPr>
-          <w:p>
-            <w:r>
-              <w:rPr>
-                <w:sz w:val="20"/>
-              </w:rPr>
-              <w:t>Phase 3</w:t>
-            </w:r>
-          </w:p>
-        </w:tc>
-        <w:tc>
-          <w:tcPr>
-            <w:tcW w:type="dxa" w:w="4535"/>
-          </w:tcPr>
-          <w:p>
-            <w:r>
-              <w:rPr>
-                <w:sz w:val="20"/>
-              </w:rPr>
-              <w:t>ACF Field Groups</w:t>
-            </w:r>
-          </w:p>
-        </w:tc>
-        <w:tc>
-          <w:tcPr>
-            <w:tcW w:type="dxa" w:w="1417"/>
-          </w:tcPr>
-          <w:p>
-            <w:r>
-              <w:rPr>
-                <w:sz w:val="20"/>
-              </w:rPr>
-              <w:t>11.5</w:t>
-            </w:r>
-          </w:p>
-        </w:tc>
-        <w:tc>
-          <w:tcPr>
-            <w:tcW w:type="dxa" w:w="1984"/>
-          </w:tcPr>
-          <w:p>
-            <w:r>
-              <w:rPr>
-                <w:sz w:val="20"/>
-              </w:rPr>
-              <w:t>1.44</w:t>
-            </w:r>
-          </w:p>
-        </w:tc>
-      </w:tr>
-      <w:tr>
-        <w:tc>
-          <w:tcPr>
-            <w:tcW w:type="dxa" w:w="1134"/>
-            <w:shd w:fill="F2F2F2" w:val="clear"/>
-          </w:tcPr>
-          <w:p>
-            <w:r>
-              <w:rPr>
-                <w:sz w:val="20"/>
-              </w:rPr>
-              <w:t>Phase 4</w:t>
-            </w:r>
-          </w:p>
-        </w:tc>
-        <w:tc>
-          <w:tcPr>
-            <w:tcW w:type="dxa" w:w="4535"/>
-            <w:shd w:fill="F2F2F2" w:val="clear"/>
-          </w:tcPr>
-          <w:p>
-            <w:r>
-              <w:rPr>
-                <w:sz w:val="20"/>
-              </w:rPr>
-              <w:t>Frontend Templates</w:t>
-            </w:r>
-          </w:p>
-        </w:tc>
-        <w:tc>
-          <w:tcPr>
-            <w:tcW w:type="dxa" w:w="1417"/>
-            <w:shd w:fill="F2F2F2" w:val="clear"/>
-          </w:tcPr>
-          <w:p>
-            <w:r>
-              <w:rPr>
-                <w:sz w:val="20"/>
-              </w:rPr>
-              <w:t>26.0</w:t>
-            </w:r>
-          </w:p>
-        </w:tc>
-        <w:tc>
-          <w:tcPr>
-            <w:tcW w:type="dxa" w:w="1984"/>
-            <w:shd w:fill="F2F2F2" w:val="clear"/>
-          </w:tcPr>
-          <w:p>
-            <w:r>
-              <w:rPr>
-                <w:sz w:val="20"/>
-              </w:rPr>
-              <w:t>3.25</w:t>
-            </w:r>
-          </w:p>
-        </w:tc>
-      </w:tr>
-      <w:tr>
-        <w:tc>
-          <w:tcPr>
-            <w:tcW w:type="dxa" w:w="1134"/>
-          </w:tcPr>
-          <w:p>
-            <w:r>
-              <w:rPr>
-                <w:sz w:val="20"/>
-              </w:rPr>
-              <w:t>Phase 5</w:t>
-            </w:r>
-          </w:p>
-        </w:tc>
-        <w:tc>
-          <w:tcPr>
-            <w:tcW w:type="dxa" w:w="4535"/>
-          </w:tcPr>
-          <w:p>
-            <w:r>
-              <w:rPr>
-                <w:sz w:val="20"/>
-              </w:rPr>
-              <w:t>FacetWP Integration</w:t>
-            </w:r>
-          </w:p>
-        </w:tc>
-        <w:tc>
-          <w:tcPr>
-            <w:tcW w:type="dxa" w:w="1417"/>
-          </w:tcPr>
-          <w:p>
-            <w:r>
-              <w:rPr>
-                <w:sz w:val="20"/>
-              </w:rPr>
-              <w:t>16.0</w:t>
-            </w:r>
-          </w:p>
-        </w:tc>
-        <w:tc>
-          <w:tcPr>
-            <w:tcW w:type="dxa" w:w="1984"/>
-          </w:tcPr>
-          <w:p>
-            <w:r>
-              <w:rPr>
-                <w:sz w:val="20"/>
-              </w:rPr>
-              <w:t>2.00</w:t>
-            </w:r>
-          </w:p>
-        </w:tc>
-      </w:tr>
-      <w:tr>
-        <w:tc>
-          <w:tcPr>
-            <w:tcW w:type="dxa" w:w="1134"/>
-            <w:shd w:fill="F2F2F2" w:val="clear"/>
-          </w:tcPr>
-          <w:p>
-            <w:r>
-              <w:rPr>
-                <w:sz w:val="20"/>
-              </w:rPr>
-              <w:t>Phase 6</w:t>
-            </w:r>
-          </w:p>
-        </w:tc>
-        <w:tc>
-          <w:tcPr>
-            <w:tcW w:type="dxa" w:w="4535"/>
-            <w:shd w:fill="F2F2F2" w:val="clear"/>
-          </w:tcPr>
-          <w:p>
-            <w:r>
-              <w:rPr>
-                <w:sz w:val="20"/>
-              </w:rPr>
-              <w:t>Reusability &amp; Multi-Country</w:t>
-            </w:r>
-          </w:p>
-        </w:tc>
-        <w:tc>
-          <w:tcPr>
-            <w:tcW w:type="dxa" w:w="1417"/>
-            <w:shd w:fill="F2F2F2" w:val="clear"/>
-          </w:tcPr>
-          <w:p>
-            <w:r>
-              <w:rPr>
-                <w:sz w:val="20"/>
-              </w:rPr>
-              <w:t>6.0</w:t>
-            </w:r>
-          </w:p>
-        </w:tc>
-        <w:tc>
-          <w:tcPr>
-            <w:tcW w:type="dxa" w:w="1984"/>
-            <w:shd w:fill="F2F2F2" w:val="clear"/>
-          </w:tcPr>
-          <w:p>
-            <w:r>
-              <w:rPr>
-                <w:sz w:val="20"/>
-              </w:rPr>
-              <w:t>0.75</w:t>
-            </w:r>
-          </w:p>
-        </w:tc>
-      </w:tr>
-      <w:tr>
-        <w:tc>
-          <w:tcPr>
-            <w:tcW w:type="dxa" w:w="1134"/>
-          </w:tcPr>
-          <w:p>
-            <w:r>
-              <w:rPr>
-                <w:sz w:val="20"/>
-              </w:rPr>
-              <w:t>Phase 7</w:t>
-            </w:r>
-          </w:p>
-        </w:tc>
-        <w:tc>
-          <w:tcPr>
-            <w:tcW w:type="dxa" w:w="4535"/>
-          </w:tcPr>
-          <w:p>
-            <w:r>
-              <w:rPr>
-                <w:sz w:val="20"/>
-              </w:rPr>
-              <w:t>Content Migration (NZ Pilot)</w:t>
-            </w:r>
-          </w:p>
-        </w:tc>
-        <w:tc>
-          <w:tcPr>
-            <w:tcW w:type="dxa" w:w="1417"/>
-          </w:tcPr>
-          <w:p>
-            <w:r>
-              <w:rPr>
-                <w:sz w:val="20"/>
-              </w:rPr>
-              <w:t>17.0</w:t>
-            </w:r>
-          </w:p>
-        </w:tc>
-        <w:tc>
-          <w:tcPr>
-            <w:tcW w:type="dxa" w:w="1984"/>
-          </w:tcPr>
-          <w:p>
-            <w:r>
-              <w:rPr>
-                <w:sz w:val="20"/>
-              </w:rPr>
-              <w:t>2.12</w:t>
-            </w:r>
-          </w:p>
-        </w:tc>
-      </w:tr>
-      <w:tr>
-        <w:tc>
-          <w:tcPr>
-            <w:tcW w:type="dxa" w:w="1134"/>
-            <w:shd w:fill="F2F2F2" w:val="clear"/>
-          </w:tcPr>
-          <w:p>
-            <w:r>
-              <w:rPr>
-                <w:sz w:val="20"/>
-              </w:rPr>
-              <w:t>Phase 8</w:t>
-            </w:r>
-          </w:p>
-        </w:tc>
-        <w:tc>
-          <w:tcPr>
-            <w:tcW w:type="dxa" w:w="4535"/>
-            <w:shd w:fill="F2F2F2" w:val="clear"/>
-          </w:tcPr>
-          <w:p>
-            <w:r>
-              <w:rPr>
-                <w:sz w:val="20"/>
-              </w:rPr>
-              <w:t>Testing, QA &amp; Launch</w:t>
-            </w:r>
-          </w:p>
-        </w:tc>
-        <w:tc>
-          <w:tcPr>
-            <w:tcW w:type="dxa" w:w="1417"/>
-            <w:shd w:fill="F2F2F2" w:val="clear"/>
-          </w:tcPr>
-          <w:p>
-            <w:r>
-              <w:rPr>
-                <w:sz w:val="20"/>
-              </w:rPr>
-              <w:t>16.0</w:t>
-            </w:r>
-          </w:p>
-        </w:tc>
-        <w:tc>
-          <w:tcPr>
-            <w:tcW w:type="dxa" w:w="1984"/>
-            <w:shd w:fill="F2F2F2" w:val="clear"/>
-          </w:tcPr>
-          <w:p>
-            <w:r>
-              <w:rPr>
-                <w:sz w:val="20"/>
-              </w:rPr>
-              <w:t>2.00</w:t>
-            </w:r>
-          </w:p>
-        </w:tc>
-      </w:tr>
-      <w:tr>
-        <w:tc>
-          <w:tcPr>
-            <w:tcW w:type="dxa" w:w="1134"/>
-          </w:tcPr>
-          <w:p>
-            <w:r>
-              <w:rPr>
-                <w:sz w:val="20"/>
-              </w:rPr>
-            </w:r>
-          </w:p>
-        </w:tc>
-        <w:tc>
-          <w:tcPr>
-            <w:tcW w:type="dxa" w:w="4535"/>
+            <w:tcW w:type="dxa" w:w="2160"/>
+          </w:tcPr>
+          <w:p>
+            <w:r>
+              <w:rPr>
+                <w:sz w:val="20"/>
+              </w:rPr>
+            </w:r>
+          </w:p>
+        </w:tc>
+        <w:tc>
+          <w:tcPr>
+            <w:tcW w:type="dxa" w:w="2160"/>
           </w:tcPr>
           <w:p>
             <w:r>
@@ -5975,42 +4900,32 @@
         </w:tc>
         <w:tc>
           <w:tcPr>
-            <w:tcW w:type="dxa" w:w="1417"/>
-          </w:tcPr>
-          <w:p>
-            <w:r>
-              <w:rPr>
-                <w:sz w:val="20"/>
-              </w:rPr>
-              <w:t>110.5</w:t>
-            </w:r>
-          </w:p>
-        </w:tc>
-        <w:tc>
-          <w:tcPr>
-            <w:tcW w:type="dxa" w:w="1984"/>
-          </w:tcPr>
-          <w:p>
-            <w:r>
-              <w:rPr>
-                <w:sz w:val="20"/>
-              </w:rPr>
-              <w:t>13.81</w:t>
+            <w:tcW w:type="dxa" w:w="2160"/>
+          </w:tcPr>
+          <w:p>
+            <w:r>
+              <w:rPr>
+                <w:sz w:val="20"/>
+              </w:rPr>
+            </w:r>
+          </w:p>
+        </w:tc>
+        <w:tc>
+          <w:tcPr>
+            <w:tcW w:type="dxa" w:w="2160"/>
+          </w:tcPr>
+          <w:p>
+            <w:r>
+              <w:rPr>
+                <w:sz w:val="20"/>
+              </w:rPr>
+              <w:t>48.0</w:t>
             </w:r>
           </w:p>
         </w:tc>
       </w:tr>
     </w:tbl>
     <w:p/>
-    <w:p>
-      <w:r>
-        <w:rPr>
-          <w:b/>
-          <w:i w:val="0"/>
-        </w:rPr>
-        <w:t>Duration Scenarios:</w:t>
-      </w:r>
-    </w:p>
     <w:tbl>
       <w:tblPr>
         <w:tblStyle w:val="TableGrid"/>
@@ -6026,7 +4941,7 @@
       <w:tr>
         <w:tc>
           <w:tcPr>
-            <w:tcW w:type="dxa" w:w="2835"/>
+            <w:tcW w:type="dxa" w:w="2880"/>
             <w:shd w:fill="1F4E79" w:val="clear"/>
           </w:tcPr>
           <w:p>
@@ -6036,13 +4951,13 @@
                 <w:color w:val="FFFFFF"/>
                 <w:sz w:val="20"/>
               </w:rPr>
-              <w:t>Scenario</w:t>
-            </w:r>
-          </w:p>
-        </w:tc>
-        <w:tc>
-          <w:tcPr>
-            <w:tcW w:type="dxa" w:w="2268"/>
+              <w:t>Category</w:t>
+            </w:r>
+          </w:p>
+        </w:tc>
+        <w:tc>
+          <w:tcPr>
+            <w:tcW w:type="dxa" w:w="2880"/>
             <w:shd w:fill="1F4E79" w:val="clear"/>
           </w:tcPr>
           <w:p>
@@ -6052,13 +4967,13 @@
                 <w:color w:val="FFFFFF"/>
                 <w:sz w:val="20"/>
               </w:rPr>
-              <w:t>Allocation</w:t>
-            </w:r>
-          </w:p>
-        </w:tc>
-        <w:tc>
-          <w:tcPr>
-            <w:tcW w:type="dxa" w:w="3969"/>
+              <w:t>Days</w:t>
+            </w:r>
+          </w:p>
+        </w:tc>
+        <w:tc>
+          <w:tcPr>
+            <w:tcW w:type="dxa" w:w="2880"/>
             <w:shd w:fill="1F4E79" w:val="clear"/>
           </w:tcPr>
           <w:p>
@@ -6068,7 +4983,7 @@
                 <w:color w:val="FFFFFF"/>
                 <w:sz w:val="20"/>
               </w:rPr>
-              <w:t>Calendar Duration</w:t>
+              <w:t>Hours</w:t>
             </w:r>
           </w:p>
         </w:tc>
@@ -6076,40 +4991,40 @@
       <w:tr>
         <w:tc>
           <w:tcPr>
-            <w:tcW w:type="dxa" w:w="2835"/>
-          </w:tcPr>
-          <w:p>
-            <w:r>
-              <w:rPr>
-                <w:sz w:val="20"/>
-              </w:rPr>
-              <w:t>Full-time (1 developer)</w:t>
-            </w:r>
-          </w:p>
-        </w:tc>
-        <w:tc>
-          <w:tcPr>
-            <w:tcW w:type="dxa" w:w="2268"/>
-          </w:tcPr>
-          <w:p>
-            <w:r>
-              <w:rPr>
-                <w:sz w:val="20"/>
-              </w:rPr>
-              <w:t>8 hours/day</w:t>
-            </w:r>
-          </w:p>
-        </w:tc>
-        <w:tc>
-          <w:tcPr>
-            <w:tcW w:type="dxa" w:w="3969"/>
-          </w:tcPr>
-          <w:p>
-            <w:r>
-              <w:rPr>
-                <w:sz w:val="20"/>
-              </w:rPr>
-              <w:t>13.8 working days (~2.8 weeks)</w:t>
+            <w:tcW w:type="dxa" w:w="2880"/>
+          </w:tcPr>
+          <w:p>
+            <w:r>
+              <w:rPr>
+                <w:sz w:val="20"/>
+              </w:rPr>
+              <w:t>Development (Days 1–5)</w:t>
+            </w:r>
+          </w:p>
+        </w:tc>
+        <w:tc>
+          <w:tcPr>
+            <w:tcW w:type="dxa" w:w="2880"/>
+          </w:tcPr>
+          <w:p>
+            <w:r>
+              <w:rPr>
+                <w:sz w:val="20"/>
+              </w:rPr>
+              <w:t>5</w:t>
+            </w:r>
+          </w:p>
+        </w:tc>
+        <w:tc>
+          <w:tcPr>
+            <w:tcW w:type="dxa" w:w="2880"/>
+          </w:tcPr>
+          <w:p>
+            <w:r>
+              <w:rPr>
+                <w:sz w:val="20"/>
+              </w:rPr>
+              <w:t>40</w:t>
             </w:r>
           </w:p>
         </w:tc>
@@ -6117,7 +5032,7 @@
       <w:tr>
         <w:tc>
           <w:tcPr>
-            <w:tcW w:type="dxa" w:w="2835"/>
+            <w:tcW w:type="dxa" w:w="2880"/>
             <w:shd w:fill="F2F2F2" w:val="clear"/>
           </w:tcPr>
           <w:p>
@@ -6125,13 +5040,13 @@
               <w:rPr>
                 <w:sz w:val="20"/>
               </w:rPr>
-              <w:t>Half-time (1 developer)</w:t>
-            </w:r>
-          </w:p>
-        </w:tc>
-        <w:tc>
-          <w:tcPr>
-            <w:tcW w:type="dxa" w:w="2268"/>
+              <w:t>Testing &amp; QA (Day 6)</w:t>
+            </w:r>
+          </w:p>
+        </w:tc>
+        <w:tc>
+          <w:tcPr>
+            <w:tcW w:type="dxa" w:w="2880"/>
             <w:shd w:fill="F2F2F2" w:val="clear"/>
           </w:tcPr>
           <w:p>
@@ -6139,13 +5054,13 @@
               <w:rPr>
                 <w:sz w:val="20"/>
               </w:rPr>
-              <w:t>4 hours/day</w:t>
-            </w:r>
-          </w:p>
-        </w:tc>
-        <w:tc>
-          <w:tcPr>
-            <w:tcW w:type="dxa" w:w="3969"/>
+              <w:t>1</w:t>
+            </w:r>
+          </w:p>
+        </w:tc>
+        <w:tc>
+          <w:tcPr>
+            <w:tcW w:type="dxa" w:w="2880"/>
             <w:shd w:fill="F2F2F2" w:val="clear"/>
           </w:tcPr>
           <w:p>
@@ -6153,7 +5068,7 @@
               <w:rPr>
                 <w:sz w:val="20"/>
               </w:rPr>
-              <w:t>27.6 working days (~5.5 weeks)</w:t>
+              <w:t>8</w:t>
             </w:r>
           </w:p>
         </w:tc>
@@ -6161,40 +5076,40 @@
       <w:tr>
         <w:tc>
           <w:tcPr>
-            <w:tcW w:type="dxa" w:w="2835"/>
-          </w:tcPr>
-          <w:p>
-            <w:r>
-              <w:rPr>
-                <w:sz w:val="20"/>
-              </w:rPr>
-              <w:t>Two developers (parallel)</w:t>
-            </w:r>
-          </w:p>
-        </w:tc>
-        <w:tc>
-          <w:tcPr>
-            <w:tcW w:type="dxa" w:w="2268"/>
-          </w:tcPr>
-          <w:p>
-            <w:r>
-              <w:rPr>
-                <w:sz w:val="20"/>
-              </w:rPr>
-              <w:t>16 hours/day combined</w:t>
-            </w:r>
-          </w:p>
-        </w:tc>
-        <w:tc>
-          <w:tcPr>
-            <w:tcW w:type="dxa" w:w="3969"/>
-          </w:tcPr>
-          <w:p>
-            <w:r>
-              <w:rPr>
-                <w:sz w:val="20"/>
-              </w:rPr>
-              <w:t>6.9 working days (~1.4 weeks)</w:t>
+            <w:tcW w:type="dxa" w:w="2880"/>
+          </w:tcPr>
+          <w:p>
+            <w:r>
+              <w:rPr>
+                <w:sz w:val="20"/>
+              </w:rPr>
+              <w:t>Total</w:t>
+            </w:r>
+          </w:p>
+        </w:tc>
+        <w:tc>
+          <w:tcPr>
+            <w:tcW w:type="dxa" w:w="2880"/>
+          </w:tcPr>
+          <w:p>
+            <w:r>
+              <w:rPr>
+                <w:sz w:val="20"/>
+              </w:rPr>
+              <w:t>6</w:t>
+            </w:r>
+          </w:p>
+        </w:tc>
+        <w:tc>
+          <w:tcPr>
+            <w:tcW w:type="dxa" w:w="2880"/>
+          </w:tcPr>
+          <w:p>
+            <w:r>
+              <w:rPr>
+                <w:sz w:val="20"/>
+              </w:rPr>
+              <w:t>48</w:t>
             </w:r>
           </w:p>
         </w:tc>
@@ -6210,16 +5125,7 @@
         <w:pStyle w:val="Heading1"/>
       </w:pPr>
       <w:r>
-        <w:t>8. Assumptions &amp; Dependencies</w:t>
-      </w:r>
-    </w:p>
-    <w:p>
-      <w:r>
-        <w:rPr>
-          <w:b w:val="0"/>
-          <w:i w:val="0"/>
-        </w:rPr>
-        <w:t>The following assumptions underpin these estimates:</w:t>
+        <w:t>8. Assumptions for 6-Day Delivery</w:t>
       </w:r>
     </w:p>
     <w:p>
@@ -6227,7 +5133,7 @@
         <w:pStyle w:val="ListBullet"/>
       </w:pPr>
       <w:r>
-        <w:t>Müller project codebase/patterns are accessible and largely reusable.</w:t>
+        <w:t>Müller project code/patterns are directly reusable — no greenfield architecture.</w:t>
       </w:r>
     </w:p>
     <w:p>
@@ -6235,7 +5141,7 @@
         <w:pStyle w:val="ListBullet"/>
       </w:pPr>
       <w:r>
-        <w:t>ACF Pro and FacetWP licenses are available in DEV environment.</w:t>
+        <w:t>ACF Pro and FacetWP are already installed and licensed in DEV.</w:t>
       </w:r>
     </w:p>
     <w:p>
@@ -6243,7 +5149,7 @@
         <w:pStyle w:val="ListBullet"/>
       </w:pPr>
       <w:r>
-        <w:t>Filter definitions from Schulprofile-filter Excel file are finalized before Phase 2.</w:t>
+        <w:t>Required filters only (Country, Region, City, Interests) — optional filters deferred.</w:t>
       </w:r>
     </w:p>
     <w:p>
@@ -6251,7 +5157,7 @@
         <w:pStyle w:val="ListBullet"/>
       </w:pPr>
       <w:r>
-        <w:t>Optional filters (School Gender, Academies) require client approval before development.</w:t>
+        <w:t>NZ pilot limited to ~10 core schools at launch; remaining schools added by EXP post-handover.</w:t>
       </w:r>
     </w:p>
     <w:p>
@@ -6259,7 +5165,7 @@
         <w:pStyle w:val="ListBullet"/>
       </w:pPr>
       <w:r>
-        <w:t>NZ pilot covers approximately 15–20 school profiles for content migration.</w:t>
+        <w:t>Filter definitions from Excel file are finalized before Day 1.</w:t>
       </w:r>
     </w:p>
     <w:p>
@@ -6267,7 +5173,7 @@
         <w:pStyle w:val="ListBullet"/>
       </w:pPr>
       <w:r>
-        <w:t>Existing country page templates can accept CTA buttons without structural changes.</w:t>
+        <w:t>School profile reference layout is approved — no design iteration during build.</w:t>
       </w:r>
     </w:p>
     <w:p>
@@ -6275,7 +5181,7 @@
         <w:pStyle w:val="ListBullet"/>
       </w:pPr>
       <w:r>
-        <w:t>School profile reference layout (experiment-ev.de) is the approved design target.</w:t>
+        <w:t>Country page accepts CTA buttons without structural theme changes.</w:t>
       </w:r>
     </w:p>
     <w:p>
@@ -6283,7 +5189,7 @@
         <w:pStyle w:val="ListBullet"/>
       </w:pPr>
       <w:r>
-        <w:t>No major theme overhaul is required — work is additive to existing theme.</w:t>
+        <w:t>Client content (school data) is provided before Day 5.</w:t>
       </w:r>
     </w:p>
     <w:p>
@@ -6291,7 +5197,7 @@
         <w:pStyle w:val="ListBullet"/>
       </w:pPr>
       <w:r>
-        <w:t>Client provides school content/data for NZ migration in a timely manner.</w:t>
+        <w:t>One experienced WordPress developer, full-time, no context switching.</w:t>
       </w:r>
     </w:p>
     <w:p>
@@ -6299,7 +5205,7 @@
         <w:pStyle w:val="ListBullet"/>
       </w:pPr>
       <w:r>
-        <w:t>Single developer with WordPress, ACF, and FacetWP experience.</w:t>
+        <w:t>No scope changes during the 6-day window.</w:t>
       </w:r>
     </w:p>
     <w:p>
@@ -6307,7 +5213,7 @@
         <w:pStyle w:val="Heading2"/>
       </w:pPr>
       <w:r>
-        <w:t>8.1 Out of Scope</w:t>
+        <w:t>8.1 Deferred to Post-Launch (if needed)</w:t>
       </w:r>
     </w:p>
     <w:p>
@@ -6315,7 +5221,7 @@
         <w:pStyle w:val="ListBullet"/>
       </w:pPr>
       <w:r>
-        <w:t>Production deployment (included: DEV and Staging only)</w:t>
+        <w:t>Optional filters (Language Offering, School Type, School Gender, Academies)</w:t>
       </w:r>
     </w:p>
     <w:p>
@@ -6323,7 +5229,7 @@
         <w:pStyle w:val="ListBullet"/>
       </w:pPr>
       <w:r>
-        <w:t>Content migration for countries beyond New Zealand</w:t>
+        <w:t>Remaining NZ schools beyond the initial ~10</w:t>
       </w:r>
     </w:p>
     <w:p>
@@ -6331,7 +5237,7 @@
         <w:pStyle w:val="ListBullet"/>
       </w:pPr>
       <w:r>
-        <w:t>SEO migration strategy for existing PDF URLs (can be scoped separately)</w:t>
+        <w:t>Production deployment (DEV delivery within 6 days)</w:t>
       </w:r>
     </w:p>
     <w:p>
@@ -6339,7 +5245,7 @@
         <w:pStyle w:val="ListBullet"/>
       </w:pPr>
       <w:r>
-        <w:t>Custom plugin development beyond theme-level integration</w:t>
+        <w:t>SEO/redirect strategy for old PDF URLs</w:t>
       </w:r>
     </w:p>
     <w:p>
@@ -6347,15 +5253,7 @@
         <w:pStyle w:val="ListBullet"/>
       </w:pPr>
       <w:r>
-        <w:t>Multilingual / WPML integration (unless explicitly requested)</w:t>
-      </w:r>
-    </w:p>
-    <w:p>
-      <w:pPr>
-        <w:pStyle w:val="ListBullet"/>
-      </w:pPr>
-      <w:r>
-        <w:t>Performance optimization beyond standard FacetWP caching</w:t>
+        <w:t>Multilingual / WPML integration</w:t>
       </w:r>
     </w:p>
     <w:p>
@@ -6374,15 +5272,14 @@
         <w:tblLook w:firstColumn="1" w:firstRow="1" w:lastColumn="0" w:lastRow="0" w:noHBand="0" w:noVBand="1" w:val="04A0"/>
       </w:tblPr>
       <w:tblGrid>
-        <w:gridCol w:w="2160"/>
-        <w:gridCol w:w="2160"/>
-        <w:gridCol w:w="2160"/>
-        <w:gridCol w:w="2160"/>
+        <w:gridCol w:w="2880"/>
+        <w:gridCol w:w="2880"/>
+        <w:gridCol w:w="2880"/>
       </w:tblGrid>
       <w:tr>
         <w:tc>
           <w:tcPr>
-            <w:tcW w:type="dxa" w:w="2835"/>
+            <w:tcW w:type="dxa" w:w="2880"/>
             <w:shd w:fill="1F4E79" w:val="clear"/>
           </w:tcPr>
           <w:p>
@@ -6398,7 +5295,7 @@
         </w:tc>
         <w:tc>
           <w:tcPr>
-            <w:tcW w:type="dxa" w:w="1134"/>
+            <w:tcW w:type="dxa" w:w="2880"/>
             <w:shd w:fill="1F4E79" w:val="clear"/>
           </w:tcPr>
           <w:p>
@@ -6414,7 +5311,7 @@
         </w:tc>
         <w:tc>
           <w:tcPr>
-            <w:tcW w:type="dxa" w:w="1417"/>
+            <w:tcW w:type="dxa" w:w="2880"/>
             <w:shd w:fill="1F4E79" w:val="clear"/>
           </w:tcPr>
           <w:p>
@@ -6424,22 +5321,6 @@
                 <w:color w:val="FFFFFF"/>
                 <w:sz w:val="20"/>
               </w:rPr>
-              <w:t>Likelihood</w:t>
-            </w:r>
-          </w:p>
-        </w:tc>
-        <w:tc>
-          <w:tcPr>
-            <w:tcW w:type="dxa" w:w="3685"/>
-            <w:shd w:fill="1F4E79" w:val="clear"/>
-          </w:tcPr>
-          <w:p>
-            <w:r>
-              <w:rPr>
-                <w:b/>
-                <w:color w:val="FFFFFF"/>
-                <w:sz w:val="20"/>
-              </w:rPr>
               <w:t>Mitigation</w:t>
             </w:r>
           </w:p>
@@ -6448,53 +5329,40 @@
       <w:tr>
         <w:tc>
           <w:tcPr>
-            <w:tcW w:type="dxa" w:w="2835"/>
-          </w:tcPr>
-          <w:p>
-            <w:r>
-              <w:rPr>
-                <w:sz w:val="20"/>
-              </w:rPr>
-              <w:t>Filter list changes after development starts</w:t>
-            </w:r>
-          </w:p>
-        </w:tc>
-        <w:tc>
-          <w:tcPr>
-            <w:tcW w:type="dxa" w:w="1134"/>
-          </w:tcPr>
-          <w:p>
-            <w:r>
-              <w:rPr>
-                <w:sz w:val="20"/>
-              </w:rPr>
-              <w:t>Medium</w:t>
-            </w:r>
-          </w:p>
-        </w:tc>
-        <w:tc>
-          <w:tcPr>
-            <w:tcW w:type="dxa" w:w="1417"/>
-          </w:tcPr>
-          <w:p>
-            <w:r>
-              <w:rPr>
-                <w:sz w:val="20"/>
-              </w:rPr>
-              <w:t>Medium</w:t>
-            </w:r>
-          </w:p>
-        </w:tc>
-        <w:tc>
-          <w:tcPr>
-            <w:tcW w:type="dxa" w:w="3685"/>
-          </w:tcPr>
-          <w:p>
-            <w:r>
-              <w:rPr>
-                <w:sz w:val="20"/>
-              </w:rPr>
-              <w:t>Lock filter taxonomy list in Phase 1 sign-off</w:t>
+            <w:tcW w:type="dxa" w:w="2880"/>
+          </w:tcPr>
+          <w:p>
+            <w:r>
+              <w:rPr>
+                <w:sz w:val="20"/>
+              </w:rPr>
+              <w:t>Scope creep during 6-day window</w:t>
+            </w:r>
+          </w:p>
+        </w:tc>
+        <w:tc>
+          <w:tcPr>
+            <w:tcW w:type="dxa" w:w="2880"/>
+          </w:tcPr>
+          <w:p>
+            <w:r>
+              <w:rPr>
+                <w:sz w:val="20"/>
+              </w:rPr>
+              <w:t>High</w:t>
+            </w:r>
+          </w:p>
+        </w:tc>
+        <w:tc>
+          <w:tcPr>
+            <w:tcW w:type="dxa" w:w="2880"/>
+          </w:tcPr>
+          <w:p>
+            <w:r>
+              <w:rPr>
+                <w:sz w:val="20"/>
+              </w:rPr>
+              <w:t>Lock scope on Day 1; defer extras to Phase 2</w:t>
             </w:r>
           </w:p>
         </w:tc>
@@ -6502,7 +5370,7 @@
       <w:tr>
         <w:tc>
           <w:tcPr>
-            <w:tcW w:type="dxa" w:w="2835"/>
+            <w:tcW w:type="dxa" w:w="2880"/>
             <w:shd w:fill="F2F2F2" w:val="clear"/>
           </w:tcPr>
           <w:p>
@@ -6510,13 +5378,13 @@
               <w:rPr>
                 <w:sz w:val="20"/>
               </w:rPr>
-              <w:t>More schools than estimated for NZ migration</w:t>
-            </w:r>
-          </w:p>
-        </w:tc>
-        <w:tc>
-          <w:tcPr>
-            <w:tcW w:type="dxa" w:w="1134"/>
+              <w:t>Müller code not fully reusable</w:t>
+            </w:r>
+          </w:p>
+        </w:tc>
+        <w:tc>
+          <w:tcPr>
+            <w:tcW w:type="dxa" w:w="2880"/>
             <w:shd w:fill="F2F2F2" w:val="clear"/>
           </w:tcPr>
           <w:p>
@@ -6524,13 +5392,13 @@
               <w:rPr>
                 <w:sz w:val="20"/>
               </w:rPr>
-              <w:t>Low</w:t>
-            </w:r>
-          </w:p>
-        </w:tc>
-        <w:tc>
-          <w:tcPr>
-            <w:tcW w:type="dxa" w:w="1417"/>
+              <w:t>High</w:t>
+            </w:r>
+          </w:p>
+        </w:tc>
+        <w:tc>
+          <w:tcPr>
+            <w:tcW w:type="dxa" w:w="2880"/>
             <w:shd w:fill="F2F2F2" w:val="clear"/>
           </w:tcPr>
           <w:p>
@@ -6538,21 +5406,7 @@
               <w:rPr>
                 <w:sz w:val="20"/>
               </w:rPr>
-              <w:t>Medium</w:t>
-            </w:r>
-          </w:p>
-        </w:tc>
-        <w:tc>
-          <w:tcPr>
-            <w:tcW w:type="dxa" w:w="3685"/>
-            <w:shd w:fill="F2F2F2" w:val="clear"/>
-          </w:tcPr>
-          <w:p>
-            <w:r>
-              <w:rPr>
-                <w:sz w:val="20"/>
-              </w:rPr>
-              <w:t>Budget 0.5h per additional school</w:t>
+              <w:t>Audit reuse on Day 1 morning; adjust Day 2–3 if needed</w:t>
             </w:r>
           </w:p>
         </w:tc>
@@ -6560,53 +5414,40 @@
       <w:tr>
         <w:tc>
           <w:tcPr>
-            <w:tcW w:type="dxa" w:w="2835"/>
-          </w:tcPr>
-          <w:p>
-            <w:r>
-              <w:rPr>
-                <w:sz w:val="20"/>
-              </w:rPr>
-              <w:t>FacetWP conflicts with existing theme/plugins</w:t>
-            </w:r>
-          </w:p>
-        </w:tc>
-        <w:tc>
-          <w:tcPr>
-            <w:tcW w:type="dxa" w:w="1134"/>
-          </w:tcPr>
-          <w:p>
-            <w:r>
-              <w:rPr>
-                <w:sz w:val="20"/>
-              </w:rPr>
-              <w:t>High</w:t>
-            </w:r>
-          </w:p>
-        </w:tc>
-        <w:tc>
-          <w:tcPr>
-            <w:tcW w:type="dxa" w:w="1417"/>
-          </w:tcPr>
-          <w:p>
-            <w:r>
-              <w:rPr>
-                <w:sz w:val="20"/>
-              </w:rPr>
-              <w:t>Low</w:t>
-            </w:r>
-          </w:p>
-        </w:tc>
-        <w:tc>
-          <w:tcPr>
-            <w:tcW w:type="dxa" w:w="3685"/>
-          </w:tcPr>
-          <w:p>
-            <w:r>
-              <w:rPr>
-                <w:sz w:val="20"/>
-              </w:rPr>
-              <w:t>Early integration test in Phase 1</w:t>
+            <w:tcW w:type="dxa" w:w="2880"/>
+          </w:tcPr>
+          <w:p>
+            <w:r>
+              <w:rPr>
+                <w:sz w:val="20"/>
+              </w:rPr>
+              <w:t>Client content not ready by Day 5</w:t>
+            </w:r>
+          </w:p>
+        </w:tc>
+        <w:tc>
+          <w:tcPr>
+            <w:tcW w:type="dxa" w:w="2880"/>
+          </w:tcPr>
+          <w:p>
+            <w:r>
+              <w:rPr>
+                <w:sz w:val="20"/>
+              </w:rPr>
+              <w:t>Medium</w:t>
+            </w:r>
+          </w:p>
+        </w:tc>
+        <w:tc>
+          <w:tcPr>
+            <w:tcW w:type="dxa" w:w="2880"/>
+          </w:tcPr>
+          <w:p>
+            <w:r>
+              <w:rPr>
+                <w:sz w:val="20"/>
+              </w:rPr>
+              <w:t>Use placeholder content; EXP completes post-handover</w:t>
             </w:r>
           </w:p>
         </w:tc>
@@ -6614,7 +5455,7 @@
       <w:tr>
         <w:tc>
           <w:tcPr>
-            <w:tcW w:type="dxa" w:w="2835"/>
+            <w:tcW w:type="dxa" w:w="2880"/>
             <w:shd w:fill="F2F2F2" w:val="clear"/>
           </w:tcPr>
           <w:p>
@@ -6622,13 +5463,13 @@
               <w:rPr>
                 <w:sz w:val="20"/>
               </w:rPr>
-              <w:t>Client approval delays on optional filters</w:t>
-            </w:r>
-          </w:p>
-        </w:tc>
-        <w:tc>
-          <w:tcPr>
-            <w:tcW w:type="dxa" w:w="1134"/>
+              <w:t>FacetWP theme conflicts</w:t>
+            </w:r>
+          </w:p>
+        </w:tc>
+        <w:tc>
+          <w:tcPr>
+            <w:tcW w:type="dxa" w:w="2880"/>
             <w:shd w:fill="F2F2F2" w:val="clear"/>
           </w:tcPr>
           <w:p>
@@ -6642,7 +5483,7 @@
         </w:tc>
         <w:tc>
           <w:tcPr>
-            <w:tcW w:type="dxa" w:w="1417"/>
+            <w:tcW w:type="dxa" w:w="2880"/>
             <w:shd w:fill="F2F2F2" w:val="clear"/>
           </w:tcPr>
           <w:p>
@@ -6650,21 +5491,7 @@
               <w:rPr>
                 <w:sz w:val="20"/>
               </w:rPr>
-              <w:t>Medium</w:t>
-            </w:r>
-          </w:p>
-        </w:tc>
-        <w:tc>
-          <w:tcPr>
-            <w:tcW w:type="dxa" w:w="3685"/>
-            <w:shd w:fill="F2F2F2" w:val="clear"/>
-          </w:tcPr>
-          <w:p>
-            <w:r>
-              <w:rPr>
-                <w:sz w:val="20"/>
-              </w:rPr>
-              <w:t>Develop required filters first; add optional later</w:t>
+              <w:t>Test integration early on Day 4 morning</w:t>
             </w:r>
           </w:p>
         </w:tc>
@@ -6672,33 +5499,20 @@
       <w:tr>
         <w:tc>
           <w:tcPr>
-            <w:tcW w:type="dxa" w:w="2835"/>
-          </w:tcPr>
-          <w:p>
-            <w:r>
-              <w:rPr>
-                <w:sz w:val="20"/>
-              </w:rPr>
-              <w:t>PDF field mapping reveals unexpected complexity</w:t>
-            </w:r>
-          </w:p>
-        </w:tc>
-        <w:tc>
-          <w:tcPr>
-            <w:tcW w:type="dxa" w:w="1134"/>
-          </w:tcPr>
-          <w:p>
-            <w:r>
-              <w:rPr>
-                <w:sz w:val="20"/>
-              </w:rPr>
-              <w:t>Medium</w:t>
-            </w:r>
-          </w:p>
-        </w:tc>
-        <w:tc>
-          <w:tcPr>
-            <w:tcW w:type="dxa" w:w="1417"/>
+            <w:tcW w:type="dxa" w:w="2880"/>
+          </w:tcPr>
+          <w:p>
+            <w:r>
+              <w:rPr>
+                <w:sz w:val="20"/>
+              </w:rPr>
+              <w:t>More than 10 NZ schools required at launch</w:t>
+            </w:r>
+          </w:p>
+        </w:tc>
+        <w:tc>
+          <w:tcPr>
+            <w:tcW w:type="dxa" w:w="2880"/>
           </w:tcPr>
           <w:p>
             <w:r>
@@ -6711,72 +5525,14 @@
         </w:tc>
         <w:tc>
           <w:tcPr>
-            <w:tcW w:type="dxa" w:w="3685"/>
-          </w:tcPr>
-          <w:p>
-            <w:r>
-              <w:rPr>
-                <w:sz w:val="20"/>
-              </w:rPr>
-              <w:t>Complete field mapping in Phase 1 before ACF build</w:t>
-            </w:r>
-          </w:p>
-        </w:tc>
-      </w:tr>
-      <w:tr>
-        <w:tc>
-          <w:tcPr>
-            <w:tcW w:type="dxa" w:w="2835"/>
-            <w:shd w:fill="F2F2F2" w:val="clear"/>
-          </w:tcPr>
-          <w:p>
-            <w:r>
-              <w:rPr>
-                <w:sz w:val="20"/>
-              </w:rPr>
-              <w:t>URL preselection edge cases</w:t>
-            </w:r>
-          </w:p>
-        </w:tc>
-        <w:tc>
-          <w:tcPr>
-            <w:tcW w:type="dxa" w:w="1134"/>
-            <w:shd w:fill="F2F2F2" w:val="clear"/>
-          </w:tcPr>
-          <w:p>
-            <w:r>
-              <w:rPr>
-                <w:sz w:val="20"/>
-              </w:rPr>
-              <w:t>Low</w:t>
-            </w:r>
-          </w:p>
-        </w:tc>
-        <w:tc>
-          <w:tcPr>
-            <w:tcW w:type="dxa" w:w="1417"/>
-            <w:shd w:fill="F2F2F2" w:val="clear"/>
-          </w:tcPr>
-          <w:p>
-            <w:r>
-              <w:rPr>
-                <w:sz w:val="20"/>
-              </w:rPr>
-              <w:t>Medium</w:t>
-            </w:r>
-          </w:p>
-        </w:tc>
-        <w:tc>
-          <w:tcPr>
-            <w:tcW w:type="dxa" w:w="3685"/>
-            <w:shd w:fill="F2F2F2" w:val="clear"/>
-          </w:tcPr>
-          <w:p>
-            <w:r>
-              <w:rPr>
-                <w:sz w:val="20"/>
-              </w:rPr>
-              <w:t>Dedicated testing in Phase 5 and Phase 8</w:t>
+            <w:tcW w:type="dxa" w:w="2880"/>
+          </w:tcPr>
+          <w:p>
+            <w:r>
+              <w:rPr>
+                <w:sz w:val="20"/>
+              </w:rPr>
+              <w:t>Budget 0.5h per extra school or defer</w:t>
             </w:r>
           </w:p>
         </w:tc>
@@ -6817,7 +5573,7 @@
         <w:rPr>
           <w:b/>
         </w:rPr>
-        <w:t xml:space="preserve">Current PDF Example (USA Choice): </w:t>
+        <w:t xml:space="preserve">Current PDF Example: </w:t>
       </w:r>
       <w:r>
         <w:t>experiment-ev.de/wp-content/uploads/2025...</w:t>
@@ -6831,7 +5587,7 @@
         <w:rPr>
           <w:b/>
         </w:rPr>
-        <w:t xml:space="preserve">Reference Implementation (Müller/Kulturwerke): </w:t>
+        <w:t xml:space="preserve">Reference Implementation: </w:t>
       </w:r>
       <w:r>
         <w:t>Kulturwerke Deutschland — Kanada Öffentlich Schulwahl</w:t>
@@ -6859,7 +5615,7 @@
         <w:rPr>
           <w:b/>
         </w:rPr>
-        <w:t xml:space="preserve">School Profile Layout Reference: </w:t>
+        <w:t xml:space="preserve">School Profile Layout: </w:t>
       </w:r>
       <w:r>
         <w:t>experiment-ev.de/schueleraustausch/schul...</w:t>
